--- a/Entregables/Formato 1 Planificación de prácticas preprofesionales del estudiante.docx
+++ b/Entregables/Formato 1 Planificación de prácticas preprofesionales del estudiante.docx
@@ -349,7 +349,7 @@
           <w:lang w:val="es-EC"/>
         </w:rPr>
         <w:pict w14:anchorId="07CB3F8B">
-          <v:shape id="_x0000_s2066" type="#_x0000_t202" style="position:absolute;margin-left:33.95pt;margin-top:2.6pt;width:18.65pt;height:21.55pt;z-index:251698176" filled="f" stroked="f">
+          <v:shape id="_x0000_s2066" type="#_x0000_t202" style="position:absolute;margin-left:34.45pt;margin-top:2.3pt;width:18.65pt;height:21.55pt;z-index:251698176" filled="f" stroked="f">
             <v:textbox>
               <w:txbxContent>
                 <w:p>
@@ -777,7 +777,25 @@
           <w:szCs w:val="18"/>
           <w:lang w:val="pt-PT"/>
         </w:rPr>
-        <w:t>Pregrado S-I ABR 26 – AGO 26</w:t>
+        <w:t>P</w:t>
+      </w:r>
+      <w:r>
+        <w:rPr>
+          <w:rFonts w:ascii="Times New Roman" w:hAnsi="Times New Roman"/>
+          <w:sz w:val="18"/>
+          <w:szCs w:val="18"/>
+          <w:lang w:val="pt-PT"/>
+        </w:rPr>
+        <w:t>AO 202650</w:t>
+      </w:r>
+      <w:r>
+        <w:rPr>
+          <w:rFonts w:ascii="Times New Roman" w:hAnsi="Times New Roman"/>
+          <w:sz w:val="18"/>
+          <w:szCs w:val="18"/>
+          <w:lang w:val="pt-PT"/>
+        </w:rPr>
+        <w:t xml:space="preserve"> S-I ABR 26 – AGO 26</w:t>
       </w:r>
     </w:p>
     <w:p>
@@ -903,25 +921,14 @@
         </w:rPr>
         <w:t xml:space="preserve"> </w:t>
       </w:r>
-      <w:proofErr w:type="spellStart"/>
-      <w:r>
-        <w:rPr>
-          <w:rFonts w:ascii="Times New Roman" w:hAnsi="Times New Roman"/>
-          <w:sz w:val="18"/>
-          <w:szCs w:val="18"/>
-          <w:lang w:val="es-EC"/>
-        </w:rPr>
-        <w:t>SmartPC</w:t>
-      </w:r>
-      <w:proofErr w:type="spellEnd"/>
-      <w:r>
-        <w:rPr>
-          <w:rFonts w:ascii="Times New Roman" w:hAnsi="Times New Roman"/>
-          <w:sz w:val="18"/>
-          <w:szCs w:val="18"/>
-          <w:lang w:val="es-EC"/>
-        </w:rPr>
-        <w:t xml:space="preserve"> Ecuador</w:t>
+      <w:r>
+        <w:rPr>
+          <w:rFonts w:ascii="Times New Roman" w:hAnsi="Times New Roman"/>
+          <w:sz w:val="18"/>
+          <w:szCs w:val="18"/>
+          <w:lang w:val="es-EC"/>
+        </w:rPr>
+        <w:t>SMARTPC ECUADOR SAS</w:t>
       </w:r>
     </w:p>
     <w:p>
@@ -961,11 +968,45 @@
         <w:rPr>
           <w:rFonts w:ascii="Times New Roman" w:hAnsi="Times New Roman"/>
           <w:i/>
+          <w:iCs/>
           <w:sz w:val="18"/>
           <w:szCs w:val="18"/>
           <w:lang w:val="es-ES"/>
         </w:rPr>
-        <w:t>Desarrollador de software, Páginas web, Soporte Técnico a domicilio, piezas y partes de pc.</w:t>
+        <w:t>D</w:t>
+      </w:r>
+      <w:r>
+        <w:rPr>
+          <w:rFonts w:ascii="Times New Roman" w:hAnsi="Times New Roman"/>
+          <w:i/>
+          <w:iCs/>
+          <w:sz w:val="18"/>
+          <w:szCs w:val="18"/>
+          <w:lang w:val="es-ES"/>
+        </w:rPr>
+        <w:t>esarrollo</w:t>
+      </w:r>
+      <w:r>
+        <w:rPr>
+          <w:rFonts w:ascii="Times New Roman" w:hAnsi="Times New Roman"/>
+          <w:i/>
+          <w:iCs/>
+          <w:sz w:val="18"/>
+          <w:szCs w:val="18"/>
+          <w:lang w:val="es-ES"/>
+        </w:rPr>
+        <w:t xml:space="preserve"> </w:t>
+      </w:r>
+      <w:r>
+        <w:rPr>
+          <w:rFonts w:ascii="Times New Roman" w:hAnsi="Times New Roman"/>
+          <w:i/>
+          <w:iCs/>
+          <w:sz w:val="18"/>
+          <w:szCs w:val="18"/>
+          <w:lang w:val="es-ES"/>
+        </w:rPr>
+        <w:t>de software y prestación de servicios tecnológicos.</w:t>
       </w:r>
     </w:p>
     <w:p>
@@ -975,15 +1016,17 @@
         <w:ind w:left="426"/>
         <w:rPr>
           <w:rFonts w:ascii="Times New Roman" w:hAnsi="Times New Roman"/>
-          <w:sz w:val="18"/>
-          <w:szCs w:val="18"/>
-          <w:lang w:val="es-EC"/>
-        </w:rPr>
-      </w:pPr>
-      <w:r>
-        <w:rPr>
-          <w:rFonts w:ascii="Times New Roman" w:hAnsi="Times New Roman"/>
           <w:i/>
+          <w:iCs/>
+          <w:sz w:val="18"/>
+          <w:szCs w:val="18"/>
+          <w:lang w:val="es-ES"/>
+        </w:rPr>
+      </w:pPr>
+      <w:r>
+        <w:rPr>
+          <w:rFonts w:ascii="Times New Roman" w:hAnsi="Times New Roman"/>
+          <w:i/>
           <w:sz w:val="18"/>
           <w:szCs w:val="18"/>
           <w:lang w:val="es-EC"/>
@@ -1002,11 +1045,123 @@
       <w:r>
         <w:rPr>
           <w:rFonts w:ascii="Times New Roman" w:hAnsi="Times New Roman"/>
-          <w:sz w:val="18"/>
-          <w:szCs w:val="18"/>
-          <w:lang w:val="es-EC"/>
-        </w:rPr>
-        <w:t>AV. 10 de agosto y Gral Vicente Aguirre</w:t>
+          <w:i/>
+          <w:iCs/>
+          <w:sz w:val="18"/>
+          <w:szCs w:val="18"/>
+          <w:lang w:val="es-ES"/>
+        </w:rPr>
+        <w:t>Barrio Nuevo, C</w:t>
+      </w:r>
+      <w:r>
+        <w:rPr>
+          <w:rFonts w:ascii="Times New Roman" w:hAnsi="Times New Roman"/>
+          <w:i/>
+          <w:iCs/>
+          <w:sz w:val="18"/>
+          <w:szCs w:val="18"/>
+          <w:lang w:val="es-ES"/>
+        </w:rPr>
+        <w:t>alle</w:t>
+      </w:r>
+      <w:r>
+        <w:rPr>
+          <w:rFonts w:ascii="Times New Roman" w:hAnsi="Times New Roman"/>
+          <w:i/>
+          <w:iCs/>
+          <w:sz w:val="18"/>
+          <w:szCs w:val="18"/>
+          <w:lang w:val="es-ES"/>
+        </w:rPr>
+        <w:t xml:space="preserve"> </w:t>
+      </w:r>
+      <w:r>
+        <w:rPr>
+          <w:rFonts w:ascii="Times New Roman" w:hAnsi="Times New Roman"/>
+          <w:i/>
+          <w:iCs/>
+          <w:sz w:val="18"/>
+          <w:szCs w:val="18"/>
+          <w:lang w:val="es-ES"/>
+        </w:rPr>
+        <w:t>los</w:t>
+      </w:r>
+      <w:r>
+        <w:rPr>
+          <w:rFonts w:ascii="Times New Roman" w:hAnsi="Times New Roman"/>
+          <w:i/>
+          <w:iCs/>
+          <w:sz w:val="18"/>
+          <w:szCs w:val="18"/>
+          <w:lang w:val="es-ES"/>
+        </w:rPr>
+        <w:t xml:space="preserve"> </w:t>
+      </w:r>
+      <w:r>
+        <w:rPr>
+          <w:rFonts w:ascii="Times New Roman" w:hAnsi="Times New Roman"/>
+          <w:i/>
+          <w:iCs/>
+          <w:sz w:val="18"/>
+          <w:szCs w:val="18"/>
+          <w:lang w:val="es-ES"/>
+        </w:rPr>
+        <w:t>encuentros</w:t>
+      </w:r>
+      <w:r>
+        <w:rPr>
+          <w:rFonts w:ascii="Times New Roman" w:hAnsi="Times New Roman"/>
+          <w:i/>
+          <w:iCs/>
+          <w:sz w:val="18"/>
+          <w:szCs w:val="18"/>
+          <w:lang w:val="es-ES"/>
+        </w:rPr>
+        <w:t xml:space="preserve"> </w:t>
+      </w:r>
+      <w:r>
+        <w:rPr>
+          <w:rFonts w:ascii="Times New Roman" w:hAnsi="Times New Roman"/>
+          <w:i/>
+          <w:iCs/>
+          <w:sz w:val="18"/>
+          <w:szCs w:val="18"/>
+          <w:lang w:val="es-ES"/>
+        </w:rPr>
+        <w:t>y</w:t>
+      </w:r>
+      <w:r>
+        <w:rPr>
+          <w:rFonts w:ascii="Times New Roman" w:hAnsi="Times New Roman"/>
+          <w:i/>
+          <w:iCs/>
+          <w:sz w:val="18"/>
+          <w:szCs w:val="18"/>
+          <w:lang w:val="es-ES"/>
+        </w:rPr>
+        <w:t xml:space="preserve"> </w:t>
+      </w:r>
+      <w:r>
+        <w:rPr>
+          <w:rFonts w:ascii="Times New Roman" w:hAnsi="Times New Roman"/>
+          <w:i/>
+          <w:iCs/>
+          <w:sz w:val="18"/>
+          <w:szCs w:val="18"/>
+          <w:lang w:val="es-ES"/>
+        </w:rPr>
+        <w:t>calle</w:t>
+      </w:r>
+      <w:r>
+        <w:rPr>
+          <w:rFonts w:ascii="Times New Roman" w:hAnsi="Times New Roman"/>
+          <w:i/>
+          <w:iCs/>
+          <w:sz w:val="18"/>
+          <w:szCs w:val="18"/>
+          <w:lang w:val="es-ES"/>
+        </w:rPr>
+        <w:t xml:space="preserve"> F, SE14-59</w:t>
       </w:r>
     </w:p>
     <w:p>
@@ -1659,7 +1814,17 @@
           <w:szCs w:val="18"/>
           <w:lang w:val="es-EC"/>
         </w:rPr>
-        <w:t xml:space="preserve"> 240</w:t>
+        <w:t xml:space="preserve"> 2</w:t>
+      </w:r>
+      <w:r>
+        <w:rPr>
+          <w:rFonts w:ascii="Times New Roman" w:hAnsi="Times New Roman"/>
+          <w:i/>
+          <w:sz w:val="18"/>
+          <w:szCs w:val="18"/>
+          <w:lang w:val="es-EC"/>
+        </w:rPr>
+        <w:t>52</w:t>
       </w:r>
     </w:p>
     <w:p>
@@ -1915,21 +2080,6 @@
         </w:rPr>
         <w:t>jaruiz@espe.edu.ec</w:t>
       </w:r>
-    </w:p>
-    <w:p>
-      <w:pPr>
-        <w:pStyle w:val="Textoindependiente"/>
-        <w:spacing w:line="360" w:lineRule="auto"/>
-        <w:ind w:left="360"/>
-        <w:jc w:val="left"/>
-        <w:rPr>
-          <w:rFonts w:ascii="Times New Roman" w:hAnsi="Times New Roman"/>
-          <w:b/>
-          <w:sz w:val="20"/>
-          <w:szCs w:val="20"/>
-          <w:lang w:val="pt-PT"/>
-        </w:rPr>
-      </w:pPr>
     </w:p>
     <w:p>
       <w:pPr>
@@ -2042,54 +2192,60 @@
                     <w:spacing w:after="0" w:line="240" w:lineRule="auto"/>
                     <w:jc w:val="center"/>
                     <w:rPr>
-                      <w:rFonts w:ascii="Arial" w:hAnsi="Arial" w:cs="Arial"/>
-                      <w:b/>
+                      <w:rFonts w:ascii="Times New Roman" w:eastAsia="Times New Roman" w:hAnsi="Times New Roman" w:cs="Times New Roman"/>
+                      <w:i/>
                       <w:sz w:val="18"/>
                       <w:szCs w:val="18"/>
+                      <w:lang w:val="pt-PT"/>
                     </w:rPr>
                   </w:pPr>
                   <w:r>
                     <w:rPr>
-                      <w:rFonts w:ascii="Arial" w:hAnsi="Arial" w:cs="Arial"/>
-                      <w:b/>
+                      <w:rFonts w:ascii="Times New Roman" w:eastAsia="Times New Roman" w:hAnsi="Times New Roman" w:cs="Times New Roman"/>
+                      <w:i/>
                       <w:sz w:val="18"/>
                       <w:szCs w:val="18"/>
+                      <w:lang w:val="pt-PT"/>
                     </w:rPr>
                     <w:t>13</w:t>
                   </w:r>
                   <w:r>
                     <w:rPr>
-                      <w:rFonts w:ascii="Arial" w:hAnsi="Arial" w:cs="Arial"/>
-                      <w:b/>
+                      <w:rFonts w:ascii="Times New Roman" w:eastAsia="Times New Roman" w:hAnsi="Times New Roman" w:cs="Times New Roman"/>
+                      <w:i/>
                       <w:sz w:val="18"/>
                       <w:szCs w:val="18"/>
+                      <w:lang w:val="pt-PT"/>
                     </w:rPr>
                     <w:t xml:space="preserve"> / </w:t>
                   </w:r>
                   <w:r>
                     <w:rPr>
-                      <w:rFonts w:ascii="Arial" w:hAnsi="Arial" w:cs="Arial"/>
-                      <w:b/>
+                      <w:rFonts w:ascii="Times New Roman" w:eastAsia="Times New Roman" w:hAnsi="Times New Roman" w:cs="Times New Roman"/>
+                      <w:i/>
                       <w:sz w:val="18"/>
                       <w:szCs w:val="18"/>
+                      <w:lang w:val="pt-PT"/>
                     </w:rPr>
                     <w:t>04</w:t>
                   </w:r>
                   <w:r>
                     <w:rPr>
-                      <w:rFonts w:ascii="Arial" w:hAnsi="Arial" w:cs="Arial"/>
-                      <w:b/>
+                      <w:rFonts w:ascii="Times New Roman" w:eastAsia="Times New Roman" w:hAnsi="Times New Roman" w:cs="Times New Roman"/>
+                      <w:i/>
                       <w:sz w:val="18"/>
                       <w:szCs w:val="18"/>
+                      <w:lang w:val="pt-PT"/>
                     </w:rPr>
                     <w:t xml:space="preserve"> / </w:t>
                   </w:r>
                   <w:r>
                     <w:rPr>
-                      <w:rFonts w:ascii="Arial" w:hAnsi="Arial" w:cs="Arial"/>
-                      <w:b/>
+                      <w:rFonts w:ascii="Times New Roman" w:eastAsia="Times New Roman" w:hAnsi="Times New Roman" w:cs="Times New Roman"/>
+                      <w:i/>
                       <w:sz w:val="18"/>
                       <w:szCs w:val="18"/>
+                      <w:lang w:val="pt-PT"/>
                     </w:rPr>
                     <w:t>2026</w:t>
                   </w:r>
@@ -2128,54 +2284,60 @@
                     <w:spacing w:after="0" w:line="240" w:lineRule="auto"/>
                     <w:jc w:val="center"/>
                     <w:rPr>
-                      <w:rFonts w:ascii="Arial" w:hAnsi="Arial" w:cs="Arial"/>
-                      <w:b/>
+                      <w:rFonts w:ascii="Times New Roman" w:eastAsia="Times New Roman" w:hAnsi="Times New Roman" w:cs="Times New Roman"/>
+                      <w:i/>
                       <w:sz w:val="18"/>
                       <w:szCs w:val="18"/>
+                      <w:lang w:val="pt-PT"/>
                     </w:rPr>
                   </w:pPr>
                   <w:r>
                     <w:rPr>
-                      <w:rFonts w:ascii="Arial" w:hAnsi="Arial" w:cs="Arial"/>
-                      <w:b/>
+                      <w:rFonts w:ascii="Times New Roman" w:eastAsia="Times New Roman" w:hAnsi="Times New Roman" w:cs="Times New Roman"/>
+                      <w:i/>
                       <w:sz w:val="18"/>
                       <w:szCs w:val="18"/>
+                      <w:lang w:val="pt-PT"/>
                     </w:rPr>
                     <w:t>12</w:t>
                   </w:r>
                   <w:r>
                     <w:rPr>
-                      <w:rFonts w:ascii="Arial" w:hAnsi="Arial" w:cs="Arial"/>
-                      <w:b/>
+                      <w:rFonts w:ascii="Times New Roman" w:eastAsia="Times New Roman" w:hAnsi="Times New Roman" w:cs="Times New Roman"/>
+                      <w:i/>
                       <w:sz w:val="18"/>
                       <w:szCs w:val="18"/>
+                      <w:lang w:val="pt-PT"/>
                     </w:rPr>
                     <w:t xml:space="preserve"> / </w:t>
                   </w:r>
                   <w:r>
                     <w:rPr>
-                      <w:rFonts w:ascii="Arial" w:hAnsi="Arial" w:cs="Arial"/>
-                      <w:b/>
+                      <w:rFonts w:ascii="Times New Roman" w:eastAsia="Times New Roman" w:hAnsi="Times New Roman" w:cs="Times New Roman"/>
+                      <w:i/>
                       <w:sz w:val="18"/>
                       <w:szCs w:val="18"/>
+                      <w:lang w:val="pt-PT"/>
                     </w:rPr>
                     <w:t>06</w:t>
                   </w:r>
                   <w:r>
                     <w:rPr>
-                      <w:rFonts w:ascii="Arial" w:hAnsi="Arial" w:cs="Arial"/>
-                      <w:b/>
+                      <w:rFonts w:ascii="Times New Roman" w:eastAsia="Times New Roman" w:hAnsi="Times New Roman" w:cs="Times New Roman"/>
+                      <w:i/>
                       <w:sz w:val="18"/>
                       <w:szCs w:val="18"/>
+                      <w:lang w:val="pt-PT"/>
                     </w:rPr>
                     <w:t xml:space="preserve"> / </w:t>
                   </w:r>
                   <w:r>
                     <w:rPr>
-                      <w:rFonts w:ascii="Arial" w:hAnsi="Arial" w:cs="Arial"/>
-                      <w:b/>
+                      <w:rFonts w:ascii="Times New Roman" w:eastAsia="Times New Roman" w:hAnsi="Times New Roman" w:cs="Times New Roman"/>
+                      <w:i/>
                       <w:sz w:val="18"/>
                       <w:szCs w:val="18"/>
+                      <w:lang w:val="pt-PT"/>
                     </w:rPr>
                     <w:t>2026</w:t>
                   </w:r>
@@ -2317,7 +2479,6 @@
           <w:sz w:val="20"/>
           <w:szCs w:val="20"/>
         </w:rPr>
-        <w:lastRenderedPageBreak/>
         <w:pict w14:anchorId="311FAE4B">
           <v:rect id="10 Rectángulo" o:spid="_x0000_s2058" style="position:absolute;margin-left:76.95pt;margin-top:15.2pt;width:89.25pt;height:27pt;z-index:251677696;visibility:visible;mso-width-relative:margin;mso-height-relative:margin;v-text-anchor:middle" o:gfxdata="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" fillcolor="white [3201]" strokecolor="black [3200]" strokeweight=".25pt">
             <v:path arrowok="t"/>
@@ -2326,48 +2487,54 @@
                 <w:p>
                   <w:pPr>
                     <w:spacing w:after="0" w:line="240" w:lineRule="auto"/>
+                    <w:jc w:val="center"/>
                     <w:rPr>
-                      <w:rFonts w:ascii="Arial" w:hAnsi="Arial" w:cs="Arial"/>
-                      <w:b/>
+                      <w:rFonts w:ascii="Times New Roman" w:eastAsia="Times New Roman" w:hAnsi="Times New Roman" w:cs="Times New Roman"/>
+                      <w:i/>
                       <w:sz w:val="18"/>
                       <w:szCs w:val="18"/>
+                      <w:lang w:val="pt-PT"/>
                     </w:rPr>
                   </w:pPr>
                   <w:proofErr w:type="gramStart"/>
                   <w:r>
                     <w:rPr>
-                      <w:rFonts w:ascii="Arial" w:hAnsi="Arial" w:cs="Arial"/>
-                      <w:b/>
+                      <w:rFonts w:ascii="Times New Roman" w:eastAsia="Times New Roman" w:hAnsi="Times New Roman" w:cs="Times New Roman"/>
+                      <w:i/>
                       <w:sz w:val="18"/>
                       <w:szCs w:val="18"/>
+                      <w:lang w:val="pt-PT"/>
                     </w:rPr>
                     <w:t>16:00</w:t>
                   </w:r>
                   <w:r>
                     <w:rPr>
-                      <w:rFonts w:ascii="Arial" w:hAnsi="Arial" w:cs="Arial"/>
-                      <w:b/>
+                      <w:rFonts w:ascii="Times New Roman" w:eastAsia="Times New Roman" w:hAnsi="Times New Roman" w:cs="Times New Roman"/>
+                      <w:i/>
                       <w:sz w:val="18"/>
                       <w:szCs w:val="18"/>
+                      <w:lang w:val="pt-PT"/>
                     </w:rPr>
                     <w:t xml:space="preserve">  /</w:t>
                   </w:r>
                   <w:proofErr w:type="gramEnd"/>
                   <w:r>
                     <w:rPr>
-                      <w:rFonts w:ascii="Arial" w:hAnsi="Arial" w:cs="Arial"/>
-                      <w:b/>
+                      <w:rFonts w:ascii="Times New Roman" w:eastAsia="Times New Roman" w:hAnsi="Times New Roman" w:cs="Times New Roman"/>
+                      <w:i/>
                       <w:sz w:val="18"/>
                       <w:szCs w:val="18"/>
+                      <w:lang w:val="pt-PT"/>
                     </w:rPr>
                     <w:t xml:space="preserve"> </w:t>
                   </w:r>
                   <w:r>
                     <w:rPr>
-                      <w:rFonts w:ascii="Arial" w:hAnsi="Arial" w:cs="Arial"/>
-                      <w:b/>
+                      <w:rFonts w:ascii="Times New Roman" w:eastAsia="Times New Roman" w:hAnsi="Times New Roman" w:cs="Times New Roman"/>
+                      <w:i/>
                       <w:sz w:val="18"/>
                       <w:szCs w:val="18"/>
+                      <w:lang w:val="pt-PT"/>
                     </w:rPr>
                     <w:t>22:00</w:t>
                   </w:r>
@@ -2405,20 +2572,32 @@
                   <w:pPr>
                     <w:jc w:val="center"/>
                     <w:rPr>
-                      <w:rFonts w:ascii="Arial" w:hAnsi="Arial" w:cs="Arial"/>
+                      <w:rFonts w:ascii="Times New Roman" w:eastAsia="Times New Roman" w:hAnsi="Times New Roman" w:cs="Times New Roman"/>
+                      <w:i/>
                       <w:sz w:val="18"/>
                       <w:szCs w:val="18"/>
-                      <w:lang w:val="es-MX"/>
+                      <w:lang w:val="pt-PT"/>
                     </w:rPr>
                   </w:pPr>
                   <w:r>
                     <w:rPr>
-                      <w:rFonts w:ascii="Arial" w:hAnsi="Arial" w:cs="Arial"/>
+                      <w:rFonts w:ascii="Times New Roman" w:eastAsia="Times New Roman" w:hAnsi="Times New Roman" w:cs="Times New Roman"/>
+                      <w:i/>
                       <w:sz w:val="18"/>
                       <w:szCs w:val="18"/>
-                      <w:lang w:val="es-MX"/>
+                      <w:lang w:val="pt-PT"/>
                     </w:rPr>
-                    <w:t>240</w:t>
+                    <w:t>2</w:t>
+                  </w:r>
+                  <w:r>
+                    <w:rPr>
+                      <w:rFonts w:ascii="Times New Roman" w:eastAsia="Times New Roman" w:hAnsi="Times New Roman" w:cs="Times New Roman"/>
+                      <w:i/>
+                      <w:sz w:val="18"/>
+                      <w:szCs w:val="18"/>
+                      <w:lang w:val="pt-PT"/>
+                    </w:rPr>
+                    <w:t>52</w:t>
                   </w:r>
                 </w:p>
               </w:txbxContent>
@@ -3048,7 +3227,7 @@
                 <w:szCs w:val="18"/>
                 <w:lang w:val="es-EC"/>
               </w:rPr>
-              <w:t>Socialización con la empresa e inducción al proyecto</w:t>
+              <w:t xml:space="preserve">Socialización con la empresa e inducción al proyecto </w:t>
             </w:r>
           </w:p>
         </w:tc>
@@ -3133,7 +3312,7 @@
                 <w:szCs w:val="18"/>
                 <w:lang w:val="es-EC"/>
               </w:rPr>
-              <w:t>Configuración inicial del proyecto</w:t>
+              <w:t xml:space="preserve">Configuración inicial de arquitectura Frontend </w:t>
             </w:r>
           </w:p>
         </w:tc>
@@ -3217,7 +3396,7 @@
                 <w:szCs w:val="18"/>
                 <w:lang w:val="es-EC"/>
               </w:rPr>
-              <w:t>Configuración de frontend y backend</w:t>
+              <w:t xml:space="preserve">Estructuración de enrutamiento y estado global </w:t>
             </w:r>
           </w:p>
         </w:tc>
@@ -3301,7 +3480,7 @@
                 <w:szCs w:val="18"/>
                 <w:lang w:val="es-EC"/>
               </w:rPr>
-              <w:t>Implementación de lógica backend en frontend</w:t>
+              <w:t xml:space="preserve">Desarrollo del módulo de Autenticación </w:t>
             </w:r>
           </w:p>
         </w:tc>
@@ -3388,7 +3567,7 @@
                 <w:szCs w:val="18"/>
                 <w:lang w:val="es-EC"/>
               </w:rPr>
-              <w:t>Revisión de avances del proyecto</w:t>
+              <w:t xml:space="preserve">Auditoría y revisión de integración Frontend-Backend </w:t>
             </w:r>
           </w:p>
         </w:tc>
@@ -3472,7 +3651,7 @@
                 <w:szCs w:val="18"/>
                 <w:lang w:val="es-EC"/>
               </w:rPr>
-              <w:t>Implementación de interfaces en frontend</w:t>
+              <w:t xml:space="preserve">Desarrollo de interfaces de Empresas y Empleados </w:t>
             </w:r>
           </w:p>
         </w:tc>
@@ -3556,20 +3735,8 @@
                 <w:szCs w:val="18"/>
                 <w:lang w:val="es-EC"/>
               </w:rPr>
-              <w:t xml:space="preserve">Gestión de restaurantes y </w:t>
-            </w:r>
-            <w:proofErr w:type="spellStart"/>
-            <w:r>
-              <w:rPr>
-                <w:rFonts w:ascii="Times New Roman" w:hAnsi="Times New Roman"/>
-                <w:bCs/>
-                <w:sz w:val="18"/>
-                <w:szCs w:val="18"/>
-                <w:lang w:val="es-EC"/>
-              </w:rPr>
-              <w:t>dashboard</w:t>
-            </w:r>
-            <w:proofErr w:type="spellEnd"/>
+              <w:t xml:space="preserve">Interfaces de Restaurantes y Generación QR </w:t>
+            </w:r>
           </w:p>
         </w:tc>
       </w:tr>
@@ -3652,7 +3819,7 @@
                 <w:szCs w:val="18"/>
                 <w:lang w:val="es-EC"/>
               </w:rPr>
-              <w:t xml:space="preserve">Gestión de </w:t>
+              <w:t xml:space="preserve">Módulo de Convenios y diseño de </w:t>
             </w:r>
             <w:proofErr w:type="spellStart"/>
             <w:r>
@@ -3663,7 +3830,7 @@
                 <w:szCs w:val="18"/>
                 <w:lang w:val="es-EC"/>
               </w:rPr>
-              <w:t>dashboard</w:t>
+              <w:t>Dashboard</w:t>
             </w:r>
             <w:proofErr w:type="spellEnd"/>
             <w:r>
@@ -3674,7 +3841,7 @@
                 <w:szCs w:val="18"/>
                 <w:lang w:val="es-EC"/>
               </w:rPr>
-              <w:t xml:space="preserve"> informativo</w:t>
+              <w:t xml:space="preserve"> </w:t>
             </w:r>
           </w:p>
         </w:tc>
@@ -3758,51 +3925,7 @@
                 <w:szCs w:val="18"/>
                 <w:lang w:val="es-EC"/>
               </w:rPr>
-              <w:t xml:space="preserve">Auditoría completa del </w:t>
-            </w:r>
-            <w:proofErr w:type="spellStart"/>
-            <w:r>
-              <w:rPr>
-                <w:rFonts w:ascii="Times New Roman" w:hAnsi="Times New Roman"/>
-                <w:bCs/>
-                <w:sz w:val="18"/>
-                <w:szCs w:val="18"/>
-                <w:lang w:val="es-EC"/>
-              </w:rPr>
-              <w:t>codebase</w:t>
-            </w:r>
-            <w:proofErr w:type="spellEnd"/>
-            <w:r>
-              <w:rPr>
-                <w:rFonts w:ascii="Times New Roman" w:hAnsi="Times New Roman"/>
-                <w:bCs/>
-                <w:sz w:val="18"/>
-                <w:szCs w:val="18"/>
-                <w:lang w:val="es-EC"/>
-              </w:rPr>
-              <w:t xml:space="preserve"> </w:t>
-            </w:r>
-            <w:proofErr w:type="spellStart"/>
-            <w:r>
-              <w:rPr>
-                <w:rFonts w:ascii="Times New Roman" w:hAnsi="Times New Roman"/>
-                <w:bCs/>
-                <w:sz w:val="18"/>
-                <w:szCs w:val="18"/>
-                <w:lang w:val="es-EC"/>
-              </w:rPr>
-              <w:t>WhatsWay</w:t>
-            </w:r>
-            <w:proofErr w:type="spellEnd"/>
-            <w:r>
-              <w:rPr>
-                <w:rFonts w:ascii="Times New Roman" w:hAnsi="Times New Roman"/>
-                <w:bCs/>
-                <w:sz w:val="18"/>
-                <w:szCs w:val="18"/>
-                <w:lang w:val="es-EC"/>
-              </w:rPr>
-              <w:t xml:space="preserve"> CRM</w:t>
+              <w:t xml:space="preserve">Interfaz de Consumos (Meal Logs) </w:t>
             </w:r>
           </w:p>
         </w:tc>
@@ -3886,7 +4009,7 @@
                 <w:szCs w:val="18"/>
                 <w:lang w:val="es-EC"/>
               </w:rPr>
-              <w:t>Diseñar solución para duplicidad Contactos/Leads</w:t>
+              <w:t xml:space="preserve">Pruebas funcionales de flujo completo en Frontend </w:t>
             </w:r>
           </w:p>
         </w:tc>
@@ -3970,7 +4093,7 @@
                 <w:szCs w:val="18"/>
                 <w:lang w:val="es-EC"/>
               </w:rPr>
-              <w:t>Ejecutar migración + Adaptar backend a modelo unificado</w:t>
+              <w:t xml:space="preserve">Refactorización y depuración de código Frontend </w:t>
             </w:r>
           </w:p>
         </w:tc>
@@ -4043,18 +4166,18 @@
                 <w:bCs/>
                 <w:sz w:val="18"/>
                 <w:szCs w:val="18"/>
-                <w:lang w:val="en-CA"/>
-              </w:rPr>
-            </w:pPr>
-            <w:r>
-              <w:rPr>
-                <w:rFonts w:ascii="Times New Roman" w:hAnsi="Times New Roman"/>
-                <w:bCs/>
-                <w:sz w:val="18"/>
-                <w:szCs w:val="18"/>
-                <w:lang w:val="en-CA"/>
-              </w:rPr>
-              <w:t>API CRUD completa de Leads + Pipeline Stages</w:t>
+                <w:lang w:val="es-EC"/>
+              </w:rPr>
+            </w:pPr>
+            <w:r>
+              <w:rPr>
+                <w:rFonts w:ascii="Times New Roman" w:hAnsi="Times New Roman"/>
+                <w:bCs/>
+                <w:sz w:val="18"/>
+                <w:szCs w:val="18"/>
+                <w:lang w:val="es-EC"/>
+              </w:rPr>
+              <w:t xml:space="preserve">Estabilización de UI y Diseño Responsivo </w:t>
             </w:r>
           </w:p>
         </w:tc>
@@ -4138,7 +4261,7 @@
                 <w:szCs w:val="18"/>
                 <w:lang w:val="es-EC"/>
               </w:rPr>
-              <w:t>Frontend: Pipeline Kanban funcional</w:t>
+              <w:t xml:space="preserve">Despliegue local y documentación de UI </w:t>
             </w:r>
           </w:p>
         </w:tc>
@@ -4211,18 +4334,18 @@
                 <w:bCs/>
                 <w:sz w:val="18"/>
                 <w:szCs w:val="18"/>
-                <w:lang w:val="en-CA"/>
-              </w:rPr>
-            </w:pPr>
-            <w:r>
-              <w:rPr>
-                <w:rFonts w:ascii="Times New Roman" w:hAnsi="Times New Roman"/>
-                <w:bCs/>
-                <w:sz w:val="18"/>
-                <w:szCs w:val="18"/>
-                <w:lang w:val="en-CA"/>
-              </w:rPr>
-              <w:t xml:space="preserve">Frontend: CRUD Leads + Drawer de </w:t>
+                <w:lang w:val="es-EC"/>
+              </w:rPr>
+            </w:pPr>
+            <w:r>
+              <w:rPr>
+                <w:rFonts w:ascii="Times New Roman" w:hAnsi="Times New Roman"/>
+                <w:bCs/>
+                <w:sz w:val="18"/>
+                <w:szCs w:val="18"/>
+                <w:lang w:val="es-EC"/>
+              </w:rPr>
+              <w:t xml:space="preserve">Auditoría completa del </w:t>
             </w:r>
             <w:proofErr w:type="spellStart"/>
             <w:r>
@@ -4231,11 +4354,43 @@
                 <w:bCs/>
                 <w:sz w:val="18"/>
                 <w:szCs w:val="18"/>
-                <w:lang w:val="en-CA"/>
-              </w:rPr>
-              <w:t>detalle</w:t>
+                <w:lang w:val="es-EC"/>
+              </w:rPr>
+              <w:t>codebase</w:t>
             </w:r>
             <w:proofErr w:type="spellEnd"/>
+            <w:r>
+              <w:rPr>
+                <w:rFonts w:ascii="Times New Roman" w:hAnsi="Times New Roman"/>
+                <w:bCs/>
+                <w:sz w:val="18"/>
+                <w:szCs w:val="18"/>
+                <w:lang w:val="es-EC"/>
+              </w:rPr>
+              <w:t xml:space="preserve"> </w:t>
+            </w:r>
+            <w:proofErr w:type="spellStart"/>
+            <w:r>
+              <w:rPr>
+                <w:rFonts w:ascii="Times New Roman" w:hAnsi="Times New Roman"/>
+                <w:bCs/>
+                <w:sz w:val="18"/>
+                <w:szCs w:val="18"/>
+                <w:lang w:val="es-EC"/>
+              </w:rPr>
+              <w:t>WhatsWay</w:t>
+            </w:r>
+            <w:proofErr w:type="spellEnd"/>
+            <w:r>
+              <w:rPr>
+                <w:rFonts w:ascii="Times New Roman" w:hAnsi="Times New Roman"/>
+                <w:bCs/>
+                <w:sz w:val="18"/>
+                <w:szCs w:val="18"/>
+                <w:lang w:val="es-EC"/>
+              </w:rPr>
+              <w:t xml:space="preserve"> CRM </w:t>
+            </w:r>
           </w:p>
         </w:tc>
       </w:tr>
@@ -4318,7 +4473,7 @@
                 <w:szCs w:val="18"/>
                 <w:lang w:val="es-EC"/>
               </w:rPr>
-              <w:t>Backend: Servicio de conversión Lead → Cliente</w:t>
+              <w:t xml:space="preserve">Diseñar solución para duplicidad Contactos/Leads </w:t>
             </w:r>
           </w:p>
         </w:tc>
@@ -4402,7 +4557,7 @@
                 <w:szCs w:val="18"/>
                 <w:lang w:val="es-EC"/>
               </w:rPr>
-              <w:t>Frontend: Vistas de Clientes + Botón Convertir</w:t>
+              <w:t xml:space="preserve">Ejecutar migración + Adaptar backend a modelo unificado </w:t>
             </w:r>
           </w:p>
         </w:tc>
@@ -4486,7 +4641,7 @@
                 <w:szCs w:val="18"/>
                 <w:lang w:val="es-EC"/>
               </w:rPr>
-              <w:t>Backend + Frontend: Catálogo de Productos</w:t>
+              <w:t xml:space="preserve">API CRUD completa de Leads + Pipeline Stages </w:t>
             </w:r>
           </w:p>
         </w:tc>
@@ -4570,7 +4725,7 @@
                 <w:szCs w:val="18"/>
                 <w:lang w:val="es-EC"/>
               </w:rPr>
-              <w:t>Backend: Sistema de Pedidos</w:t>
+              <w:t xml:space="preserve">Frontend: Pipeline Kanban funcional </w:t>
             </w:r>
           </w:p>
         </w:tc>
@@ -4654,7 +4809,29 @@
                 <w:szCs w:val="18"/>
                 <w:lang w:val="es-EC"/>
               </w:rPr>
-              <w:t>Backend: Condiciones comerciales por cliente</w:t>
+              <w:t xml:space="preserve">Frontend: CRUD Leads + Drawer de </w:t>
+            </w:r>
+            <w:proofErr w:type="spellStart"/>
+            <w:r>
+              <w:rPr>
+                <w:rFonts w:ascii="Times New Roman" w:hAnsi="Times New Roman"/>
+                <w:bCs/>
+                <w:sz w:val="18"/>
+                <w:szCs w:val="18"/>
+                <w:lang w:val="es-EC"/>
+              </w:rPr>
+              <w:t>detalle</w:t>
+            </w:r>
+            <w:proofErr w:type="spellEnd"/>
+            <w:r>
+              <w:rPr>
+                <w:rFonts w:ascii="Times New Roman" w:hAnsi="Times New Roman"/>
+                <w:bCs/>
+                <w:sz w:val="18"/>
+                <w:szCs w:val="18"/>
+                <w:lang w:val="es-EC"/>
+              </w:rPr>
+              <w:t xml:space="preserve"> </w:t>
             </w:r>
           </w:p>
         </w:tc>
@@ -4738,7 +4915,7 @@
                 <w:szCs w:val="18"/>
                 <w:lang w:val="es-EC"/>
               </w:rPr>
-              <w:t>Frontend: Vistas de Pedidos + Notificación WhatsApp</w:t>
+              <w:t xml:space="preserve">Backend: Servicio de conversión Lead → Cliente </w:t>
             </w:r>
           </w:p>
         </w:tc>
@@ -4822,29 +4999,7 @@
                 <w:szCs w:val="18"/>
                 <w:lang w:val="es-EC"/>
               </w:rPr>
-              <w:t xml:space="preserve">Reportes CRM: </w:t>
-            </w:r>
-            <w:proofErr w:type="spellStart"/>
-            <w:r>
-              <w:rPr>
-                <w:rFonts w:ascii="Times New Roman" w:hAnsi="Times New Roman"/>
-                <w:bCs/>
-                <w:sz w:val="18"/>
-                <w:szCs w:val="18"/>
-                <w:lang w:val="es-EC"/>
-              </w:rPr>
-              <w:t>Dashboard</w:t>
-            </w:r>
-            <w:proofErr w:type="spellEnd"/>
-            <w:r>
-              <w:rPr>
-                <w:rFonts w:ascii="Times New Roman" w:hAnsi="Times New Roman"/>
-                <w:bCs/>
-                <w:sz w:val="18"/>
-                <w:szCs w:val="18"/>
-                <w:lang w:val="es-EC"/>
-              </w:rPr>
-              <w:t xml:space="preserve"> de métricas</w:t>
+              <w:t xml:space="preserve">Frontend: Vistas de Clientes + Botón Convertir </w:t>
             </w:r>
           </w:p>
         </w:tc>
@@ -4928,7 +5083,7 @@
                 <w:szCs w:val="18"/>
                 <w:lang w:val="es-EC"/>
               </w:rPr>
-              <w:t>QA integral + Corrección de bugs</w:t>
+              <w:t xml:space="preserve">Backend + Frontend: Catálogo de Productos </w:t>
             </w:r>
           </w:p>
         </w:tc>
@@ -5012,7 +5167,1967 @@
                 <w:szCs w:val="18"/>
                 <w:lang w:val="es-EC"/>
               </w:rPr>
-              <w:t>Documentación técnica + Demo final</w:t>
+              <w:t xml:space="preserve">Backend: Sistema de Pedidos </w:t>
+            </w:r>
+          </w:p>
+        </w:tc>
+      </w:tr>
+      <w:tr>
+        <w:tc>
+          <w:tcPr>
+            <w:tcW w:w="414" w:type="pct"/>
+            <w:vAlign w:val="center"/>
+          </w:tcPr>
+          <w:p>
+            <w:pPr>
+              <w:pStyle w:val="Default"/>
+              <w:jc w:val="center"/>
+              <w:rPr>
+                <w:color w:val="auto"/>
+                <w:sz w:val="18"/>
+                <w:szCs w:val="18"/>
+                <w:lang w:val="es-EC"/>
+              </w:rPr>
+            </w:pPr>
+            <w:r>
+              <w:rPr>
+                <w:color w:val="auto"/>
+                <w:sz w:val="18"/>
+                <w:szCs w:val="18"/>
+                <w:lang w:val="es-EC"/>
+              </w:rPr>
+              <w:t>24.</w:t>
+            </w:r>
+          </w:p>
+        </w:tc>
+        <w:tc>
+          <w:tcPr>
+            <w:tcW w:w="1102" w:type="pct"/>
+          </w:tcPr>
+          <w:p>
+            <w:pPr>
+              <w:pStyle w:val="Textoindependiente"/>
+              <w:jc w:val="left"/>
+              <w:rPr>
+                <w:rFonts w:ascii="Times New Roman" w:hAnsi="Times New Roman"/>
+                <w:bCs/>
+                <w:sz w:val="18"/>
+                <w:szCs w:val="18"/>
+                <w:lang w:val="es-EC"/>
+              </w:rPr>
+            </w:pPr>
+            <w:r>
+              <w:rPr>
+                <w:rFonts w:ascii="Times New Roman" w:hAnsi="Times New Roman"/>
+                <w:bCs/>
+                <w:sz w:val="18"/>
+                <w:szCs w:val="18"/>
+                <w:lang w:val="es-EC"/>
+              </w:rPr>
+              <w:t>Desarrollo de Software</w:t>
+            </w:r>
+          </w:p>
+        </w:tc>
+        <w:tc>
+          <w:tcPr>
+            <w:tcW w:w="3484" w:type="pct"/>
+          </w:tcPr>
+          <w:p>
+            <w:pPr>
+              <w:pStyle w:val="Textoindependiente"/>
+              <w:rPr>
+                <w:rFonts w:ascii="Times New Roman" w:hAnsi="Times New Roman"/>
+                <w:bCs/>
+                <w:sz w:val="18"/>
+                <w:szCs w:val="18"/>
+                <w:lang w:val="es-EC"/>
+              </w:rPr>
+            </w:pPr>
+            <w:r>
+              <w:rPr>
+                <w:rFonts w:ascii="Times New Roman" w:hAnsi="Times New Roman"/>
+                <w:bCs/>
+                <w:sz w:val="18"/>
+                <w:szCs w:val="18"/>
+                <w:lang w:val="es-EC"/>
+              </w:rPr>
+              <w:t xml:space="preserve">Backend: Condiciones comerciales por cliente </w:t>
+            </w:r>
+          </w:p>
+        </w:tc>
+      </w:tr>
+      <w:tr>
+        <w:tc>
+          <w:tcPr>
+            <w:tcW w:w="414" w:type="pct"/>
+            <w:vAlign w:val="center"/>
+          </w:tcPr>
+          <w:p>
+            <w:pPr>
+              <w:pStyle w:val="Default"/>
+              <w:jc w:val="center"/>
+              <w:rPr>
+                <w:color w:val="auto"/>
+                <w:sz w:val="18"/>
+                <w:szCs w:val="18"/>
+                <w:lang w:val="es-EC"/>
+              </w:rPr>
+            </w:pPr>
+            <w:r>
+              <w:rPr>
+                <w:color w:val="auto"/>
+                <w:sz w:val="18"/>
+                <w:szCs w:val="18"/>
+                <w:lang w:val="es-EC"/>
+              </w:rPr>
+              <w:t>25.</w:t>
+            </w:r>
+          </w:p>
+        </w:tc>
+        <w:tc>
+          <w:tcPr>
+            <w:tcW w:w="1102" w:type="pct"/>
+          </w:tcPr>
+          <w:p>
+            <w:pPr>
+              <w:pStyle w:val="Textoindependiente"/>
+              <w:jc w:val="left"/>
+              <w:rPr>
+                <w:rFonts w:ascii="Times New Roman" w:hAnsi="Times New Roman"/>
+                <w:bCs/>
+                <w:sz w:val="18"/>
+                <w:szCs w:val="18"/>
+                <w:lang w:val="es-EC"/>
+              </w:rPr>
+            </w:pPr>
+            <w:r>
+              <w:rPr>
+                <w:rFonts w:ascii="Times New Roman" w:hAnsi="Times New Roman"/>
+                <w:bCs/>
+                <w:sz w:val="18"/>
+                <w:szCs w:val="18"/>
+                <w:lang w:val="es-EC"/>
+              </w:rPr>
+              <w:t>Desarrollo de Software</w:t>
+            </w:r>
+          </w:p>
+        </w:tc>
+        <w:tc>
+          <w:tcPr>
+            <w:tcW w:w="3484" w:type="pct"/>
+          </w:tcPr>
+          <w:p>
+            <w:pPr>
+              <w:pStyle w:val="Textoindependiente"/>
+              <w:rPr>
+                <w:rFonts w:ascii="Times New Roman" w:hAnsi="Times New Roman"/>
+                <w:bCs/>
+                <w:sz w:val="18"/>
+                <w:szCs w:val="18"/>
+                <w:lang w:val="es-EC"/>
+              </w:rPr>
+            </w:pPr>
+            <w:r>
+              <w:rPr>
+                <w:rFonts w:ascii="Times New Roman" w:hAnsi="Times New Roman"/>
+                <w:bCs/>
+                <w:sz w:val="18"/>
+                <w:szCs w:val="18"/>
+                <w:lang w:val="es-EC"/>
+              </w:rPr>
+              <w:t xml:space="preserve">Frontend: Vistas de Pedidos + Notificación WhatsApp </w:t>
+            </w:r>
+          </w:p>
+        </w:tc>
+      </w:tr>
+      <w:tr>
+        <w:tc>
+          <w:tcPr>
+            <w:tcW w:w="414" w:type="pct"/>
+            <w:vAlign w:val="center"/>
+          </w:tcPr>
+          <w:p>
+            <w:pPr>
+              <w:pStyle w:val="Default"/>
+              <w:jc w:val="center"/>
+              <w:rPr>
+                <w:color w:val="auto"/>
+                <w:sz w:val="18"/>
+                <w:szCs w:val="18"/>
+                <w:lang w:val="es-EC"/>
+              </w:rPr>
+            </w:pPr>
+            <w:r>
+              <w:rPr>
+                <w:color w:val="auto"/>
+                <w:sz w:val="18"/>
+                <w:szCs w:val="18"/>
+                <w:lang w:val="es-EC"/>
+              </w:rPr>
+              <w:t>26.</w:t>
+            </w:r>
+          </w:p>
+        </w:tc>
+        <w:tc>
+          <w:tcPr>
+            <w:tcW w:w="1102" w:type="pct"/>
+          </w:tcPr>
+          <w:p>
+            <w:pPr>
+              <w:pStyle w:val="Textoindependiente"/>
+              <w:jc w:val="left"/>
+              <w:rPr>
+                <w:rFonts w:ascii="Times New Roman" w:hAnsi="Times New Roman"/>
+                <w:bCs/>
+                <w:sz w:val="18"/>
+                <w:szCs w:val="18"/>
+                <w:lang w:val="es-EC"/>
+              </w:rPr>
+            </w:pPr>
+            <w:r>
+              <w:rPr>
+                <w:rFonts w:ascii="Times New Roman" w:hAnsi="Times New Roman"/>
+                <w:bCs/>
+                <w:sz w:val="18"/>
+                <w:szCs w:val="18"/>
+                <w:lang w:val="es-EC"/>
+              </w:rPr>
+              <w:t>Desarrollo de Software</w:t>
+            </w:r>
+          </w:p>
+        </w:tc>
+        <w:tc>
+          <w:tcPr>
+            <w:tcW w:w="3484" w:type="pct"/>
+          </w:tcPr>
+          <w:p>
+            <w:pPr>
+              <w:pStyle w:val="Textoindependiente"/>
+              <w:rPr>
+                <w:rFonts w:ascii="Times New Roman" w:hAnsi="Times New Roman"/>
+                <w:bCs/>
+                <w:sz w:val="18"/>
+                <w:szCs w:val="18"/>
+                <w:lang w:val="es-EC"/>
+              </w:rPr>
+            </w:pPr>
+            <w:r>
+              <w:rPr>
+                <w:rFonts w:ascii="Times New Roman" w:hAnsi="Times New Roman"/>
+                <w:bCs/>
+                <w:sz w:val="18"/>
+                <w:szCs w:val="18"/>
+                <w:lang w:val="es-EC"/>
+              </w:rPr>
+              <w:t xml:space="preserve">Reportes CRM: </w:t>
+            </w:r>
+            <w:proofErr w:type="spellStart"/>
+            <w:r>
+              <w:rPr>
+                <w:rFonts w:ascii="Times New Roman" w:hAnsi="Times New Roman"/>
+                <w:bCs/>
+                <w:sz w:val="18"/>
+                <w:szCs w:val="18"/>
+                <w:lang w:val="es-EC"/>
+              </w:rPr>
+              <w:t>Dashboard</w:t>
+            </w:r>
+            <w:proofErr w:type="spellEnd"/>
+            <w:r>
+              <w:rPr>
+                <w:rFonts w:ascii="Times New Roman" w:hAnsi="Times New Roman"/>
+                <w:bCs/>
+                <w:sz w:val="18"/>
+                <w:szCs w:val="18"/>
+                <w:lang w:val="es-EC"/>
+              </w:rPr>
+              <w:t xml:space="preserve"> de métricas </w:t>
+            </w:r>
+          </w:p>
+        </w:tc>
+      </w:tr>
+      <w:tr>
+        <w:tc>
+          <w:tcPr>
+            <w:tcW w:w="414" w:type="pct"/>
+            <w:vAlign w:val="center"/>
+          </w:tcPr>
+          <w:p>
+            <w:pPr>
+              <w:pStyle w:val="Default"/>
+              <w:jc w:val="center"/>
+              <w:rPr>
+                <w:color w:val="auto"/>
+                <w:sz w:val="18"/>
+                <w:szCs w:val="18"/>
+                <w:lang w:val="es-EC"/>
+              </w:rPr>
+            </w:pPr>
+            <w:r>
+              <w:rPr>
+                <w:color w:val="auto"/>
+                <w:sz w:val="18"/>
+                <w:szCs w:val="18"/>
+                <w:lang w:val="es-EC"/>
+              </w:rPr>
+              <w:t>27.</w:t>
+            </w:r>
+          </w:p>
+        </w:tc>
+        <w:tc>
+          <w:tcPr>
+            <w:tcW w:w="1102" w:type="pct"/>
+          </w:tcPr>
+          <w:p>
+            <w:pPr>
+              <w:pStyle w:val="Textoindependiente"/>
+              <w:jc w:val="left"/>
+              <w:rPr>
+                <w:rFonts w:ascii="Times New Roman" w:hAnsi="Times New Roman"/>
+                <w:bCs/>
+                <w:sz w:val="18"/>
+                <w:szCs w:val="18"/>
+                <w:lang w:val="es-EC"/>
+              </w:rPr>
+            </w:pPr>
+            <w:r>
+              <w:rPr>
+                <w:rFonts w:ascii="Times New Roman" w:hAnsi="Times New Roman"/>
+                <w:bCs/>
+                <w:sz w:val="18"/>
+                <w:szCs w:val="18"/>
+                <w:lang w:val="es-EC"/>
+              </w:rPr>
+              <w:t>Desarrollo de Software</w:t>
+            </w:r>
+          </w:p>
+        </w:tc>
+        <w:tc>
+          <w:tcPr>
+            <w:tcW w:w="3484" w:type="pct"/>
+          </w:tcPr>
+          <w:p>
+            <w:pPr>
+              <w:pStyle w:val="Textoindependiente"/>
+              <w:rPr>
+                <w:rFonts w:ascii="Times New Roman" w:hAnsi="Times New Roman"/>
+                <w:bCs/>
+                <w:sz w:val="18"/>
+                <w:szCs w:val="18"/>
+                <w:lang w:val="es-EC"/>
+              </w:rPr>
+            </w:pPr>
+            <w:r>
+              <w:rPr>
+                <w:rFonts w:ascii="Times New Roman" w:hAnsi="Times New Roman"/>
+                <w:bCs/>
+                <w:sz w:val="18"/>
+                <w:szCs w:val="18"/>
+                <w:lang w:val="es-EC"/>
+              </w:rPr>
+              <w:t xml:space="preserve">QA integral + Corrección de bugs </w:t>
+            </w:r>
+          </w:p>
+        </w:tc>
+      </w:tr>
+      <w:tr>
+        <w:tc>
+          <w:tcPr>
+            <w:tcW w:w="414" w:type="pct"/>
+            <w:vAlign w:val="center"/>
+          </w:tcPr>
+          <w:p>
+            <w:pPr>
+              <w:pStyle w:val="Default"/>
+              <w:jc w:val="center"/>
+              <w:rPr>
+                <w:color w:val="auto"/>
+                <w:sz w:val="18"/>
+                <w:szCs w:val="18"/>
+                <w:lang w:val="es-EC"/>
+              </w:rPr>
+            </w:pPr>
+            <w:r>
+              <w:rPr>
+                <w:color w:val="auto"/>
+                <w:sz w:val="18"/>
+                <w:szCs w:val="18"/>
+                <w:lang w:val="es-EC"/>
+              </w:rPr>
+              <w:t>28.</w:t>
+            </w:r>
+          </w:p>
+        </w:tc>
+        <w:tc>
+          <w:tcPr>
+            <w:tcW w:w="1102" w:type="pct"/>
+          </w:tcPr>
+          <w:p>
+            <w:pPr>
+              <w:pStyle w:val="Textoindependiente"/>
+              <w:jc w:val="left"/>
+              <w:rPr>
+                <w:rFonts w:ascii="Times New Roman" w:hAnsi="Times New Roman"/>
+                <w:bCs/>
+                <w:sz w:val="18"/>
+                <w:szCs w:val="18"/>
+                <w:lang w:val="es-EC"/>
+              </w:rPr>
+            </w:pPr>
+            <w:r>
+              <w:rPr>
+                <w:rFonts w:ascii="Times New Roman" w:hAnsi="Times New Roman"/>
+                <w:bCs/>
+                <w:sz w:val="18"/>
+                <w:szCs w:val="18"/>
+                <w:lang w:val="es-EC"/>
+              </w:rPr>
+              <w:t>Desarrollo de Software</w:t>
+            </w:r>
+          </w:p>
+        </w:tc>
+        <w:tc>
+          <w:tcPr>
+            <w:tcW w:w="3484" w:type="pct"/>
+          </w:tcPr>
+          <w:p>
+            <w:pPr>
+              <w:pStyle w:val="Textoindependiente"/>
+              <w:rPr>
+                <w:rFonts w:ascii="Times New Roman" w:hAnsi="Times New Roman"/>
+                <w:bCs/>
+                <w:sz w:val="18"/>
+                <w:szCs w:val="18"/>
+                <w:lang w:val="es-EC"/>
+              </w:rPr>
+            </w:pPr>
+            <w:r>
+              <w:rPr>
+                <w:rFonts w:ascii="Times New Roman" w:hAnsi="Times New Roman"/>
+                <w:bCs/>
+                <w:sz w:val="18"/>
+                <w:szCs w:val="18"/>
+                <w:lang w:val="es-EC"/>
+              </w:rPr>
+              <w:t xml:space="preserve">Documentación técnica </w:t>
+            </w:r>
+          </w:p>
+        </w:tc>
+      </w:tr>
+      <w:tr>
+        <w:tc>
+          <w:tcPr>
+            <w:tcW w:w="414" w:type="pct"/>
+            <w:vAlign w:val="center"/>
+          </w:tcPr>
+          <w:p>
+            <w:pPr>
+              <w:pStyle w:val="Default"/>
+              <w:jc w:val="center"/>
+              <w:rPr>
+                <w:color w:val="auto"/>
+                <w:sz w:val="18"/>
+                <w:szCs w:val="18"/>
+                <w:lang w:val="es-EC"/>
+              </w:rPr>
+            </w:pPr>
+            <w:r>
+              <w:rPr>
+                <w:color w:val="auto"/>
+                <w:sz w:val="18"/>
+                <w:szCs w:val="18"/>
+                <w:lang w:val="es-EC"/>
+              </w:rPr>
+              <w:t>29.</w:t>
+            </w:r>
+          </w:p>
+        </w:tc>
+        <w:tc>
+          <w:tcPr>
+            <w:tcW w:w="1102" w:type="pct"/>
+          </w:tcPr>
+          <w:p>
+            <w:pPr>
+              <w:pStyle w:val="Textoindependiente"/>
+              <w:jc w:val="left"/>
+              <w:rPr>
+                <w:rFonts w:ascii="Times New Roman" w:hAnsi="Times New Roman"/>
+                <w:bCs/>
+                <w:sz w:val="18"/>
+                <w:szCs w:val="18"/>
+                <w:lang w:val="es-EC"/>
+              </w:rPr>
+            </w:pPr>
+            <w:r>
+              <w:rPr>
+                <w:rFonts w:ascii="Times New Roman" w:hAnsi="Times New Roman"/>
+                <w:bCs/>
+                <w:sz w:val="18"/>
+                <w:szCs w:val="18"/>
+                <w:lang w:val="es-EC"/>
+              </w:rPr>
+              <w:t>Desarrollo de Software</w:t>
+            </w:r>
+          </w:p>
+        </w:tc>
+        <w:tc>
+          <w:tcPr>
+            <w:tcW w:w="3484" w:type="pct"/>
+          </w:tcPr>
+          <w:p>
+            <w:pPr>
+              <w:pStyle w:val="Textoindependiente"/>
+              <w:rPr>
+                <w:rFonts w:ascii="Times New Roman" w:hAnsi="Times New Roman"/>
+                <w:bCs/>
+                <w:sz w:val="18"/>
+                <w:szCs w:val="18"/>
+                <w:lang w:val="es-EC"/>
+              </w:rPr>
+            </w:pPr>
+            <w:r>
+              <w:rPr>
+                <w:rFonts w:ascii="Times New Roman" w:hAnsi="Times New Roman"/>
+                <w:bCs/>
+                <w:sz w:val="18"/>
+                <w:szCs w:val="18"/>
+                <w:lang w:val="es-EC"/>
+              </w:rPr>
+              <w:t xml:space="preserve">Auditoría de estado actual + Fix duplicidad Contactos/Leads </w:t>
+            </w:r>
+          </w:p>
+        </w:tc>
+      </w:tr>
+      <w:tr>
+        <w:tc>
+          <w:tcPr>
+            <w:tcW w:w="414" w:type="pct"/>
+            <w:vAlign w:val="center"/>
+          </w:tcPr>
+          <w:p>
+            <w:pPr>
+              <w:pStyle w:val="Default"/>
+              <w:jc w:val="center"/>
+              <w:rPr>
+                <w:color w:val="auto"/>
+                <w:sz w:val="18"/>
+                <w:szCs w:val="18"/>
+                <w:lang w:val="es-EC"/>
+              </w:rPr>
+            </w:pPr>
+            <w:r>
+              <w:rPr>
+                <w:color w:val="auto"/>
+                <w:sz w:val="18"/>
+                <w:szCs w:val="18"/>
+                <w:lang w:val="es-EC"/>
+              </w:rPr>
+              <w:t>30.</w:t>
+            </w:r>
+          </w:p>
+        </w:tc>
+        <w:tc>
+          <w:tcPr>
+            <w:tcW w:w="1102" w:type="pct"/>
+          </w:tcPr>
+          <w:p>
+            <w:pPr>
+              <w:pStyle w:val="Textoindependiente"/>
+              <w:jc w:val="left"/>
+              <w:rPr>
+                <w:rFonts w:ascii="Times New Roman" w:hAnsi="Times New Roman"/>
+                <w:bCs/>
+                <w:sz w:val="18"/>
+                <w:szCs w:val="18"/>
+                <w:lang w:val="es-EC"/>
+              </w:rPr>
+            </w:pPr>
+            <w:r>
+              <w:rPr>
+                <w:rFonts w:ascii="Times New Roman" w:hAnsi="Times New Roman"/>
+                <w:bCs/>
+                <w:sz w:val="18"/>
+                <w:szCs w:val="18"/>
+                <w:lang w:val="es-EC"/>
+              </w:rPr>
+              <w:t>Desarrollo de Software</w:t>
+            </w:r>
+          </w:p>
+        </w:tc>
+        <w:tc>
+          <w:tcPr>
+            <w:tcW w:w="3484" w:type="pct"/>
+          </w:tcPr>
+          <w:p>
+            <w:pPr>
+              <w:pStyle w:val="Textoindependiente"/>
+              <w:rPr>
+                <w:rFonts w:ascii="Times New Roman" w:hAnsi="Times New Roman"/>
+                <w:bCs/>
+                <w:sz w:val="18"/>
+                <w:szCs w:val="18"/>
+                <w:lang w:val="es-EC"/>
+              </w:rPr>
+            </w:pPr>
+            <w:r>
+              <w:rPr>
+                <w:rFonts w:ascii="Times New Roman" w:hAnsi="Times New Roman"/>
+                <w:bCs/>
+                <w:sz w:val="18"/>
+                <w:szCs w:val="18"/>
+                <w:lang w:val="es-EC"/>
+              </w:rPr>
+              <w:t xml:space="preserve">Pipeline Leads funcional + Resolver bugs existentes </w:t>
+            </w:r>
+          </w:p>
+        </w:tc>
+      </w:tr>
+      <w:tr>
+        <w:tc>
+          <w:tcPr>
+            <w:tcW w:w="414" w:type="pct"/>
+            <w:vAlign w:val="center"/>
+          </w:tcPr>
+          <w:p>
+            <w:pPr>
+              <w:pStyle w:val="Default"/>
+              <w:jc w:val="center"/>
+              <w:rPr>
+                <w:color w:val="auto"/>
+                <w:sz w:val="18"/>
+                <w:szCs w:val="18"/>
+                <w:lang w:val="es-EC"/>
+              </w:rPr>
+            </w:pPr>
+            <w:r>
+              <w:rPr>
+                <w:color w:val="auto"/>
+                <w:sz w:val="18"/>
+                <w:szCs w:val="18"/>
+                <w:lang w:val="es-EC"/>
+              </w:rPr>
+              <w:t>31.</w:t>
+            </w:r>
+          </w:p>
+        </w:tc>
+        <w:tc>
+          <w:tcPr>
+            <w:tcW w:w="1102" w:type="pct"/>
+          </w:tcPr>
+          <w:p>
+            <w:pPr>
+              <w:pStyle w:val="Textoindependiente"/>
+              <w:jc w:val="left"/>
+              <w:rPr>
+                <w:rFonts w:ascii="Times New Roman" w:hAnsi="Times New Roman"/>
+                <w:bCs/>
+                <w:sz w:val="18"/>
+                <w:szCs w:val="18"/>
+                <w:lang w:val="es-EC"/>
+              </w:rPr>
+            </w:pPr>
+            <w:r>
+              <w:rPr>
+                <w:rFonts w:ascii="Times New Roman" w:hAnsi="Times New Roman"/>
+                <w:bCs/>
+                <w:sz w:val="18"/>
+                <w:szCs w:val="18"/>
+                <w:lang w:val="es-EC"/>
+              </w:rPr>
+              <w:t>Desarrollo de Software</w:t>
+            </w:r>
+          </w:p>
+        </w:tc>
+        <w:tc>
+          <w:tcPr>
+            <w:tcW w:w="3484" w:type="pct"/>
+          </w:tcPr>
+          <w:p>
+            <w:pPr>
+              <w:pStyle w:val="Textoindependiente"/>
+              <w:rPr>
+                <w:rFonts w:ascii="Times New Roman" w:hAnsi="Times New Roman"/>
+                <w:bCs/>
+                <w:sz w:val="18"/>
+                <w:szCs w:val="18"/>
+                <w:lang w:val="es-EC"/>
+              </w:rPr>
+            </w:pPr>
+            <w:r>
+              <w:rPr>
+                <w:rFonts w:ascii="Times New Roman" w:hAnsi="Times New Roman"/>
+                <w:bCs/>
+                <w:sz w:val="18"/>
+                <w:szCs w:val="18"/>
+                <w:lang w:val="es-EC"/>
+              </w:rPr>
+              <w:t xml:space="preserve">Modelo de datos </w:t>
+            </w:r>
+            <w:proofErr w:type="spellStart"/>
+            <w:r>
+              <w:rPr>
+                <w:rFonts w:ascii="Times New Roman" w:hAnsi="Times New Roman"/>
+                <w:bCs/>
+                <w:sz w:val="18"/>
+                <w:szCs w:val="18"/>
+                <w:lang w:val="es-EC"/>
+              </w:rPr>
+              <w:t>omnicanal</w:t>
+            </w:r>
+            <w:proofErr w:type="spellEnd"/>
+            <w:r>
+              <w:rPr>
+                <w:rFonts w:ascii="Times New Roman" w:hAnsi="Times New Roman"/>
+                <w:bCs/>
+                <w:sz w:val="18"/>
+                <w:szCs w:val="18"/>
+                <w:lang w:val="es-EC"/>
+              </w:rPr>
+              <w:t xml:space="preserve"> + </w:t>
+            </w:r>
+            <w:proofErr w:type="spellStart"/>
+            <w:r>
+              <w:rPr>
+                <w:rFonts w:ascii="Times New Roman" w:hAnsi="Times New Roman"/>
+                <w:bCs/>
+                <w:sz w:val="18"/>
+                <w:szCs w:val="18"/>
+                <w:lang w:val="es-EC"/>
+              </w:rPr>
+              <w:t>ChannelConfig</w:t>
+            </w:r>
+            <w:proofErr w:type="spellEnd"/>
+            <w:r>
+              <w:rPr>
+                <w:rFonts w:ascii="Times New Roman" w:hAnsi="Times New Roman"/>
+                <w:bCs/>
+                <w:sz w:val="18"/>
+                <w:szCs w:val="18"/>
+                <w:lang w:val="es-EC"/>
+              </w:rPr>
+              <w:t xml:space="preserve"> por </w:t>
+            </w:r>
+            <w:proofErr w:type="spellStart"/>
+            <w:r>
+              <w:rPr>
+                <w:rFonts w:ascii="Times New Roman" w:hAnsi="Times New Roman"/>
+                <w:bCs/>
+                <w:sz w:val="18"/>
+                <w:szCs w:val="18"/>
+                <w:lang w:val="es-EC"/>
+              </w:rPr>
+              <w:t>tenant</w:t>
+            </w:r>
+            <w:proofErr w:type="spellEnd"/>
+            <w:r>
+              <w:rPr>
+                <w:rFonts w:ascii="Times New Roman" w:hAnsi="Times New Roman"/>
+                <w:bCs/>
+                <w:sz w:val="18"/>
+                <w:szCs w:val="18"/>
+                <w:lang w:val="es-EC"/>
+              </w:rPr>
+              <w:t xml:space="preserve"> </w:t>
+            </w:r>
+          </w:p>
+        </w:tc>
+      </w:tr>
+      <w:tr>
+        <w:tc>
+          <w:tcPr>
+            <w:tcW w:w="414" w:type="pct"/>
+            <w:vAlign w:val="center"/>
+          </w:tcPr>
+          <w:p>
+            <w:pPr>
+              <w:pStyle w:val="Default"/>
+              <w:jc w:val="center"/>
+              <w:rPr>
+                <w:color w:val="auto"/>
+                <w:sz w:val="18"/>
+                <w:szCs w:val="18"/>
+                <w:lang w:val="es-EC"/>
+              </w:rPr>
+            </w:pPr>
+            <w:r>
+              <w:rPr>
+                <w:color w:val="auto"/>
+                <w:sz w:val="18"/>
+                <w:szCs w:val="18"/>
+                <w:lang w:val="es-EC"/>
+              </w:rPr>
+              <w:t>32.</w:t>
+            </w:r>
+          </w:p>
+        </w:tc>
+        <w:tc>
+          <w:tcPr>
+            <w:tcW w:w="1102" w:type="pct"/>
+          </w:tcPr>
+          <w:p>
+            <w:pPr>
+              <w:pStyle w:val="Textoindependiente"/>
+              <w:jc w:val="left"/>
+              <w:rPr>
+                <w:rFonts w:ascii="Times New Roman" w:hAnsi="Times New Roman"/>
+                <w:bCs/>
+                <w:sz w:val="18"/>
+                <w:szCs w:val="18"/>
+                <w:lang w:val="es-EC"/>
+              </w:rPr>
+            </w:pPr>
+            <w:r>
+              <w:rPr>
+                <w:rFonts w:ascii="Times New Roman" w:hAnsi="Times New Roman"/>
+                <w:bCs/>
+                <w:sz w:val="18"/>
+                <w:szCs w:val="18"/>
+                <w:lang w:val="es-EC"/>
+              </w:rPr>
+              <w:t>Desarrollo de Software</w:t>
+            </w:r>
+          </w:p>
+        </w:tc>
+        <w:tc>
+          <w:tcPr>
+            <w:tcW w:w="3484" w:type="pct"/>
+          </w:tcPr>
+          <w:p>
+            <w:pPr>
+              <w:pStyle w:val="Textoindependiente"/>
+              <w:rPr>
+                <w:rFonts w:ascii="Times New Roman" w:hAnsi="Times New Roman"/>
+                <w:bCs/>
+                <w:sz w:val="18"/>
+                <w:szCs w:val="18"/>
+                <w:lang w:val="es-EC"/>
+              </w:rPr>
+            </w:pPr>
+            <w:proofErr w:type="spellStart"/>
+            <w:r>
+              <w:rPr>
+                <w:rFonts w:ascii="Times New Roman" w:hAnsi="Times New Roman"/>
+                <w:bCs/>
+                <w:sz w:val="18"/>
+                <w:szCs w:val="18"/>
+                <w:lang w:val="es-EC"/>
+              </w:rPr>
+              <w:t>Webhook</w:t>
+            </w:r>
+            <w:proofErr w:type="spellEnd"/>
+            <w:r>
+              <w:rPr>
+                <w:rFonts w:ascii="Times New Roman" w:hAnsi="Times New Roman"/>
+                <w:bCs/>
+                <w:sz w:val="18"/>
+                <w:szCs w:val="18"/>
+                <w:lang w:val="es-EC"/>
+              </w:rPr>
+              <w:t xml:space="preserve"> </w:t>
+            </w:r>
+            <w:proofErr w:type="spellStart"/>
+            <w:r>
+              <w:rPr>
+                <w:rFonts w:ascii="Times New Roman" w:hAnsi="Times New Roman"/>
+                <w:bCs/>
+                <w:sz w:val="18"/>
+                <w:szCs w:val="18"/>
+                <w:lang w:val="es-EC"/>
+              </w:rPr>
+              <w:t>Router</w:t>
+            </w:r>
+            <w:proofErr w:type="spellEnd"/>
+            <w:r>
+              <w:rPr>
+                <w:rFonts w:ascii="Times New Roman" w:hAnsi="Times New Roman"/>
+                <w:bCs/>
+                <w:sz w:val="18"/>
+                <w:szCs w:val="18"/>
+                <w:lang w:val="es-EC"/>
+              </w:rPr>
+              <w:t xml:space="preserve"> unificado + </w:t>
+            </w:r>
+            <w:proofErr w:type="gramStart"/>
+            <w:r>
+              <w:rPr>
+                <w:rFonts w:ascii="Times New Roman" w:hAnsi="Times New Roman"/>
+                <w:bCs/>
+                <w:sz w:val="18"/>
+                <w:szCs w:val="18"/>
+                <w:lang w:val="es-EC"/>
+              </w:rPr>
+              <w:t>Interface</w:t>
+            </w:r>
+            <w:proofErr w:type="gramEnd"/>
+            <w:r>
+              <w:rPr>
+                <w:rFonts w:ascii="Times New Roman" w:hAnsi="Times New Roman"/>
+                <w:bCs/>
+                <w:sz w:val="18"/>
+                <w:szCs w:val="18"/>
+                <w:lang w:val="es-EC"/>
+              </w:rPr>
+              <w:t xml:space="preserve"> de conector </w:t>
+            </w:r>
+          </w:p>
+        </w:tc>
+      </w:tr>
+      <w:tr>
+        <w:tc>
+          <w:tcPr>
+            <w:tcW w:w="414" w:type="pct"/>
+            <w:vAlign w:val="center"/>
+          </w:tcPr>
+          <w:p>
+            <w:pPr>
+              <w:pStyle w:val="Default"/>
+              <w:jc w:val="center"/>
+              <w:rPr>
+                <w:color w:val="auto"/>
+                <w:sz w:val="18"/>
+                <w:szCs w:val="18"/>
+                <w:lang w:val="es-EC"/>
+              </w:rPr>
+            </w:pPr>
+            <w:r>
+              <w:rPr>
+                <w:color w:val="auto"/>
+                <w:sz w:val="18"/>
+                <w:szCs w:val="18"/>
+                <w:lang w:val="es-EC"/>
+              </w:rPr>
+              <w:t>33.</w:t>
+            </w:r>
+          </w:p>
+        </w:tc>
+        <w:tc>
+          <w:tcPr>
+            <w:tcW w:w="1102" w:type="pct"/>
+          </w:tcPr>
+          <w:p>
+            <w:pPr>
+              <w:pStyle w:val="Textoindependiente"/>
+              <w:jc w:val="left"/>
+              <w:rPr>
+                <w:rFonts w:ascii="Times New Roman" w:hAnsi="Times New Roman"/>
+                <w:bCs/>
+                <w:sz w:val="18"/>
+                <w:szCs w:val="18"/>
+                <w:lang w:val="es-EC"/>
+              </w:rPr>
+            </w:pPr>
+            <w:r>
+              <w:rPr>
+                <w:rFonts w:ascii="Times New Roman" w:hAnsi="Times New Roman"/>
+                <w:bCs/>
+                <w:sz w:val="18"/>
+                <w:szCs w:val="18"/>
+                <w:lang w:val="es-EC"/>
+              </w:rPr>
+              <w:t>Desarrollo de Software</w:t>
+            </w:r>
+          </w:p>
+        </w:tc>
+        <w:tc>
+          <w:tcPr>
+            <w:tcW w:w="3484" w:type="pct"/>
+          </w:tcPr>
+          <w:p>
+            <w:pPr>
+              <w:pStyle w:val="Textoindependiente"/>
+              <w:rPr>
+                <w:rFonts w:ascii="Times New Roman" w:hAnsi="Times New Roman"/>
+                <w:bCs/>
+                <w:sz w:val="18"/>
+                <w:szCs w:val="18"/>
+                <w:lang w:val="es-EC"/>
+              </w:rPr>
+            </w:pPr>
+            <w:r>
+              <w:rPr>
+                <w:rFonts w:ascii="Times New Roman" w:hAnsi="Times New Roman"/>
+                <w:bCs/>
+                <w:sz w:val="18"/>
+                <w:szCs w:val="18"/>
+                <w:lang w:val="es-EC"/>
+              </w:rPr>
+              <w:t xml:space="preserve">Conector Messenger: </w:t>
+            </w:r>
+            <w:proofErr w:type="spellStart"/>
+            <w:r>
+              <w:rPr>
+                <w:rFonts w:ascii="Times New Roman" w:hAnsi="Times New Roman"/>
+                <w:bCs/>
+                <w:sz w:val="18"/>
+                <w:szCs w:val="18"/>
+                <w:lang w:val="es-EC"/>
+              </w:rPr>
+              <w:t>webhook</w:t>
+            </w:r>
+            <w:proofErr w:type="spellEnd"/>
+            <w:r>
+              <w:rPr>
+                <w:rFonts w:ascii="Times New Roman" w:hAnsi="Times New Roman"/>
+                <w:bCs/>
+                <w:sz w:val="18"/>
+                <w:szCs w:val="18"/>
+                <w:lang w:val="es-EC"/>
+              </w:rPr>
+              <w:t xml:space="preserve"> + recepción mensajes </w:t>
+            </w:r>
+          </w:p>
+        </w:tc>
+      </w:tr>
+      <w:tr>
+        <w:tc>
+          <w:tcPr>
+            <w:tcW w:w="414" w:type="pct"/>
+            <w:vAlign w:val="center"/>
+          </w:tcPr>
+          <w:p>
+            <w:pPr>
+              <w:pStyle w:val="Default"/>
+              <w:jc w:val="center"/>
+              <w:rPr>
+                <w:color w:val="auto"/>
+                <w:sz w:val="18"/>
+                <w:szCs w:val="18"/>
+                <w:lang w:val="es-EC"/>
+              </w:rPr>
+            </w:pPr>
+            <w:r>
+              <w:rPr>
+                <w:color w:val="auto"/>
+                <w:sz w:val="18"/>
+                <w:szCs w:val="18"/>
+                <w:lang w:val="es-EC"/>
+              </w:rPr>
+              <w:t>34.</w:t>
+            </w:r>
+          </w:p>
+        </w:tc>
+        <w:tc>
+          <w:tcPr>
+            <w:tcW w:w="1102" w:type="pct"/>
+          </w:tcPr>
+          <w:p>
+            <w:pPr>
+              <w:pStyle w:val="Textoindependiente"/>
+              <w:jc w:val="left"/>
+              <w:rPr>
+                <w:rFonts w:ascii="Times New Roman" w:hAnsi="Times New Roman"/>
+                <w:bCs/>
+                <w:sz w:val="18"/>
+                <w:szCs w:val="18"/>
+                <w:lang w:val="es-EC"/>
+              </w:rPr>
+            </w:pPr>
+            <w:r>
+              <w:rPr>
+                <w:rFonts w:ascii="Times New Roman" w:hAnsi="Times New Roman"/>
+                <w:bCs/>
+                <w:sz w:val="18"/>
+                <w:szCs w:val="18"/>
+                <w:lang w:val="es-EC"/>
+              </w:rPr>
+              <w:t>Desarrollo de Software</w:t>
+            </w:r>
+          </w:p>
+        </w:tc>
+        <w:tc>
+          <w:tcPr>
+            <w:tcW w:w="3484" w:type="pct"/>
+          </w:tcPr>
+          <w:p>
+            <w:pPr>
+              <w:pStyle w:val="Textoindependiente"/>
+              <w:rPr>
+                <w:rFonts w:ascii="Times New Roman" w:hAnsi="Times New Roman"/>
+                <w:bCs/>
+                <w:sz w:val="18"/>
+                <w:szCs w:val="18"/>
+                <w:lang w:val="es-EC"/>
+              </w:rPr>
+            </w:pPr>
+            <w:r>
+              <w:rPr>
+                <w:rFonts w:ascii="Times New Roman" w:hAnsi="Times New Roman"/>
+                <w:bCs/>
+                <w:sz w:val="18"/>
+                <w:szCs w:val="18"/>
+                <w:lang w:val="es-EC"/>
+              </w:rPr>
+              <w:t xml:space="preserve">Conector Messenger: envío de respuestas + Instagram </w:t>
+            </w:r>
+            <w:proofErr w:type="spellStart"/>
+            <w:r>
+              <w:rPr>
+                <w:rFonts w:ascii="Times New Roman" w:hAnsi="Times New Roman"/>
+                <w:bCs/>
+                <w:sz w:val="18"/>
+                <w:szCs w:val="18"/>
+                <w:lang w:val="es-EC"/>
+              </w:rPr>
+              <w:t>webhook</w:t>
+            </w:r>
+            <w:proofErr w:type="spellEnd"/>
+            <w:r>
+              <w:rPr>
+                <w:rFonts w:ascii="Times New Roman" w:hAnsi="Times New Roman"/>
+                <w:bCs/>
+                <w:sz w:val="18"/>
+                <w:szCs w:val="18"/>
+                <w:lang w:val="es-EC"/>
+              </w:rPr>
+              <w:t xml:space="preserve"> </w:t>
+            </w:r>
+          </w:p>
+        </w:tc>
+      </w:tr>
+      <w:tr>
+        <w:tc>
+          <w:tcPr>
+            <w:tcW w:w="414" w:type="pct"/>
+            <w:vAlign w:val="center"/>
+          </w:tcPr>
+          <w:p>
+            <w:pPr>
+              <w:pStyle w:val="Default"/>
+              <w:jc w:val="center"/>
+              <w:rPr>
+                <w:color w:val="auto"/>
+                <w:sz w:val="18"/>
+                <w:szCs w:val="18"/>
+                <w:lang w:val="es-EC"/>
+              </w:rPr>
+            </w:pPr>
+            <w:r>
+              <w:rPr>
+                <w:color w:val="auto"/>
+                <w:sz w:val="18"/>
+                <w:szCs w:val="18"/>
+                <w:lang w:val="es-EC"/>
+              </w:rPr>
+              <w:t>35.</w:t>
+            </w:r>
+          </w:p>
+        </w:tc>
+        <w:tc>
+          <w:tcPr>
+            <w:tcW w:w="1102" w:type="pct"/>
+          </w:tcPr>
+          <w:p>
+            <w:pPr>
+              <w:pStyle w:val="Textoindependiente"/>
+              <w:jc w:val="left"/>
+              <w:rPr>
+                <w:rFonts w:ascii="Times New Roman" w:hAnsi="Times New Roman"/>
+                <w:bCs/>
+                <w:sz w:val="18"/>
+                <w:szCs w:val="18"/>
+                <w:lang w:val="es-EC"/>
+              </w:rPr>
+            </w:pPr>
+            <w:r>
+              <w:rPr>
+                <w:rFonts w:ascii="Times New Roman" w:hAnsi="Times New Roman"/>
+                <w:bCs/>
+                <w:sz w:val="18"/>
+                <w:szCs w:val="18"/>
+                <w:lang w:val="es-EC"/>
+              </w:rPr>
+              <w:t>Desarrollo de Software</w:t>
+            </w:r>
+          </w:p>
+        </w:tc>
+        <w:tc>
+          <w:tcPr>
+            <w:tcW w:w="3484" w:type="pct"/>
+          </w:tcPr>
+          <w:p>
+            <w:pPr>
+              <w:pStyle w:val="Textoindependiente"/>
+              <w:rPr>
+                <w:rFonts w:ascii="Times New Roman" w:hAnsi="Times New Roman"/>
+                <w:bCs/>
+                <w:sz w:val="18"/>
+                <w:szCs w:val="18"/>
+                <w:lang w:val="es-EC"/>
+              </w:rPr>
+            </w:pPr>
+            <w:r>
+              <w:rPr>
+                <w:rFonts w:ascii="Times New Roman" w:hAnsi="Times New Roman"/>
+                <w:bCs/>
+                <w:sz w:val="18"/>
+                <w:szCs w:val="18"/>
+                <w:lang w:val="es-EC"/>
+              </w:rPr>
+              <w:t>Instagram completo: recepción + envío + Comment-</w:t>
+            </w:r>
+            <w:proofErr w:type="spellStart"/>
+            <w:r>
+              <w:rPr>
+                <w:rFonts w:ascii="Times New Roman" w:hAnsi="Times New Roman"/>
+                <w:bCs/>
+                <w:sz w:val="18"/>
+                <w:szCs w:val="18"/>
+                <w:lang w:val="es-EC"/>
+              </w:rPr>
+              <w:t>to</w:t>
+            </w:r>
+            <w:proofErr w:type="spellEnd"/>
+            <w:r>
+              <w:rPr>
+                <w:rFonts w:ascii="Times New Roman" w:hAnsi="Times New Roman"/>
+                <w:bCs/>
+                <w:sz w:val="18"/>
+                <w:szCs w:val="18"/>
+                <w:lang w:val="es-EC"/>
+              </w:rPr>
+              <w:t xml:space="preserve">-DM </w:t>
+            </w:r>
+          </w:p>
+        </w:tc>
+      </w:tr>
+      <w:tr>
+        <w:tc>
+          <w:tcPr>
+            <w:tcW w:w="414" w:type="pct"/>
+            <w:vAlign w:val="center"/>
+          </w:tcPr>
+          <w:p>
+            <w:pPr>
+              <w:pStyle w:val="Default"/>
+              <w:jc w:val="center"/>
+              <w:rPr>
+                <w:color w:val="auto"/>
+                <w:sz w:val="18"/>
+                <w:szCs w:val="18"/>
+                <w:lang w:val="es-EC"/>
+              </w:rPr>
+            </w:pPr>
+            <w:r>
+              <w:rPr>
+                <w:color w:val="auto"/>
+                <w:sz w:val="18"/>
+                <w:szCs w:val="18"/>
+                <w:lang w:val="es-EC"/>
+              </w:rPr>
+              <w:t>36.</w:t>
+            </w:r>
+          </w:p>
+        </w:tc>
+        <w:tc>
+          <w:tcPr>
+            <w:tcW w:w="1102" w:type="pct"/>
+          </w:tcPr>
+          <w:p>
+            <w:pPr>
+              <w:pStyle w:val="Textoindependiente"/>
+              <w:jc w:val="left"/>
+              <w:rPr>
+                <w:rFonts w:ascii="Times New Roman" w:hAnsi="Times New Roman"/>
+                <w:bCs/>
+                <w:sz w:val="18"/>
+                <w:szCs w:val="18"/>
+                <w:lang w:val="es-EC"/>
+              </w:rPr>
+            </w:pPr>
+            <w:r>
+              <w:rPr>
+                <w:rFonts w:ascii="Times New Roman" w:hAnsi="Times New Roman"/>
+                <w:bCs/>
+                <w:sz w:val="18"/>
+                <w:szCs w:val="18"/>
+                <w:lang w:val="es-EC"/>
+              </w:rPr>
+              <w:t>Desarrollo de Software</w:t>
+            </w:r>
+          </w:p>
+        </w:tc>
+        <w:tc>
+          <w:tcPr>
+            <w:tcW w:w="3484" w:type="pct"/>
+          </w:tcPr>
+          <w:p>
+            <w:pPr>
+              <w:pStyle w:val="Textoindependiente"/>
+              <w:rPr>
+                <w:rFonts w:ascii="Times New Roman" w:hAnsi="Times New Roman"/>
+                <w:bCs/>
+                <w:sz w:val="18"/>
+                <w:szCs w:val="18"/>
+                <w:lang w:val="es-EC"/>
+              </w:rPr>
+            </w:pPr>
+            <w:r>
+              <w:rPr>
+                <w:rFonts w:ascii="Times New Roman" w:hAnsi="Times New Roman"/>
+                <w:bCs/>
+                <w:sz w:val="18"/>
+                <w:szCs w:val="18"/>
+                <w:lang w:val="es-EC"/>
+              </w:rPr>
+              <w:t xml:space="preserve">TikTok </w:t>
+            </w:r>
+            <w:proofErr w:type="gramStart"/>
+            <w:r>
+              <w:rPr>
+                <w:rFonts w:ascii="Times New Roman" w:hAnsi="Times New Roman"/>
+                <w:bCs/>
+                <w:sz w:val="18"/>
+                <w:szCs w:val="18"/>
+                <w:lang w:val="es-EC"/>
+              </w:rPr>
+              <w:t>Lead</w:t>
+            </w:r>
+            <w:proofErr w:type="gramEnd"/>
+            <w:r>
+              <w:rPr>
+                <w:rFonts w:ascii="Times New Roman" w:hAnsi="Times New Roman"/>
+                <w:bCs/>
+                <w:sz w:val="18"/>
+                <w:szCs w:val="18"/>
+                <w:lang w:val="es-EC"/>
+              </w:rPr>
+              <w:t xml:space="preserve"> Ads ingestion + </w:t>
+            </w:r>
+            <w:proofErr w:type="spellStart"/>
+            <w:r>
+              <w:rPr>
+                <w:rFonts w:ascii="Times New Roman" w:hAnsi="Times New Roman"/>
+                <w:bCs/>
+                <w:sz w:val="18"/>
+                <w:szCs w:val="18"/>
+                <w:lang w:val="es-EC"/>
+              </w:rPr>
+              <w:t>Conversión</w:t>
+            </w:r>
+            <w:proofErr w:type="spellEnd"/>
+            <w:r>
+              <w:rPr>
+                <w:rFonts w:ascii="Times New Roman" w:hAnsi="Times New Roman"/>
+                <w:bCs/>
+                <w:sz w:val="18"/>
+                <w:szCs w:val="18"/>
+                <w:lang w:val="es-EC"/>
+              </w:rPr>
+              <w:t xml:space="preserve"> </w:t>
+            </w:r>
+            <w:proofErr w:type="spellStart"/>
+            <w:r>
+              <w:rPr>
+                <w:rFonts w:ascii="Times New Roman" w:hAnsi="Times New Roman"/>
+                <w:bCs/>
+                <w:sz w:val="18"/>
+                <w:szCs w:val="18"/>
+                <w:lang w:val="es-EC"/>
+              </w:rPr>
+              <w:t>Lead→Cliente</w:t>
+            </w:r>
+            <w:proofErr w:type="spellEnd"/>
+            <w:r>
+              <w:rPr>
+                <w:rFonts w:ascii="Times New Roman" w:hAnsi="Times New Roman"/>
+                <w:bCs/>
+                <w:sz w:val="18"/>
+                <w:szCs w:val="18"/>
+                <w:lang w:val="es-EC"/>
+              </w:rPr>
+              <w:t xml:space="preserve"> </w:t>
+            </w:r>
+          </w:p>
+        </w:tc>
+      </w:tr>
+      <w:tr>
+        <w:tc>
+          <w:tcPr>
+            <w:tcW w:w="414" w:type="pct"/>
+            <w:vAlign w:val="center"/>
+          </w:tcPr>
+          <w:p>
+            <w:pPr>
+              <w:pStyle w:val="Default"/>
+              <w:jc w:val="center"/>
+              <w:rPr>
+                <w:color w:val="auto"/>
+                <w:sz w:val="18"/>
+                <w:szCs w:val="18"/>
+                <w:lang w:val="en-CA"/>
+              </w:rPr>
+            </w:pPr>
+            <w:r>
+              <w:rPr>
+                <w:color w:val="auto"/>
+                <w:sz w:val="18"/>
+                <w:szCs w:val="18"/>
+                <w:lang w:val="en-CA"/>
+              </w:rPr>
+              <w:t>37.</w:t>
+            </w:r>
+          </w:p>
+        </w:tc>
+        <w:tc>
+          <w:tcPr>
+            <w:tcW w:w="1102" w:type="pct"/>
+          </w:tcPr>
+          <w:p>
+            <w:pPr>
+              <w:pStyle w:val="Textoindependiente"/>
+              <w:jc w:val="left"/>
+              <w:rPr>
+                <w:rFonts w:ascii="Times New Roman" w:hAnsi="Times New Roman"/>
+                <w:bCs/>
+                <w:sz w:val="18"/>
+                <w:szCs w:val="18"/>
+                <w:lang w:val="es-EC"/>
+              </w:rPr>
+            </w:pPr>
+            <w:r>
+              <w:rPr>
+                <w:rFonts w:ascii="Times New Roman" w:hAnsi="Times New Roman"/>
+                <w:bCs/>
+                <w:sz w:val="18"/>
+                <w:szCs w:val="18"/>
+                <w:lang w:val="es-EC"/>
+              </w:rPr>
+              <w:t>Desarrollo de Software</w:t>
+            </w:r>
+          </w:p>
+        </w:tc>
+        <w:tc>
+          <w:tcPr>
+            <w:tcW w:w="3484" w:type="pct"/>
+          </w:tcPr>
+          <w:p>
+            <w:pPr>
+              <w:pStyle w:val="Textoindependiente"/>
+              <w:rPr>
+                <w:rFonts w:ascii="Times New Roman" w:hAnsi="Times New Roman"/>
+                <w:bCs/>
+                <w:sz w:val="18"/>
+                <w:szCs w:val="18"/>
+                <w:lang w:val="es-EC"/>
+              </w:rPr>
+            </w:pPr>
+            <w:r>
+              <w:rPr>
+                <w:rFonts w:ascii="Times New Roman" w:hAnsi="Times New Roman"/>
+                <w:bCs/>
+                <w:sz w:val="18"/>
+                <w:szCs w:val="18"/>
+                <w:lang w:val="es-EC"/>
+              </w:rPr>
+              <w:t xml:space="preserve">Clientes + Catálogo Productos + Condiciones comerciales </w:t>
+            </w:r>
+          </w:p>
+        </w:tc>
+      </w:tr>
+      <w:tr>
+        <w:tc>
+          <w:tcPr>
+            <w:tcW w:w="414" w:type="pct"/>
+            <w:vAlign w:val="center"/>
+          </w:tcPr>
+          <w:p>
+            <w:pPr>
+              <w:pStyle w:val="Default"/>
+              <w:jc w:val="center"/>
+              <w:rPr>
+                <w:color w:val="auto"/>
+                <w:sz w:val="18"/>
+                <w:szCs w:val="18"/>
+                <w:lang w:val="es-EC"/>
+              </w:rPr>
+            </w:pPr>
+            <w:r>
+              <w:rPr>
+                <w:color w:val="auto"/>
+                <w:sz w:val="18"/>
+                <w:szCs w:val="18"/>
+                <w:lang w:val="es-EC"/>
+              </w:rPr>
+              <w:t>38.</w:t>
+            </w:r>
+          </w:p>
+        </w:tc>
+        <w:tc>
+          <w:tcPr>
+            <w:tcW w:w="1102" w:type="pct"/>
+          </w:tcPr>
+          <w:p>
+            <w:pPr>
+              <w:pStyle w:val="Textoindependiente"/>
+              <w:jc w:val="left"/>
+              <w:rPr>
+                <w:rFonts w:ascii="Times New Roman" w:hAnsi="Times New Roman"/>
+                <w:bCs/>
+                <w:sz w:val="18"/>
+                <w:szCs w:val="18"/>
+                <w:lang w:val="es-EC"/>
+              </w:rPr>
+            </w:pPr>
+            <w:r>
+              <w:rPr>
+                <w:rFonts w:ascii="Times New Roman" w:hAnsi="Times New Roman"/>
+                <w:bCs/>
+                <w:sz w:val="18"/>
+                <w:szCs w:val="18"/>
+                <w:lang w:val="es-EC"/>
+              </w:rPr>
+              <w:t>Desarrollo de Software</w:t>
+            </w:r>
+          </w:p>
+        </w:tc>
+        <w:tc>
+          <w:tcPr>
+            <w:tcW w:w="3484" w:type="pct"/>
+          </w:tcPr>
+          <w:p>
+            <w:pPr>
+              <w:pStyle w:val="Textoindependiente"/>
+              <w:rPr>
+                <w:rFonts w:ascii="Times New Roman" w:hAnsi="Times New Roman"/>
+                <w:bCs/>
+                <w:sz w:val="18"/>
+                <w:szCs w:val="18"/>
+                <w:lang w:val="es-EC"/>
+              </w:rPr>
+            </w:pPr>
+            <w:r>
+              <w:rPr>
+                <w:rFonts w:ascii="Times New Roman" w:hAnsi="Times New Roman"/>
+                <w:bCs/>
+                <w:sz w:val="18"/>
+                <w:szCs w:val="18"/>
+                <w:lang w:val="es-EC"/>
+              </w:rPr>
+              <w:t xml:space="preserve">Email Marketing: modelos + servicio Brevo + </w:t>
+            </w:r>
+            <w:proofErr w:type="spellStart"/>
+            <w:r>
+              <w:rPr>
+                <w:rFonts w:ascii="Times New Roman" w:hAnsi="Times New Roman"/>
+                <w:bCs/>
+                <w:sz w:val="18"/>
+                <w:szCs w:val="18"/>
+                <w:lang w:val="es-EC"/>
+              </w:rPr>
+              <w:t>templates</w:t>
+            </w:r>
+            <w:proofErr w:type="spellEnd"/>
+            <w:r>
+              <w:rPr>
+                <w:rFonts w:ascii="Times New Roman" w:hAnsi="Times New Roman"/>
+                <w:bCs/>
+                <w:sz w:val="18"/>
+                <w:szCs w:val="18"/>
+                <w:lang w:val="es-EC"/>
+              </w:rPr>
+              <w:t xml:space="preserve"> </w:t>
+            </w:r>
+          </w:p>
+        </w:tc>
+      </w:tr>
+      <w:tr>
+        <w:tc>
+          <w:tcPr>
+            <w:tcW w:w="414" w:type="pct"/>
+            <w:vAlign w:val="center"/>
+          </w:tcPr>
+          <w:p>
+            <w:pPr>
+              <w:pStyle w:val="Default"/>
+              <w:jc w:val="center"/>
+              <w:rPr>
+                <w:color w:val="auto"/>
+                <w:sz w:val="18"/>
+                <w:szCs w:val="18"/>
+                <w:lang w:val="es-EC"/>
+              </w:rPr>
+            </w:pPr>
+            <w:r>
+              <w:rPr>
+                <w:color w:val="auto"/>
+                <w:sz w:val="18"/>
+                <w:szCs w:val="18"/>
+                <w:lang w:val="es-EC"/>
+              </w:rPr>
+              <w:t>39.</w:t>
+            </w:r>
+          </w:p>
+        </w:tc>
+        <w:tc>
+          <w:tcPr>
+            <w:tcW w:w="1102" w:type="pct"/>
+          </w:tcPr>
+          <w:p>
+            <w:pPr>
+              <w:pStyle w:val="Textoindependiente"/>
+              <w:jc w:val="left"/>
+              <w:rPr>
+                <w:rFonts w:ascii="Times New Roman" w:hAnsi="Times New Roman"/>
+                <w:bCs/>
+                <w:sz w:val="18"/>
+                <w:szCs w:val="18"/>
+                <w:lang w:val="es-EC"/>
+              </w:rPr>
+            </w:pPr>
+            <w:r>
+              <w:rPr>
+                <w:rFonts w:ascii="Times New Roman" w:hAnsi="Times New Roman"/>
+                <w:bCs/>
+                <w:sz w:val="18"/>
+                <w:szCs w:val="18"/>
+                <w:lang w:val="es-EC"/>
+              </w:rPr>
+              <w:t>Desarrollo de Software</w:t>
+            </w:r>
+          </w:p>
+        </w:tc>
+        <w:tc>
+          <w:tcPr>
+            <w:tcW w:w="3484" w:type="pct"/>
+          </w:tcPr>
+          <w:p>
+            <w:pPr>
+              <w:pStyle w:val="Textoindependiente"/>
+              <w:rPr>
+                <w:rFonts w:ascii="Times New Roman" w:hAnsi="Times New Roman"/>
+                <w:bCs/>
+                <w:sz w:val="18"/>
+                <w:szCs w:val="18"/>
+                <w:lang w:val="es-EC"/>
+              </w:rPr>
+            </w:pPr>
+            <w:r>
+              <w:rPr>
+                <w:rFonts w:ascii="Times New Roman" w:hAnsi="Times New Roman"/>
+                <w:bCs/>
+                <w:sz w:val="18"/>
+                <w:szCs w:val="18"/>
+                <w:lang w:val="es-EC"/>
+              </w:rPr>
+              <w:t xml:space="preserve">Email Marketing: campañas + segmentación + envío </w:t>
+            </w:r>
+          </w:p>
+        </w:tc>
+      </w:tr>
+      <w:tr>
+        <w:tc>
+          <w:tcPr>
+            <w:tcW w:w="414" w:type="pct"/>
+            <w:vAlign w:val="center"/>
+          </w:tcPr>
+          <w:p>
+            <w:pPr>
+              <w:pStyle w:val="Default"/>
+              <w:jc w:val="center"/>
+              <w:rPr>
+                <w:color w:val="auto"/>
+                <w:sz w:val="18"/>
+                <w:szCs w:val="18"/>
+                <w:lang w:val="es-EC"/>
+              </w:rPr>
+            </w:pPr>
+            <w:r>
+              <w:rPr>
+                <w:color w:val="auto"/>
+                <w:sz w:val="18"/>
+                <w:szCs w:val="18"/>
+                <w:lang w:val="es-EC"/>
+              </w:rPr>
+              <w:t>40.</w:t>
+            </w:r>
+          </w:p>
+        </w:tc>
+        <w:tc>
+          <w:tcPr>
+            <w:tcW w:w="1102" w:type="pct"/>
+          </w:tcPr>
+          <w:p>
+            <w:pPr>
+              <w:pStyle w:val="Textoindependiente"/>
+              <w:jc w:val="left"/>
+              <w:rPr>
+                <w:rFonts w:ascii="Times New Roman" w:hAnsi="Times New Roman"/>
+                <w:bCs/>
+                <w:sz w:val="18"/>
+                <w:szCs w:val="18"/>
+                <w:lang w:val="es-EC"/>
+              </w:rPr>
+            </w:pPr>
+            <w:r>
+              <w:rPr>
+                <w:rFonts w:ascii="Times New Roman" w:hAnsi="Times New Roman"/>
+                <w:bCs/>
+                <w:sz w:val="18"/>
+                <w:szCs w:val="18"/>
+                <w:lang w:val="es-EC"/>
+              </w:rPr>
+              <w:t>Desarrollo de Software</w:t>
+            </w:r>
+          </w:p>
+        </w:tc>
+        <w:tc>
+          <w:tcPr>
+            <w:tcW w:w="3484" w:type="pct"/>
+          </w:tcPr>
+          <w:p>
+            <w:pPr>
+              <w:pStyle w:val="Textoindependiente"/>
+              <w:rPr>
+                <w:rFonts w:ascii="Times New Roman" w:hAnsi="Times New Roman"/>
+                <w:bCs/>
+                <w:sz w:val="18"/>
+                <w:szCs w:val="18"/>
+                <w:lang w:val="es-EC"/>
+              </w:rPr>
+            </w:pPr>
+            <w:r>
+              <w:rPr>
+                <w:rFonts w:ascii="Times New Roman" w:hAnsi="Times New Roman"/>
+                <w:bCs/>
+                <w:sz w:val="18"/>
+                <w:szCs w:val="18"/>
+                <w:lang w:val="es-EC"/>
+              </w:rPr>
+              <w:t xml:space="preserve">Email Marketing: tracking </w:t>
+            </w:r>
+            <w:proofErr w:type="spellStart"/>
+            <w:r>
+              <w:rPr>
+                <w:rFonts w:ascii="Times New Roman" w:hAnsi="Times New Roman"/>
+                <w:bCs/>
+                <w:sz w:val="18"/>
+                <w:szCs w:val="18"/>
+                <w:lang w:val="es-EC"/>
+              </w:rPr>
+              <w:t>aperturas</w:t>
+            </w:r>
+            <w:proofErr w:type="spellEnd"/>
+            <w:r>
+              <w:rPr>
+                <w:rFonts w:ascii="Times New Roman" w:hAnsi="Times New Roman"/>
+                <w:bCs/>
+                <w:sz w:val="18"/>
+                <w:szCs w:val="18"/>
+                <w:lang w:val="es-EC"/>
+              </w:rPr>
+              <w:t>/</w:t>
+            </w:r>
+            <w:proofErr w:type="spellStart"/>
+            <w:r>
+              <w:rPr>
+                <w:rFonts w:ascii="Times New Roman" w:hAnsi="Times New Roman"/>
+                <w:bCs/>
+                <w:sz w:val="18"/>
+                <w:szCs w:val="18"/>
+                <w:lang w:val="es-EC"/>
+              </w:rPr>
+              <w:t>clics</w:t>
+            </w:r>
+            <w:proofErr w:type="spellEnd"/>
+            <w:r>
+              <w:rPr>
+                <w:rFonts w:ascii="Times New Roman" w:hAnsi="Times New Roman"/>
+                <w:bCs/>
+                <w:sz w:val="18"/>
+                <w:szCs w:val="18"/>
+                <w:lang w:val="es-EC"/>
+              </w:rPr>
+              <w:t xml:space="preserve"> + </w:t>
+            </w:r>
+            <w:proofErr w:type="spellStart"/>
+            <w:r>
+              <w:rPr>
+                <w:rFonts w:ascii="Times New Roman" w:hAnsi="Times New Roman"/>
+                <w:bCs/>
+                <w:sz w:val="18"/>
+                <w:szCs w:val="18"/>
+                <w:lang w:val="es-EC"/>
+              </w:rPr>
+              <w:t>métricas</w:t>
+            </w:r>
+            <w:proofErr w:type="spellEnd"/>
+            <w:r>
+              <w:rPr>
+                <w:rFonts w:ascii="Times New Roman" w:hAnsi="Times New Roman"/>
+                <w:bCs/>
+                <w:sz w:val="18"/>
+                <w:szCs w:val="18"/>
+                <w:lang w:val="es-EC"/>
+              </w:rPr>
+              <w:t xml:space="preserve"> </w:t>
+            </w:r>
+          </w:p>
+        </w:tc>
+      </w:tr>
+      <w:tr>
+        <w:tc>
+          <w:tcPr>
+            <w:tcW w:w="414" w:type="pct"/>
+            <w:vAlign w:val="center"/>
+          </w:tcPr>
+          <w:p>
+            <w:pPr>
+              <w:pStyle w:val="Default"/>
+              <w:jc w:val="center"/>
+              <w:rPr>
+                <w:color w:val="auto"/>
+                <w:sz w:val="18"/>
+                <w:szCs w:val="18"/>
+                <w:lang w:val="en-CA"/>
+              </w:rPr>
+            </w:pPr>
+            <w:r>
+              <w:rPr>
+                <w:color w:val="auto"/>
+                <w:sz w:val="18"/>
+                <w:szCs w:val="18"/>
+                <w:lang w:val="en-CA"/>
+              </w:rPr>
+              <w:t>41.</w:t>
+            </w:r>
+          </w:p>
+        </w:tc>
+        <w:tc>
+          <w:tcPr>
+            <w:tcW w:w="1102" w:type="pct"/>
+          </w:tcPr>
+          <w:p>
+            <w:pPr>
+              <w:pStyle w:val="Textoindependiente"/>
+              <w:jc w:val="left"/>
+              <w:rPr>
+                <w:rFonts w:ascii="Times New Roman" w:hAnsi="Times New Roman"/>
+                <w:bCs/>
+                <w:sz w:val="18"/>
+                <w:szCs w:val="18"/>
+                <w:lang w:val="es-EC"/>
+              </w:rPr>
+            </w:pPr>
+            <w:r>
+              <w:rPr>
+                <w:rFonts w:ascii="Times New Roman" w:hAnsi="Times New Roman"/>
+                <w:bCs/>
+                <w:sz w:val="18"/>
+                <w:szCs w:val="18"/>
+                <w:lang w:val="es-EC"/>
+              </w:rPr>
+              <w:t>Desarrollo de Software</w:t>
+            </w:r>
+          </w:p>
+        </w:tc>
+        <w:tc>
+          <w:tcPr>
+            <w:tcW w:w="3484" w:type="pct"/>
+          </w:tcPr>
+          <w:p>
+            <w:pPr>
+              <w:pStyle w:val="Textoindependiente"/>
+              <w:rPr>
+                <w:rFonts w:ascii="Times New Roman" w:hAnsi="Times New Roman"/>
+                <w:bCs/>
+                <w:sz w:val="18"/>
+                <w:szCs w:val="18"/>
+                <w:lang w:val="es-EC"/>
+              </w:rPr>
+            </w:pPr>
+            <w:r>
+              <w:rPr>
+                <w:rFonts w:ascii="Times New Roman" w:hAnsi="Times New Roman"/>
+                <w:bCs/>
+                <w:sz w:val="18"/>
+                <w:szCs w:val="18"/>
+                <w:lang w:val="es-EC"/>
+              </w:rPr>
+              <w:t xml:space="preserve">Dashboard CRM unificado + Reportes por canal </w:t>
+            </w:r>
+          </w:p>
+        </w:tc>
+      </w:tr>
+      <w:tr>
+        <w:tc>
+          <w:tcPr>
+            <w:tcW w:w="414" w:type="pct"/>
+            <w:vAlign w:val="center"/>
+          </w:tcPr>
+          <w:p>
+            <w:pPr>
+              <w:pStyle w:val="Default"/>
+              <w:jc w:val="center"/>
+              <w:rPr>
+                <w:color w:val="auto"/>
+                <w:sz w:val="18"/>
+                <w:szCs w:val="18"/>
+                <w:lang w:val="pt-PT"/>
+              </w:rPr>
+            </w:pPr>
+            <w:r>
+              <w:rPr>
+                <w:color w:val="auto"/>
+                <w:sz w:val="18"/>
+                <w:szCs w:val="18"/>
+                <w:lang w:val="pt-PT"/>
+              </w:rPr>
+              <w:t>42.</w:t>
+            </w:r>
+          </w:p>
+        </w:tc>
+        <w:tc>
+          <w:tcPr>
+            <w:tcW w:w="1102" w:type="pct"/>
+          </w:tcPr>
+          <w:p>
+            <w:pPr>
+              <w:pStyle w:val="Textoindependiente"/>
+              <w:jc w:val="left"/>
+              <w:rPr>
+                <w:rFonts w:ascii="Times New Roman" w:hAnsi="Times New Roman"/>
+                <w:bCs/>
+                <w:sz w:val="18"/>
+                <w:szCs w:val="18"/>
+                <w:lang w:val="es-EC"/>
+              </w:rPr>
+            </w:pPr>
+            <w:r>
+              <w:rPr>
+                <w:rFonts w:ascii="Times New Roman" w:hAnsi="Times New Roman"/>
+                <w:bCs/>
+                <w:sz w:val="18"/>
+                <w:szCs w:val="18"/>
+                <w:lang w:val="es-EC"/>
+              </w:rPr>
+              <w:t>Desarrollo de Software</w:t>
+            </w:r>
+          </w:p>
+        </w:tc>
+        <w:tc>
+          <w:tcPr>
+            <w:tcW w:w="3484" w:type="pct"/>
+          </w:tcPr>
+          <w:p>
+            <w:pPr>
+              <w:pStyle w:val="Textoindependiente"/>
+              <w:rPr>
+                <w:rFonts w:ascii="Times New Roman" w:hAnsi="Times New Roman"/>
+                <w:bCs/>
+                <w:sz w:val="18"/>
+                <w:szCs w:val="18"/>
+                <w:lang w:val="es-EC"/>
+              </w:rPr>
+            </w:pPr>
+            <w:r>
+              <w:rPr>
+                <w:rFonts w:ascii="Times New Roman" w:hAnsi="Times New Roman"/>
+                <w:bCs/>
+                <w:sz w:val="18"/>
+                <w:szCs w:val="18"/>
+                <w:lang w:val="es-EC"/>
+              </w:rPr>
+              <w:t>Documentación técnica + Demo final + Entrega</w:t>
             </w:r>
           </w:p>
         </w:tc>
@@ -5318,7 +7433,6 @@
         <w:tc>
           <w:tcPr>
             <w:tcW w:w="4962" w:type="dxa"/>
-            <w:vAlign w:val="center"/>
           </w:tcPr>
           <w:p>
             <w:pPr>
@@ -5335,94 +7449,661 @@
             </w:pPr>
             <w:r>
               <w:rPr>
+                <w:rFonts w:ascii="Arial" w:hAnsi="Arial" w:cs="Arial"/>
+                <w:color w:val="222222"/>
+              </w:rPr>
+              <w:t>Conoce y comprende la ingeniería de software</w:t>
+            </w:r>
+          </w:p>
+        </w:tc>
+        <w:tc>
+          <w:tcPr>
+            <w:tcW w:w="1275" w:type="dxa"/>
+            <w:vAlign w:val="center"/>
+          </w:tcPr>
+          <w:p>
+            <w:pPr>
+              <w:pStyle w:val="Textoindependiente"/>
+              <w:jc w:val="center"/>
+              <w:rPr>
+                <w:rFonts w:ascii="Times New Roman" w:hAnsi="Times New Roman"/>
                 <w:b/>
-                <w:i/>
+                <w:sz w:val="20"/>
+                <w:szCs w:val="20"/>
+                <w:lang w:val="es-EC"/>
+              </w:rPr>
+            </w:pPr>
+            <w:r>
+              <w:rPr>
+                <w:rFonts w:ascii="Times New Roman" w:hAnsi="Times New Roman"/>
+                <w:b/>
+                <w:sz w:val="20"/>
+                <w:szCs w:val="20"/>
+                <w:lang w:val="es-EC"/>
+              </w:rPr>
+              <w:t>X</w:t>
+            </w:r>
+          </w:p>
+        </w:tc>
+        <w:tc>
+          <w:tcPr>
+            <w:tcW w:w="1418" w:type="dxa"/>
+            <w:vAlign w:val="center"/>
+          </w:tcPr>
+          <w:p>
+            <w:pPr>
+              <w:pStyle w:val="Textoindependiente"/>
+              <w:jc w:val="center"/>
+              <w:rPr>
+                <w:rFonts w:ascii="Times New Roman" w:hAnsi="Times New Roman"/>
+                <w:b/>
+                <w:sz w:val="20"/>
+                <w:szCs w:val="20"/>
+                <w:lang w:val="es-EC"/>
+              </w:rPr>
+            </w:pPr>
+          </w:p>
+        </w:tc>
+        <w:tc>
+          <w:tcPr>
+            <w:tcW w:w="1417" w:type="dxa"/>
+            <w:vAlign w:val="center"/>
+          </w:tcPr>
+          <w:p>
+            <w:pPr>
+              <w:pStyle w:val="Textoindependiente"/>
+              <w:jc w:val="center"/>
+              <w:rPr>
+                <w:rFonts w:ascii="Times New Roman" w:hAnsi="Times New Roman"/>
+                <w:b/>
+                <w:sz w:val="20"/>
+                <w:szCs w:val="20"/>
+                <w:lang w:val="es-EC"/>
+              </w:rPr>
+            </w:pPr>
+          </w:p>
+        </w:tc>
+      </w:tr>
+      <w:tr>
+        <w:tc>
+          <w:tcPr>
+            <w:tcW w:w="4962" w:type="dxa"/>
+          </w:tcPr>
+          <w:p>
+            <w:pPr>
+              <w:pStyle w:val="Default"/>
+              <w:jc w:val="both"/>
+              <w:rPr>
                 <w:color w:val="auto"/>
                 <w:sz w:val="20"/>
                 <w:szCs w:val="20"/>
                 <w:lang w:val="es-EC"/>
               </w:rPr>
-              <w:t>Nota:</w:t>
-            </w:r>
-            <w:r>
-              <w:rPr>
-                <w:i/>
+            </w:pPr>
+            <w:r>
+              <w:rPr>
+                <w:rFonts w:ascii="Arial" w:hAnsi="Arial" w:cs="Arial"/>
+                <w:color w:val="222222"/>
+              </w:rPr>
+              <w:t>Realiza Análisis de ingeniería</w:t>
+            </w:r>
+          </w:p>
+        </w:tc>
+        <w:tc>
+          <w:tcPr>
+            <w:tcW w:w="1275" w:type="dxa"/>
+            <w:vAlign w:val="center"/>
+          </w:tcPr>
+          <w:p>
+            <w:pPr>
+              <w:pStyle w:val="Textoindependiente"/>
+              <w:jc w:val="center"/>
+              <w:rPr>
+                <w:rFonts w:ascii="Times New Roman" w:hAnsi="Times New Roman"/>
+                <w:b/>
+                <w:sz w:val="20"/>
+                <w:szCs w:val="20"/>
+                <w:lang w:val="es-EC"/>
+              </w:rPr>
+            </w:pPr>
+            <w:r>
+              <w:rPr>
+                <w:rFonts w:ascii="Times New Roman" w:hAnsi="Times New Roman"/>
+                <w:b/>
+                <w:sz w:val="20"/>
+                <w:szCs w:val="20"/>
+                <w:lang w:val="es-EC"/>
+              </w:rPr>
+              <w:t>X</w:t>
+            </w:r>
+          </w:p>
+        </w:tc>
+        <w:tc>
+          <w:tcPr>
+            <w:tcW w:w="1418" w:type="dxa"/>
+            <w:vAlign w:val="center"/>
+          </w:tcPr>
+          <w:p>
+            <w:pPr>
+              <w:pStyle w:val="Textoindependiente"/>
+              <w:jc w:val="center"/>
+              <w:rPr>
+                <w:rFonts w:ascii="Times New Roman" w:hAnsi="Times New Roman"/>
+                <w:b/>
+                <w:sz w:val="20"/>
+                <w:szCs w:val="20"/>
+                <w:lang w:val="es-EC"/>
+              </w:rPr>
+            </w:pPr>
+          </w:p>
+        </w:tc>
+        <w:tc>
+          <w:tcPr>
+            <w:tcW w:w="1417" w:type="dxa"/>
+            <w:vAlign w:val="center"/>
+          </w:tcPr>
+          <w:p>
+            <w:pPr>
+              <w:pStyle w:val="Textoindependiente"/>
+              <w:jc w:val="center"/>
+              <w:rPr>
+                <w:rFonts w:ascii="Times New Roman" w:hAnsi="Times New Roman"/>
+                <w:b/>
+                <w:sz w:val="20"/>
+                <w:szCs w:val="20"/>
+                <w:lang w:val="es-EC"/>
+              </w:rPr>
+            </w:pPr>
+          </w:p>
+        </w:tc>
+      </w:tr>
+      <w:tr>
+        <w:tc>
+          <w:tcPr>
+            <w:tcW w:w="4962" w:type="dxa"/>
+          </w:tcPr>
+          <w:p>
+            <w:pPr>
+              <w:pStyle w:val="Default"/>
+              <w:jc w:val="both"/>
+              <w:rPr>
                 <w:color w:val="auto"/>
                 <w:sz w:val="20"/>
                 <w:szCs w:val="20"/>
                 <w:lang w:val="es-EC"/>
               </w:rPr>
-              <w:t xml:space="preserve"> Aquí detallar l</w:t>
-            </w:r>
-            <w:r>
-              <w:rPr>
-                <w:i/>
+            </w:pPr>
+            <w:r>
+              <w:rPr>
+                <w:rFonts w:ascii="Arial" w:hAnsi="Arial" w:cs="Arial"/>
+                <w:color w:val="222222"/>
+              </w:rPr>
+              <w:t>Desarrolla o participa en Proyectos de Ingeniería de software</w:t>
+            </w:r>
+          </w:p>
+        </w:tc>
+        <w:tc>
+          <w:tcPr>
+            <w:tcW w:w="1275" w:type="dxa"/>
+            <w:vAlign w:val="center"/>
+          </w:tcPr>
+          <w:p>
+            <w:pPr>
+              <w:pStyle w:val="Textoindependiente"/>
+              <w:jc w:val="center"/>
+              <w:rPr>
+                <w:rFonts w:ascii="Times New Roman" w:hAnsi="Times New Roman"/>
+                <w:b/>
+                <w:sz w:val="20"/>
+                <w:szCs w:val="20"/>
+                <w:lang w:val="es-EC"/>
+              </w:rPr>
+            </w:pPr>
+            <w:r>
+              <w:rPr>
+                <w:rFonts w:ascii="Times New Roman" w:hAnsi="Times New Roman"/>
+                <w:b/>
+                <w:sz w:val="20"/>
+                <w:szCs w:val="20"/>
+                <w:lang w:val="es-EC"/>
+              </w:rPr>
+              <w:t>X</w:t>
+            </w:r>
+          </w:p>
+        </w:tc>
+        <w:tc>
+          <w:tcPr>
+            <w:tcW w:w="1418" w:type="dxa"/>
+            <w:vAlign w:val="center"/>
+          </w:tcPr>
+          <w:p>
+            <w:pPr>
+              <w:pStyle w:val="Textoindependiente"/>
+              <w:jc w:val="center"/>
+              <w:rPr>
+                <w:rFonts w:ascii="Times New Roman" w:hAnsi="Times New Roman"/>
+                <w:b/>
+                <w:sz w:val="20"/>
+                <w:szCs w:val="20"/>
+                <w:lang w:val="es-EC"/>
+              </w:rPr>
+            </w:pPr>
+          </w:p>
+        </w:tc>
+        <w:tc>
+          <w:tcPr>
+            <w:tcW w:w="1417" w:type="dxa"/>
+            <w:vAlign w:val="center"/>
+          </w:tcPr>
+          <w:p>
+            <w:pPr>
+              <w:pStyle w:val="Textoindependiente"/>
+              <w:jc w:val="center"/>
+              <w:rPr>
+                <w:rFonts w:ascii="Times New Roman" w:hAnsi="Times New Roman"/>
+                <w:b/>
+                <w:sz w:val="20"/>
+                <w:szCs w:val="20"/>
+                <w:lang w:val="es-EC"/>
+              </w:rPr>
+            </w:pPr>
+          </w:p>
+        </w:tc>
+      </w:tr>
+      <w:tr>
+        <w:tc>
+          <w:tcPr>
+            <w:tcW w:w="4962" w:type="dxa"/>
+          </w:tcPr>
+          <w:p>
+            <w:pPr>
+              <w:pStyle w:val="Default"/>
+              <w:jc w:val="both"/>
+              <w:rPr>
                 <w:color w:val="auto"/>
                 <w:sz w:val="20"/>
                 <w:szCs w:val="20"/>
                 <w:lang w:val="es-EC"/>
               </w:rPr>
-              <w:t>os indicadores</w:t>
-            </w:r>
-            <w:r>
-              <w:rPr>
-                <w:i/>
+            </w:pPr>
+            <w:r>
+              <w:rPr>
+                <w:rFonts w:ascii="Arial" w:hAnsi="Arial" w:cs="Arial"/>
+                <w:color w:val="222222"/>
+              </w:rPr>
+              <w:t>Investiga e Innova</w:t>
+            </w:r>
+          </w:p>
+        </w:tc>
+        <w:tc>
+          <w:tcPr>
+            <w:tcW w:w="1275" w:type="dxa"/>
+            <w:vAlign w:val="center"/>
+          </w:tcPr>
+          <w:p>
+            <w:pPr>
+              <w:pStyle w:val="Textoindependiente"/>
+              <w:jc w:val="center"/>
+              <w:rPr>
+                <w:rFonts w:ascii="Times New Roman" w:hAnsi="Times New Roman"/>
+                <w:b/>
+                <w:sz w:val="20"/>
+                <w:szCs w:val="20"/>
+                <w:lang w:val="es-EC"/>
+              </w:rPr>
+            </w:pPr>
+          </w:p>
+        </w:tc>
+        <w:tc>
+          <w:tcPr>
+            <w:tcW w:w="1418" w:type="dxa"/>
+            <w:vAlign w:val="center"/>
+          </w:tcPr>
+          <w:p>
+            <w:pPr>
+              <w:pStyle w:val="Textoindependiente"/>
+              <w:jc w:val="center"/>
+              <w:rPr>
+                <w:rFonts w:ascii="Times New Roman" w:hAnsi="Times New Roman"/>
+                <w:b/>
+                <w:sz w:val="20"/>
+                <w:szCs w:val="20"/>
+                <w:lang w:val="es-EC"/>
+              </w:rPr>
+            </w:pPr>
+            <w:r>
+              <w:rPr>
+                <w:rFonts w:ascii="Times New Roman" w:hAnsi="Times New Roman"/>
+                <w:b/>
+                <w:sz w:val="20"/>
+                <w:szCs w:val="20"/>
+                <w:lang w:val="es-EC"/>
+              </w:rPr>
+              <w:t>X</w:t>
+            </w:r>
+          </w:p>
+        </w:tc>
+        <w:tc>
+          <w:tcPr>
+            <w:tcW w:w="1417" w:type="dxa"/>
+            <w:vAlign w:val="center"/>
+          </w:tcPr>
+          <w:p>
+            <w:pPr>
+              <w:pStyle w:val="Textoindependiente"/>
+              <w:jc w:val="center"/>
+              <w:rPr>
+                <w:rFonts w:ascii="Times New Roman" w:hAnsi="Times New Roman"/>
+                <w:b/>
+                <w:sz w:val="20"/>
+                <w:szCs w:val="20"/>
+                <w:lang w:val="es-EC"/>
+              </w:rPr>
+            </w:pPr>
+          </w:p>
+        </w:tc>
+      </w:tr>
+      <w:tr>
+        <w:tc>
+          <w:tcPr>
+            <w:tcW w:w="4962" w:type="dxa"/>
+          </w:tcPr>
+          <w:p>
+            <w:pPr>
+              <w:pStyle w:val="Default"/>
+              <w:jc w:val="both"/>
+              <w:rPr>
                 <w:color w:val="auto"/>
                 <w:sz w:val="20"/>
                 <w:szCs w:val="20"/>
                 <w:lang w:val="es-EC"/>
               </w:rPr>
-              <w:t xml:space="preserve"> de los resultados del aprendizaje, mismos que</w:t>
-            </w:r>
-            <w:r>
-              <w:rPr>
-                <w:i/>
+            </w:pPr>
+            <w:r>
+              <w:rPr>
+                <w:rFonts w:ascii="Arial" w:hAnsi="Arial" w:cs="Arial"/>
+                <w:color w:val="222222"/>
+              </w:rPr>
+              <w:t>Aplica la ingeniería de software de manera práctica</w:t>
+            </w:r>
+          </w:p>
+        </w:tc>
+        <w:tc>
+          <w:tcPr>
+            <w:tcW w:w="1275" w:type="dxa"/>
+            <w:vAlign w:val="center"/>
+          </w:tcPr>
+          <w:p>
+            <w:pPr>
+              <w:pStyle w:val="Textoindependiente"/>
+              <w:jc w:val="center"/>
+              <w:rPr>
+                <w:rFonts w:ascii="Times New Roman" w:hAnsi="Times New Roman"/>
+                <w:b/>
+                <w:sz w:val="20"/>
+                <w:szCs w:val="20"/>
+                <w:lang w:val="es-EC"/>
+              </w:rPr>
+            </w:pPr>
+            <w:r>
+              <w:rPr>
+                <w:rFonts w:ascii="Times New Roman" w:hAnsi="Times New Roman"/>
+                <w:b/>
+                <w:sz w:val="20"/>
+                <w:szCs w:val="20"/>
+                <w:lang w:val="es-EC"/>
+              </w:rPr>
+              <w:t>X</w:t>
+            </w:r>
+          </w:p>
+        </w:tc>
+        <w:tc>
+          <w:tcPr>
+            <w:tcW w:w="1418" w:type="dxa"/>
+            <w:vAlign w:val="center"/>
+          </w:tcPr>
+          <w:p>
+            <w:pPr>
+              <w:pStyle w:val="Textoindependiente"/>
+              <w:jc w:val="center"/>
+              <w:rPr>
+                <w:rFonts w:ascii="Times New Roman" w:hAnsi="Times New Roman"/>
+                <w:b/>
+                <w:sz w:val="20"/>
+                <w:szCs w:val="20"/>
+                <w:lang w:val="es-EC"/>
+              </w:rPr>
+            </w:pPr>
+          </w:p>
+        </w:tc>
+        <w:tc>
+          <w:tcPr>
+            <w:tcW w:w="1417" w:type="dxa"/>
+            <w:vAlign w:val="center"/>
+          </w:tcPr>
+          <w:p>
+            <w:pPr>
+              <w:pStyle w:val="Textoindependiente"/>
+              <w:jc w:val="center"/>
+              <w:rPr>
+                <w:rFonts w:ascii="Times New Roman" w:hAnsi="Times New Roman"/>
+                <w:b/>
+                <w:sz w:val="20"/>
+                <w:szCs w:val="20"/>
+                <w:lang w:val="es-EC"/>
+              </w:rPr>
+            </w:pPr>
+          </w:p>
+        </w:tc>
+      </w:tr>
+      <w:tr>
+        <w:tc>
+          <w:tcPr>
+            <w:tcW w:w="4962" w:type="dxa"/>
+          </w:tcPr>
+          <w:p>
+            <w:pPr>
+              <w:pStyle w:val="Default"/>
+              <w:jc w:val="both"/>
+              <w:rPr>
                 <w:color w:val="auto"/>
                 <w:sz w:val="20"/>
                 <w:szCs w:val="20"/>
                 <w:lang w:val="es-EC"/>
               </w:rPr>
-              <w:t xml:space="preserve"> serán propios de </w:t>
-            </w:r>
-            <w:r>
-              <w:rPr>
-                <w:i/>
+            </w:pPr>
+            <w:r>
+              <w:rPr>
+                <w:rFonts w:ascii="Arial" w:hAnsi="Arial" w:cs="Arial"/>
+                <w:color w:val="222222"/>
+              </w:rPr>
+              <w:t>Elabora juicios para toma de decisiones</w:t>
+            </w:r>
+          </w:p>
+        </w:tc>
+        <w:tc>
+          <w:tcPr>
+            <w:tcW w:w="1275" w:type="dxa"/>
+            <w:vAlign w:val="center"/>
+          </w:tcPr>
+          <w:p>
+            <w:pPr>
+              <w:pStyle w:val="Textoindependiente"/>
+              <w:jc w:val="center"/>
+              <w:rPr>
+                <w:rFonts w:ascii="Times New Roman" w:hAnsi="Times New Roman"/>
+                <w:b/>
+                <w:sz w:val="20"/>
+                <w:szCs w:val="20"/>
+                <w:lang w:val="es-EC"/>
+              </w:rPr>
+            </w:pPr>
+            <w:r>
+              <w:rPr>
+                <w:rFonts w:ascii="Times New Roman" w:hAnsi="Times New Roman"/>
+                <w:b/>
+                <w:sz w:val="20"/>
+                <w:szCs w:val="20"/>
+                <w:lang w:val="es-EC"/>
+              </w:rPr>
+              <w:t>X</w:t>
+            </w:r>
+          </w:p>
+        </w:tc>
+        <w:tc>
+          <w:tcPr>
+            <w:tcW w:w="1418" w:type="dxa"/>
+            <w:vAlign w:val="center"/>
+          </w:tcPr>
+          <w:p>
+            <w:pPr>
+              <w:pStyle w:val="Textoindependiente"/>
+              <w:jc w:val="center"/>
+              <w:rPr>
+                <w:rFonts w:ascii="Times New Roman" w:hAnsi="Times New Roman"/>
+                <w:b/>
+                <w:sz w:val="20"/>
+                <w:szCs w:val="20"/>
+                <w:lang w:val="es-EC"/>
+              </w:rPr>
+            </w:pPr>
+          </w:p>
+        </w:tc>
+        <w:tc>
+          <w:tcPr>
+            <w:tcW w:w="1417" w:type="dxa"/>
+            <w:vAlign w:val="center"/>
+          </w:tcPr>
+          <w:p>
+            <w:pPr>
+              <w:pStyle w:val="Textoindependiente"/>
+              <w:jc w:val="center"/>
+              <w:rPr>
+                <w:rFonts w:ascii="Times New Roman" w:hAnsi="Times New Roman"/>
+                <w:b/>
+                <w:sz w:val="20"/>
+                <w:szCs w:val="20"/>
+                <w:lang w:val="es-EC"/>
+              </w:rPr>
+            </w:pPr>
+          </w:p>
+        </w:tc>
+      </w:tr>
+      <w:tr>
+        <w:tc>
+          <w:tcPr>
+            <w:tcW w:w="4962" w:type="dxa"/>
+          </w:tcPr>
+          <w:p>
+            <w:pPr>
+              <w:pStyle w:val="Default"/>
+              <w:jc w:val="both"/>
+              <w:rPr>
                 <w:color w:val="auto"/>
                 <w:sz w:val="20"/>
                 <w:szCs w:val="20"/>
                 <w:lang w:val="es-EC"/>
               </w:rPr>
-              <w:t>cada</w:t>
-            </w:r>
-            <w:r>
-              <w:rPr>
-                <w:i/>
+            </w:pPr>
+            <w:r>
+              <w:rPr>
+                <w:rFonts w:ascii="Arial" w:hAnsi="Arial" w:cs="Arial"/>
+                <w:color w:val="222222"/>
+              </w:rPr>
+              <w:t>Trabaja en equipo</w:t>
+            </w:r>
+          </w:p>
+        </w:tc>
+        <w:tc>
+          <w:tcPr>
+            <w:tcW w:w="1275" w:type="dxa"/>
+            <w:vAlign w:val="center"/>
+          </w:tcPr>
+          <w:p>
+            <w:pPr>
+              <w:pStyle w:val="Textoindependiente"/>
+              <w:jc w:val="center"/>
+              <w:rPr>
+                <w:rFonts w:ascii="Times New Roman" w:hAnsi="Times New Roman"/>
+                <w:b/>
+                <w:sz w:val="20"/>
+                <w:szCs w:val="20"/>
+                <w:lang w:val="es-EC"/>
+              </w:rPr>
+            </w:pPr>
+            <w:r>
+              <w:rPr>
+                <w:rFonts w:ascii="Times New Roman" w:hAnsi="Times New Roman"/>
+                <w:b/>
+                <w:sz w:val="20"/>
+                <w:szCs w:val="20"/>
+                <w:lang w:val="es-EC"/>
+              </w:rPr>
+              <w:t>X</w:t>
+            </w:r>
+          </w:p>
+        </w:tc>
+        <w:tc>
+          <w:tcPr>
+            <w:tcW w:w="1418" w:type="dxa"/>
+            <w:vAlign w:val="center"/>
+          </w:tcPr>
+          <w:p>
+            <w:pPr>
+              <w:pStyle w:val="Textoindependiente"/>
+              <w:jc w:val="center"/>
+              <w:rPr>
+                <w:rFonts w:ascii="Times New Roman" w:hAnsi="Times New Roman"/>
+                <w:b/>
+                <w:sz w:val="20"/>
+                <w:szCs w:val="20"/>
+                <w:lang w:val="es-EC"/>
+              </w:rPr>
+            </w:pPr>
+          </w:p>
+        </w:tc>
+        <w:tc>
+          <w:tcPr>
+            <w:tcW w:w="1417" w:type="dxa"/>
+            <w:vAlign w:val="center"/>
+          </w:tcPr>
+          <w:p>
+            <w:pPr>
+              <w:pStyle w:val="Textoindependiente"/>
+              <w:jc w:val="center"/>
+              <w:rPr>
+                <w:rFonts w:ascii="Times New Roman" w:hAnsi="Times New Roman"/>
+                <w:b/>
+                <w:sz w:val="20"/>
+                <w:szCs w:val="20"/>
+                <w:lang w:val="es-EC"/>
+              </w:rPr>
+            </w:pPr>
+          </w:p>
+        </w:tc>
+      </w:tr>
+      <w:tr>
+        <w:tc>
+          <w:tcPr>
+            <w:tcW w:w="4962" w:type="dxa"/>
+          </w:tcPr>
+          <w:p>
+            <w:pPr>
+              <w:pStyle w:val="Default"/>
+              <w:jc w:val="both"/>
+              <w:rPr>
                 <w:color w:val="auto"/>
                 <w:sz w:val="20"/>
                 <w:szCs w:val="20"/>
                 <w:lang w:val="es-EC"/>
               </w:rPr>
-              <w:t xml:space="preserve"> carrera</w:t>
-            </w:r>
-            <w:r>
-              <w:rPr>
-                <w:i/>
-                <w:color w:val="auto"/>
-                <w:sz w:val="20"/>
-                <w:szCs w:val="20"/>
-                <w:lang w:val="es-EC"/>
-              </w:rPr>
-              <w:t xml:space="preserve"> </w:t>
-            </w:r>
-            <w:r>
-              <w:rPr>
-                <w:i/>
-                <w:color w:val="auto"/>
-                <w:sz w:val="20"/>
-                <w:szCs w:val="20"/>
-                <w:lang w:val="es-EC"/>
-              </w:rPr>
-              <w:t>de acuerdo con el Perfil de Egreso.</w:t>
+            </w:pPr>
+            <w:r>
+              <w:rPr>
+                <w:rFonts w:ascii="Arial" w:hAnsi="Arial" w:cs="Arial"/>
+                <w:color w:val="222222"/>
+              </w:rPr>
+              <w:t>Se Capacita continuamente</w:t>
             </w:r>
           </w:p>
         </w:tc>
@@ -5443,17 +8124,7 @@
                 <w:lang w:val="es-EC"/>
               </w:rPr>
             </w:pPr>
-          </w:p>
-        </w:tc>
-        <w:tc>
-          <w:tcPr>
-            <w:tcW w:w="1418" w:type="dxa"/>
-            <w:vAlign w:val="center"/>
-          </w:tcPr>
-          <w:p>
-            <w:pPr>
-              <w:pStyle w:val="Textoindependiente"/>
-              <w:jc w:val="center"/>
+            <w:r>
               <w:rPr>
                 <w:rFonts w:ascii="Times New Roman" w:hAnsi="Times New Roman"/>
                 <w:b/>
@@ -5461,142 +8132,8 @@
                 <w:szCs w:val="20"/>
                 <w:lang w:val="es-EC"/>
               </w:rPr>
-            </w:pPr>
-          </w:p>
-        </w:tc>
-        <w:tc>
-          <w:tcPr>
-            <w:tcW w:w="1417" w:type="dxa"/>
-            <w:vAlign w:val="center"/>
-          </w:tcPr>
-          <w:p>
-            <w:pPr>
-              <w:pStyle w:val="Textoindependiente"/>
-              <w:jc w:val="center"/>
-              <w:rPr>
-                <w:rFonts w:ascii="Times New Roman" w:hAnsi="Times New Roman"/>
-                <w:b/>
-                <w:sz w:val="20"/>
-                <w:szCs w:val="20"/>
-                <w:lang w:val="es-EC"/>
-              </w:rPr>
-            </w:pPr>
-          </w:p>
-        </w:tc>
-      </w:tr>
-      <w:tr>
-        <w:tc>
-          <w:tcPr>
-            <w:tcW w:w="4962" w:type="dxa"/>
-            <w:vAlign w:val="center"/>
-          </w:tcPr>
-          <w:p>
-            <w:pPr>
-              <w:pStyle w:val="Default"/>
-              <w:jc w:val="both"/>
-              <w:rPr>
-                <w:color w:val="auto"/>
-                <w:sz w:val="20"/>
-                <w:szCs w:val="20"/>
-                <w:lang w:val="es-EC"/>
-              </w:rPr>
-            </w:pPr>
-          </w:p>
-        </w:tc>
-        <w:tc>
-          <w:tcPr>
-            <w:tcW w:w="1275" w:type="dxa"/>
-            <w:vAlign w:val="center"/>
-          </w:tcPr>
-          <w:p>
-            <w:pPr>
-              <w:pStyle w:val="Textoindependiente"/>
-              <w:jc w:val="center"/>
-              <w:rPr>
-                <w:rFonts w:ascii="Times New Roman" w:hAnsi="Times New Roman"/>
-                <w:b/>
-                <w:sz w:val="20"/>
-                <w:szCs w:val="20"/>
-                <w:lang w:val="es-EC"/>
-              </w:rPr>
-            </w:pPr>
-          </w:p>
-        </w:tc>
-        <w:tc>
-          <w:tcPr>
-            <w:tcW w:w="1418" w:type="dxa"/>
-            <w:vAlign w:val="center"/>
-          </w:tcPr>
-          <w:p>
-            <w:pPr>
-              <w:pStyle w:val="Textoindependiente"/>
-              <w:jc w:val="center"/>
-              <w:rPr>
-                <w:rFonts w:ascii="Times New Roman" w:hAnsi="Times New Roman"/>
-                <w:b/>
-                <w:sz w:val="20"/>
-                <w:szCs w:val="20"/>
-                <w:lang w:val="es-EC"/>
-              </w:rPr>
-            </w:pPr>
-          </w:p>
-        </w:tc>
-        <w:tc>
-          <w:tcPr>
-            <w:tcW w:w="1417" w:type="dxa"/>
-            <w:vAlign w:val="center"/>
-          </w:tcPr>
-          <w:p>
-            <w:pPr>
-              <w:pStyle w:val="Textoindependiente"/>
-              <w:jc w:val="center"/>
-              <w:rPr>
-                <w:rFonts w:ascii="Times New Roman" w:hAnsi="Times New Roman"/>
-                <w:b/>
-                <w:sz w:val="20"/>
-                <w:szCs w:val="20"/>
-                <w:lang w:val="es-EC"/>
-              </w:rPr>
-            </w:pPr>
-          </w:p>
-        </w:tc>
-      </w:tr>
-      <w:tr>
-        <w:tc>
-          <w:tcPr>
-            <w:tcW w:w="4962" w:type="dxa"/>
-            <w:vAlign w:val="center"/>
-          </w:tcPr>
-          <w:p>
-            <w:pPr>
-              <w:pStyle w:val="Default"/>
-              <w:jc w:val="both"/>
-              <w:rPr>
-                <w:color w:val="auto"/>
-                <w:sz w:val="20"/>
-                <w:szCs w:val="20"/>
-                <w:lang w:val="es-EC"/>
-              </w:rPr>
-            </w:pPr>
-          </w:p>
-        </w:tc>
-        <w:tc>
-          <w:tcPr>
-            <w:tcW w:w="1275" w:type="dxa"/>
-            <w:vAlign w:val="center"/>
-          </w:tcPr>
-          <w:p>
-            <w:pPr>
-              <w:pStyle w:val="Textoindependiente"/>
-              <w:jc w:val="center"/>
-              <w:rPr>
-                <w:rFonts w:ascii="Times New Roman" w:hAnsi="Times New Roman"/>
-                <w:b/>
-                <w:sz w:val="20"/>
-                <w:szCs w:val="20"/>
-                <w:lang w:val="es-EC"/>
-              </w:rPr>
-            </w:pPr>
+              <w:t>X</w:t>
+            </w:r>
           </w:p>
         </w:tc>
         <w:tc>
@@ -5680,7 +8217,6 @@
           <w:u w:val="single"/>
           <w:lang w:val="es-EC"/>
         </w:rPr>
-        <w:lastRenderedPageBreak/>
         <w:t>FIRMAS DE RESPONSABILIDAD</w:t>
       </w:r>
       <w:r>
@@ -5822,7 +8358,7 @@
         </w:rPr>
         <w:pict w14:anchorId="04A079E9">
           <v:shape id="Text Box 12" o:spid="_x0000_s2060" type="#_x0000_t202" style="position:absolute;margin-left:-10.35pt;margin-top:14.2pt;width:155.55pt;height:84.5pt;z-index:251681792;visibility:visible;mso-width-relative:margin;mso-height-relative:margin" o:gfxdata="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" strokecolor="white [3212]">
-            <v:textbox>
+            <v:textbox style="mso-next-textbox:#Text Box 12">
               <w:txbxContent>
                 <w:p>
                   <w:pPr>
@@ -5989,7 +8525,7 @@
         </w:rPr>
         <w:pict w14:anchorId="4C0C081F">
           <v:shape id="Text Box 10" o:spid="_x0000_s2059" type="#_x0000_t202" style="position:absolute;margin-left:295.65pt;margin-top:4.2pt;width:171.5pt;height:90pt;z-index:251688960;visibility:visible;mso-width-relative:margin;mso-height-relative:margin" o:gfxdata="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" strokecolor="white [3212]">
-            <v:textbox>
+            <v:textbox style="mso-next-textbox:#Text Box 10">
               <w:txbxContent>
                 <w:p>
                   <w:pPr>
@@ -6120,7 +8656,7 @@
         </w:rPr>
         <w:pict w14:anchorId="1B71A1A9">
           <v:shape id="Text Box 11" o:spid="_x0000_s2061" type="#_x0000_t202" style="position:absolute;margin-left:135.15pt;margin-top:2.7pt;width:159.75pt;height:67.5pt;z-index:251685888;visibility:visible;mso-width-relative:margin;mso-height-relative:margin" o:gfxdata="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" strokecolor="white [3212]">
-            <v:textbox>
+            <v:textbox style="mso-next-textbox:#Text Box 11">
               <w:txbxContent>
                 <w:p>
                   <w:pPr>
@@ -6227,16 +8763,7 @@
                       <w:sz w:val="16"/>
                       <w:szCs w:val="16"/>
                     </w:rPr>
-                    <w:t xml:space="preserve"> </w:t>
-                  </w:r>
-                  <w:r>
-                    <w:rPr>
-                      <w:rFonts w:ascii="Arial" w:hAnsi="Arial" w:cs="Arial"/>
-                      <w:b/>
-                      <w:sz w:val="16"/>
-                      <w:szCs w:val="16"/>
-                    </w:rPr>
-                    <w:t>Robalino</w:t>
+                    <w:t xml:space="preserve"> Robalino</w:t>
                   </w:r>
                 </w:p>
                 <w:p>
@@ -7878,7 +10405,6 @@
   <w:style w:type="character" w:default="1" w:styleId="Fuentedeprrafopredeter">
     <w:name w:val="Default Paragraph Font"/>
     <w:uiPriority w:val="1"/>
-    <w:semiHidden/>
     <w:unhideWhenUsed/>
   </w:style>
   <w:style w:type="table" w:default="1" w:styleId="Tablanormal">

--- a/Entregables/Formato 1 Planificación de prácticas preprofesionales del estudiante.docx
+++ b/Entregables/Formato 1 Planificación de prácticas preprofesionales del estudiante.docx
@@ -973,40 +973,7 @@
           <w:szCs w:val="18"/>
           <w:lang w:val="es-ES"/>
         </w:rPr>
-        <w:t>D</w:t>
-      </w:r>
-      <w:r>
-        <w:rPr>
-          <w:rFonts w:ascii="Times New Roman" w:hAnsi="Times New Roman"/>
-          <w:i/>
-          <w:iCs/>
-          <w:sz w:val="18"/>
-          <w:szCs w:val="18"/>
-          <w:lang w:val="es-ES"/>
-        </w:rPr>
-        <w:t>esarrollo</w:t>
-      </w:r>
-      <w:r>
-        <w:rPr>
-          <w:rFonts w:ascii="Times New Roman" w:hAnsi="Times New Roman"/>
-          <w:i/>
-          <w:iCs/>
-          <w:sz w:val="18"/>
-          <w:szCs w:val="18"/>
-          <w:lang w:val="es-ES"/>
-        </w:rPr>
-        <w:t xml:space="preserve"> </w:t>
-      </w:r>
-      <w:r>
-        <w:rPr>
-          <w:rFonts w:ascii="Times New Roman" w:hAnsi="Times New Roman"/>
-          <w:i/>
-          <w:iCs/>
-          <w:sz w:val="18"/>
-          <w:szCs w:val="18"/>
-          <w:lang w:val="es-ES"/>
-        </w:rPr>
-        <w:t>de software y prestación de servicios tecnológicos.</w:t>
+        <w:t>Desarrollo de software y prestación de servicios tecnológicos.</w:t>
       </w:r>
     </w:p>
     <w:p>
@@ -1051,117 +1018,7 @@
           <w:szCs w:val="18"/>
           <w:lang w:val="es-ES"/>
         </w:rPr>
-        <w:t>Barrio Nuevo, C</w:t>
-      </w:r>
-      <w:r>
-        <w:rPr>
-          <w:rFonts w:ascii="Times New Roman" w:hAnsi="Times New Roman"/>
-          <w:i/>
-          <w:iCs/>
-          <w:sz w:val="18"/>
-          <w:szCs w:val="18"/>
-          <w:lang w:val="es-ES"/>
-        </w:rPr>
-        <w:t>alle</w:t>
-      </w:r>
-      <w:r>
-        <w:rPr>
-          <w:rFonts w:ascii="Times New Roman" w:hAnsi="Times New Roman"/>
-          <w:i/>
-          <w:iCs/>
-          <w:sz w:val="18"/>
-          <w:szCs w:val="18"/>
-          <w:lang w:val="es-ES"/>
-        </w:rPr>
-        <w:t xml:space="preserve"> </w:t>
-      </w:r>
-      <w:r>
-        <w:rPr>
-          <w:rFonts w:ascii="Times New Roman" w:hAnsi="Times New Roman"/>
-          <w:i/>
-          <w:iCs/>
-          <w:sz w:val="18"/>
-          <w:szCs w:val="18"/>
-          <w:lang w:val="es-ES"/>
-        </w:rPr>
-        <w:t>los</w:t>
-      </w:r>
-      <w:r>
-        <w:rPr>
-          <w:rFonts w:ascii="Times New Roman" w:hAnsi="Times New Roman"/>
-          <w:i/>
-          <w:iCs/>
-          <w:sz w:val="18"/>
-          <w:szCs w:val="18"/>
-          <w:lang w:val="es-ES"/>
-        </w:rPr>
-        <w:t xml:space="preserve"> </w:t>
-      </w:r>
-      <w:r>
-        <w:rPr>
-          <w:rFonts w:ascii="Times New Roman" w:hAnsi="Times New Roman"/>
-          <w:i/>
-          <w:iCs/>
-          <w:sz w:val="18"/>
-          <w:szCs w:val="18"/>
-          <w:lang w:val="es-ES"/>
-        </w:rPr>
-        <w:t>encuentros</w:t>
-      </w:r>
-      <w:r>
-        <w:rPr>
-          <w:rFonts w:ascii="Times New Roman" w:hAnsi="Times New Roman"/>
-          <w:i/>
-          <w:iCs/>
-          <w:sz w:val="18"/>
-          <w:szCs w:val="18"/>
-          <w:lang w:val="es-ES"/>
-        </w:rPr>
-        <w:t xml:space="preserve"> </w:t>
-      </w:r>
-      <w:r>
-        <w:rPr>
-          <w:rFonts w:ascii="Times New Roman" w:hAnsi="Times New Roman"/>
-          <w:i/>
-          <w:iCs/>
-          <w:sz w:val="18"/>
-          <w:szCs w:val="18"/>
-          <w:lang w:val="es-ES"/>
-        </w:rPr>
-        <w:t>y</w:t>
-      </w:r>
-      <w:r>
-        <w:rPr>
-          <w:rFonts w:ascii="Times New Roman" w:hAnsi="Times New Roman"/>
-          <w:i/>
-          <w:iCs/>
-          <w:sz w:val="18"/>
-          <w:szCs w:val="18"/>
-          <w:lang w:val="es-ES"/>
-        </w:rPr>
-        <w:t xml:space="preserve"> </w:t>
-      </w:r>
-      <w:r>
-        <w:rPr>
-          <w:rFonts w:ascii="Times New Roman" w:hAnsi="Times New Roman"/>
-          <w:i/>
-          <w:iCs/>
-          <w:sz w:val="18"/>
-          <w:szCs w:val="18"/>
-          <w:lang w:val="es-ES"/>
-        </w:rPr>
-        <w:t>calle</w:t>
-      </w:r>
-      <w:r>
-        <w:rPr>
-          <w:rFonts w:ascii="Times New Roman" w:hAnsi="Times New Roman"/>
-          <w:i/>
-          <w:iCs/>
-          <w:sz w:val="18"/>
-          <w:szCs w:val="18"/>
-          <w:lang w:val="es-ES"/>
-        </w:rPr>
-        <w:t xml:space="preserve"> F, SE14-59</w:t>
+        <w:t>Barrio Nuevo, Calle los encuentros y calle F, SE14-59</w:t>
       </w:r>
     </w:p>
     <w:p>
@@ -2496,7 +2353,6 @@
                       <w:lang w:val="pt-PT"/>
                     </w:rPr>
                   </w:pPr>
-                  <w:proofErr w:type="gramStart"/>
                   <w:r>
                     <w:rPr>
                       <w:rFonts w:ascii="Times New Roman" w:eastAsia="Times New Roman" w:hAnsi="Times New Roman" w:cs="Times New Roman"/>
@@ -2515,18 +2371,7 @@
                       <w:szCs w:val="18"/>
                       <w:lang w:val="pt-PT"/>
                     </w:rPr>
-                    <w:t xml:space="preserve">  /</w:t>
-                  </w:r>
-                  <w:proofErr w:type="gramEnd"/>
-                  <w:r>
-                    <w:rPr>
-                      <w:rFonts w:ascii="Times New Roman" w:eastAsia="Times New Roman" w:hAnsi="Times New Roman" w:cs="Times New Roman"/>
-                      <w:i/>
-                      <w:sz w:val="18"/>
-                      <w:szCs w:val="18"/>
-                      <w:lang w:val="pt-PT"/>
-                    </w:rPr>
-                    <w:t xml:space="preserve"> </w:t>
+                    <w:t xml:space="preserve">  / </w:t>
                   </w:r>
                   <w:r>
                     <w:rPr>
@@ -3914,16 +3759,16 @@
                 <w:bCs/>
                 <w:sz w:val="18"/>
                 <w:szCs w:val="18"/>
-                <w:lang w:val="es-EC"/>
-              </w:rPr>
-            </w:pPr>
-            <w:r>
-              <w:rPr>
-                <w:rFonts w:ascii="Times New Roman" w:hAnsi="Times New Roman"/>
-                <w:bCs/>
-                <w:sz w:val="18"/>
-                <w:szCs w:val="18"/>
-                <w:lang w:val="es-EC"/>
+                <w:lang w:val="pt-PT"/>
+              </w:rPr>
+            </w:pPr>
+            <w:r>
+              <w:rPr>
+                <w:rFonts w:ascii="Times New Roman" w:hAnsi="Times New Roman"/>
+                <w:bCs/>
+                <w:sz w:val="18"/>
+                <w:szCs w:val="18"/>
+                <w:lang w:val="pt-PT"/>
               </w:rPr>
               <w:t xml:space="preserve">Interfaz de Consumos (Meal Logs) </w:t>
             </w:r>
@@ -4630,16 +4475,16 @@
                 <w:bCs/>
                 <w:sz w:val="18"/>
                 <w:szCs w:val="18"/>
-                <w:lang w:val="es-EC"/>
-              </w:rPr>
-            </w:pPr>
-            <w:r>
-              <w:rPr>
-                <w:rFonts w:ascii="Times New Roman" w:hAnsi="Times New Roman"/>
-                <w:bCs/>
-                <w:sz w:val="18"/>
-                <w:szCs w:val="18"/>
-                <w:lang w:val="es-EC"/>
+                <w:lang w:val="en-CA"/>
+              </w:rPr>
+            </w:pPr>
+            <w:r>
+              <w:rPr>
+                <w:rFonts w:ascii="Times New Roman" w:hAnsi="Times New Roman"/>
+                <w:bCs/>
+                <w:sz w:val="18"/>
+                <w:szCs w:val="18"/>
+                <w:lang w:val="en-CA"/>
               </w:rPr>
               <w:t xml:space="preserve">API CRUD completa de Leads + Pipeline Stages </w:t>
             </w:r>
@@ -4798,16 +4643,16 @@
                 <w:bCs/>
                 <w:sz w:val="18"/>
                 <w:szCs w:val="18"/>
-                <w:lang w:val="es-EC"/>
-              </w:rPr>
-            </w:pPr>
-            <w:r>
-              <w:rPr>
-                <w:rFonts w:ascii="Times New Roman" w:hAnsi="Times New Roman"/>
-                <w:bCs/>
-                <w:sz w:val="18"/>
-                <w:szCs w:val="18"/>
-                <w:lang w:val="es-EC"/>
+                <w:lang w:val="en-CA"/>
+              </w:rPr>
+            </w:pPr>
+            <w:r>
+              <w:rPr>
+                <w:rFonts w:ascii="Times New Roman" w:hAnsi="Times New Roman"/>
+                <w:bCs/>
+                <w:sz w:val="18"/>
+                <w:szCs w:val="18"/>
+                <w:lang w:val="en-CA"/>
               </w:rPr>
               <w:t xml:space="preserve">Frontend: CRUD Leads + Drawer de </w:t>
             </w:r>
@@ -4818,7 +4663,7 @@
                 <w:bCs/>
                 <w:sz w:val="18"/>
                 <w:szCs w:val="18"/>
-                <w:lang w:val="es-EC"/>
+                <w:lang w:val="en-CA"/>
               </w:rPr>
               <w:t>detalle</w:t>
             </w:r>
@@ -4829,7 +4674,7 @@
                 <w:bCs/>
                 <w:sz w:val="18"/>
                 <w:szCs w:val="18"/>
-                <w:lang w:val="es-EC"/>
+                <w:lang w:val="en-CA"/>
               </w:rPr>
               <w:t xml:space="preserve"> </w:t>
             </w:r>
@@ -6458,16 +6303,16 @@
                 <w:bCs/>
                 <w:sz w:val="18"/>
                 <w:szCs w:val="18"/>
-                <w:lang w:val="es-EC"/>
-              </w:rPr>
-            </w:pPr>
-            <w:r>
-              <w:rPr>
-                <w:rFonts w:ascii="Times New Roman" w:hAnsi="Times New Roman"/>
-                <w:bCs/>
-                <w:sz w:val="18"/>
-                <w:szCs w:val="18"/>
-                <w:lang w:val="es-EC"/>
+                <w:lang w:val="en-CA"/>
+              </w:rPr>
+            </w:pPr>
+            <w:r>
+              <w:rPr>
+                <w:rFonts w:ascii="Times New Roman" w:hAnsi="Times New Roman"/>
+                <w:bCs/>
+                <w:sz w:val="18"/>
+                <w:szCs w:val="18"/>
+                <w:lang w:val="en-CA"/>
               </w:rPr>
               <w:t xml:space="preserve">TikTok </w:t>
             </w:r>
@@ -6478,7 +6323,7 @@
                 <w:bCs/>
                 <w:sz w:val="18"/>
                 <w:szCs w:val="18"/>
-                <w:lang w:val="es-EC"/>
+                <w:lang w:val="en-CA"/>
               </w:rPr>
               <w:t>Lead</w:t>
             </w:r>
@@ -6489,7 +6334,7 @@
                 <w:bCs/>
                 <w:sz w:val="18"/>
                 <w:szCs w:val="18"/>
-                <w:lang w:val="es-EC"/>
+                <w:lang w:val="en-CA"/>
               </w:rPr>
               <w:t xml:space="preserve"> Ads ingestion + </w:t>
             </w:r>
@@ -6500,7 +6345,7 @@
                 <w:bCs/>
                 <w:sz w:val="18"/>
                 <w:szCs w:val="18"/>
-                <w:lang w:val="es-EC"/>
+                <w:lang w:val="en-CA"/>
               </w:rPr>
               <w:t>Conversión</w:t>
             </w:r>
@@ -6511,7 +6356,7 @@
                 <w:bCs/>
                 <w:sz w:val="18"/>
                 <w:szCs w:val="18"/>
-                <w:lang w:val="es-EC"/>
+                <w:lang w:val="en-CA"/>
               </w:rPr>
               <w:t xml:space="preserve"> </w:t>
             </w:r>
@@ -6522,7 +6367,7 @@
                 <w:bCs/>
                 <w:sz w:val="18"/>
                 <w:szCs w:val="18"/>
-                <w:lang w:val="es-EC"/>
+                <w:lang w:val="en-CA"/>
               </w:rPr>
               <w:t>Lead→Cliente</w:t>
             </w:r>
@@ -6533,7 +6378,7 @@
                 <w:bCs/>
                 <w:sz w:val="18"/>
                 <w:szCs w:val="18"/>
-                <w:lang w:val="es-EC"/>
+                <w:lang w:val="en-CA"/>
               </w:rPr>
               <w:t xml:space="preserve"> </w:t>
             </w:r>
@@ -6882,16 +6727,16 @@
                 <w:bCs/>
                 <w:sz w:val="18"/>
                 <w:szCs w:val="18"/>
-                <w:lang w:val="es-EC"/>
-              </w:rPr>
-            </w:pPr>
-            <w:r>
-              <w:rPr>
-                <w:rFonts w:ascii="Times New Roman" w:hAnsi="Times New Roman"/>
-                <w:bCs/>
-                <w:sz w:val="18"/>
-                <w:szCs w:val="18"/>
-                <w:lang w:val="es-EC"/>
+                <w:lang w:val="en-CA"/>
+              </w:rPr>
+            </w:pPr>
+            <w:r>
+              <w:rPr>
+                <w:rFonts w:ascii="Times New Roman" w:hAnsi="Times New Roman"/>
+                <w:bCs/>
+                <w:sz w:val="18"/>
+                <w:szCs w:val="18"/>
+                <w:lang w:val="en-CA"/>
               </w:rPr>
               <w:t xml:space="preserve">Email Marketing: tracking </w:t>
             </w:r>
@@ -6902,7 +6747,7 @@
                 <w:bCs/>
                 <w:sz w:val="18"/>
                 <w:szCs w:val="18"/>
-                <w:lang w:val="es-EC"/>
+                <w:lang w:val="en-CA"/>
               </w:rPr>
               <w:t>aperturas</w:t>
             </w:r>
@@ -6913,7 +6758,7 @@
                 <w:bCs/>
                 <w:sz w:val="18"/>
                 <w:szCs w:val="18"/>
-                <w:lang w:val="es-EC"/>
+                <w:lang w:val="en-CA"/>
               </w:rPr>
               <w:t>/</w:t>
             </w:r>
@@ -6924,7 +6769,7 @@
                 <w:bCs/>
                 <w:sz w:val="18"/>
                 <w:szCs w:val="18"/>
-                <w:lang w:val="es-EC"/>
+                <w:lang w:val="en-CA"/>
               </w:rPr>
               <w:t>clics</w:t>
             </w:r>
@@ -6935,7 +6780,7 @@
                 <w:bCs/>
                 <w:sz w:val="18"/>
                 <w:szCs w:val="18"/>
-                <w:lang w:val="es-EC"/>
+                <w:lang w:val="en-CA"/>
               </w:rPr>
               <w:t xml:space="preserve"> + </w:t>
             </w:r>
@@ -6946,7 +6791,7 @@
                 <w:bCs/>
                 <w:sz w:val="18"/>
                 <w:szCs w:val="18"/>
-                <w:lang w:val="es-EC"/>
+                <w:lang w:val="en-CA"/>
               </w:rPr>
               <w:t>métricas</w:t>
             </w:r>
@@ -6957,7 +6802,7 @@
                 <w:bCs/>
                 <w:sz w:val="18"/>
                 <w:szCs w:val="18"/>
-                <w:lang w:val="es-EC"/>
+                <w:lang w:val="en-CA"/>
               </w:rPr>
               <w:t xml:space="preserve"> </w:t>
             </w:r>
@@ -7032,16 +6877,16 @@
                 <w:bCs/>
                 <w:sz w:val="18"/>
                 <w:szCs w:val="18"/>
-                <w:lang w:val="es-EC"/>
-              </w:rPr>
-            </w:pPr>
-            <w:r>
-              <w:rPr>
-                <w:rFonts w:ascii="Times New Roman" w:hAnsi="Times New Roman"/>
-                <w:bCs/>
-                <w:sz w:val="18"/>
-                <w:szCs w:val="18"/>
-                <w:lang w:val="es-EC"/>
+                <w:lang w:val="pt-PT"/>
+              </w:rPr>
+            </w:pPr>
+            <w:r>
+              <w:rPr>
+                <w:rFonts w:ascii="Times New Roman" w:hAnsi="Times New Roman"/>
+                <w:bCs/>
+                <w:sz w:val="18"/>
+                <w:szCs w:val="18"/>
+                <w:lang w:val="pt-PT"/>
               </w:rPr>
               <w:t xml:space="preserve">Dashboard CRM unificado + Reportes por canal </w:t>
             </w:r>
@@ -8385,6 +8230,7 @@
                 <w:p>
                   <w:pPr>
                     <w:spacing w:after="0"/>
+                    <w:ind w:firstLine="708"/>
                     <w:rPr>
                       <w:rFonts w:ascii="Arial" w:hAnsi="Arial" w:cs="Arial"/>
                       <w:b/>
@@ -8399,7 +8245,7 @@
                       <w:sz w:val="16"/>
                       <w:szCs w:val="16"/>
                     </w:rPr>
-                    <w:t xml:space="preserve">Tutor </w:t>
+                    <w:t>Tutor</w:t>
                   </w:r>
                   <w:r>
                     <w:rPr>
@@ -8408,7 +8254,7 @@
                       <w:sz w:val="16"/>
                       <w:szCs w:val="16"/>
                     </w:rPr>
-                    <w:t xml:space="preserve">(a) </w:t>
+                    <w:t xml:space="preserve"> </w:t>
                   </w:r>
                   <w:r>
                     <w:rPr>
@@ -8417,21 +8263,13 @@
                       <w:sz w:val="16"/>
                       <w:szCs w:val="16"/>
                     </w:rPr>
-                    <w:t>Empresarial / Institucional</w:t>
-                  </w:r>
-                  <w:r>
-                    <w:rPr>
-                      <w:rFonts w:ascii="Arial" w:hAnsi="Arial" w:cs="Arial"/>
-                      <w:b/>
-                      <w:sz w:val="16"/>
-                      <w:szCs w:val="16"/>
-                    </w:rPr>
-                    <w:t>/ Representante de la Comunidad</w:t>
+                    <w:t>Empresarial</w:t>
                   </w:r>
                 </w:p>
                 <w:p>
                   <w:pPr>
-                    <w:spacing w:after="0" w:line="240" w:lineRule="auto"/>
+                    <w:spacing w:after="0"/>
+                    <w:jc w:val="center"/>
                     <w:rPr>
                       <w:rFonts w:ascii="Arial" w:hAnsi="Arial" w:cs="Arial"/>
                       <w:b/>
@@ -8446,20 +8284,12 @@
                       <w:sz w:val="16"/>
                       <w:szCs w:val="16"/>
                     </w:rPr>
-                    <w:t>Nombres y apellidos:</w:t>
-                  </w:r>
-                  <w:r>
-                    <w:rPr>
-                      <w:rFonts w:ascii="Arial" w:hAnsi="Arial" w:cs="Arial"/>
-                      <w:b/>
-                      <w:sz w:val="16"/>
-                      <w:szCs w:val="16"/>
-                    </w:rPr>
-                    <w:t xml:space="preserve"> Juan Fernando Peña Calhorrano</w:t>
+                    <w:t>Juan Fernando Peña Calhorrano</w:t>
                   </w:r>
                 </w:p>
                 <w:p>
                   <w:pPr>
+                    <w:jc w:val="center"/>
                     <w:rPr>
                       <w:rFonts w:ascii="Arial" w:hAnsi="Arial" w:cs="Arial"/>
                       <w:b/>
@@ -8474,16 +8304,7 @@
                       <w:sz w:val="16"/>
                       <w:szCs w:val="16"/>
                     </w:rPr>
-                    <w:t>CC:</w:t>
-                  </w:r>
-                  <w:r>
-                    <w:rPr>
-                      <w:rFonts w:ascii="Arial" w:hAnsi="Arial" w:cs="Arial"/>
-                      <w:b/>
-                      <w:sz w:val="16"/>
-                      <w:szCs w:val="16"/>
-                    </w:rPr>
-                    <w:t xml:space="preserve"> 1793190102</w:t>
+                    <w:t>1793190102</w:t>
                   </w:r>
                 </w:p>
                 <w:p>
@@ -8573,6 +8394,7 @@
                 <w:p>
                   <w:pPr>
                     <w:spacing w:after="0" w:line="240" w:lineRule="auto"/>
+                    <w:jc w:val="center"/>
                     <w:rPr>
                       <w:rFonts w:ascii="Arial" w:hAnsi="Arial" w:cs="Arial"/>
                       <w:b/>
@@ -8587,21 +8409,13 @@
                       <w:sz w:val="16"/>
                       <w:szCs w:val="16"/>
                     </w:rPr>
-                    <w:t>Nombres y apellidos:</w:t>
-                  </w:r>
-                  <w:r>
-                    <w:rPr>
-                      <w:rFonts w:ascii="Arial" w:hAnsi="Arial" w:cs="Arial"/>
-                      <w:b/>
-                      <w:sz w:val="16"/>
-                      <w:szCs w:val="16"/>
-                    </w:rPr>
-                    <w:t xml:space="preserve"> Jeffrey Alexander Manobanda Chabla</w:t>
+                    <w:t>Jeffrey Alexander Manobanda Chabla</w:t>
                   </w:r>
                 </w:p>
                 <w:p>
                   <w:pPr>
                     <w:spacing w:after="0" w:line="240" w:lineRule="auto"/>
+                    <w:jc w:val="center"/>
                     <w:rPr>
                       <w:rFonts w:ascii="Arial" w:hAnsi="Arial" w:cs="Arial"/>
                       <w:b/>
@@ -8616,16 +8430,7 @@
                       <w:sz w:val="16"/>
                       <w:szCs w:val="16"/>
                     </w:rPr>
-                    <w:t>CC:</w:t>
-                  </w:r>
-                  <w:r>
-                    <w:rPr>
-                      <w:rFonts w:ascii="Arial" w:hAnsi="Arial" w:cs="Arial"/>
-                      <w:b/>
-                      <w:sz w:val="16"/>
-                      <w:szCs w:val="16"/>
-                    </w:rPr>
-                    <w:t xml:space="preserve"> 1753715695</w:t>
+                    <w:t>1753715695</w:t>
                   </w:r>
                 </w:p>
                 <w:p>
@@ -8707,7 +8512,7 @@
                       <w:sz w:val="16"/>
                       <w:szCs w:val="16"/>
                     </w:rPr>
-                    <w:t>(a)</w:t>
+                    <w:t>a</w:t>
                   </w:r>
                   <w:r>
                     <w:rPr>
@@ -8716,7 +8521,7 @@
                       <w:sz w:val="16"/>
                       <w:szCs w:val="16"/>
                     </w:rPr>
-                    <w:t xml:space="preserve"> Académico</w:t>
+                    <w:t xml:space="preserve"> Académic</w:t>
                   </w:r>
                   <w:r>
                     <w:rPr>
@@ -8725,12 +8530,13 @@
                       <w:sz w:val="16"/>
                       <w:szCs w:val="16"/>
                     </w:rPr>
-                    <w:t>(a)</w:t>
+                    <w:t>a</w:t>
                   </w:r>
                 </w:p>
                 <w:p>
                   <w:pPr>
                     <w:spacing w:after="0" w:line="240" w:lineRule="auto"/>
+                    <w:jc w:val="center"/>
                     <w:rPr>
                       <w:rFonts w:ascii="Arial" w:hAnsi="Arial" w:cs="Arial"/>
                       <w:b/>
@@ -8745,16 +8551,7 @@
                       <w:sz w:val="16"/>
                       <w:szCs w:val="16"/>
                     </w:rPr>
-                    <w:t>Nombres y apellidos:</w:t>
-                  </w:r>
-                  <w:r>
-                    <w:rPr>
-                      <w:rFonts w:ascii="Arial" w:hAnsi="Arial" w:cs="Arial"/>
-                      <w:b/>
-                      <w:sz w:val="16"/>
-                      <w:szCs w:val="16"/>
-                    </w:rPr>
-                    <w:t xml:space="preserve"> Jenny Alexandra Ruiz</w:t>
+                    <w:t>Jenny Alexandra Ruiz</w:t>
                   </w:r>
                   <w:r>
                     <w:rPr>
@@ -8769,6 +8566,7 @@
                 <w:p>
                   <w:pPr>
                     <w:spacing w:after="0" w:line="240" w:lineRule="auto"/>
+                    <w:jc w:val="center"/>
                     <w:rPr>
                       <w:rFonts w:ascii="Arial" w:hAnsi="Arial" w:cs="Arial"/>
                       <w:b/>
@@ -8783,34 +8581,7 @@
                       <w:sz w:val="16"/>
                       <w:szCs w:val="16"/>
                     </w:rPr>
-                    <w:t>C</w:t>
-                  </w:r>
-                  <w:r>
-                    <w:rPr>
-                      <w:rFonts w:ascii="Arial" w:hAnsi="Arial" w:cs="Arial"/>
-                      <w:b/>
-                      <w:sz w:val="16"/>
-                      <w:szCs w:val="16"/>
-                    </w:rPr>
-                    <w:t>C</w:t>
-                  </w:r>
-                  <w:r>
-                    <w:rPr>
-                      <w:rFonts w:ascii="Arial" w:hAnsi="Arial" w:cs="Arial"/>
-                      <w:b/>
-                      <w:sz w:val="16"/>
-                      <w:szCs w:val="16"/>
-                    </w:rPr>
-                    <w:t>:</w:t>
-                  </w:r>
-                  <w:r>
-                    <w:rPr>
-                      <w:rFonts w:ascii="Arial" w:hAnsi="Arial" w:cs="Arial"/>
-                      <w:b/>
-                      <w:sz w:val="16"/>
-                      <w:szCs w:val="16"/>
-                    </w:rPr>
-                    <w:t xml:space="preserve"> 1802102101</w:t>
+                    <w:t>1802102101</w:t>
                   </w:r>
                 </w:p>
                 <w:p>
@@ -10405,6 +10176,7 @@
   <w:style w:type="character" w:default="1" w:styleId="Fuentedeprrafopredeter">
     <w:name w:val="Default Paragraph Font"/>
     <w:uiPriority w:val="1"/>
+    <w:semiHidden/>
     <w:unhideWhenUsed/>
   </w:style>
   <w:style w:type="table" w:default="1" w:styleId="Tablanormal">

--- a/Entregables/Formato 1 Planificación de prácticas preprofesionales del estudiante.docx
+++ b/Entregables/Formato 1 Planificación de prácticas preprofesionales del estudiante.docx
@@ -897,15 +897,17 @@
         <w:jc w:val="left"/>
         <w:rPr>
           <w:rFonts w:ascii="Times New Roman" w:hAnsi="Times New Roman"/>
-          <w:sz w:val="18"/>
-          <w:szCs w:val="18"/>
-          <w:lang w:val="es-EC"/>
-        </w:rPr>
-      </w:pPr>
-      <w:r>
-        <w:rPr>
-          <w:rFonts w:ascii="Times New Roman" w:hAnsi="Times New Roman"/>
           <w:i/>
+          <w:iCs/>
+          <w:sz w:val="18"/>
+          <w:szCs w:val="18"/>
+          <w:lang w:val="es-EC"/>
+        </w:rPr>
+      </w:pPr>
+      <w:r>
+        <w:rPr>
+          <w:rFonts w:ascii="Times New Roman" w:hAnsi="Times New Roman"/>
+          <w:i/>
           <w:sz w:val="18"/>
           <w:szCs w:val="18"/>
           <w:lang w:val="es-EC"/>
@@ -924,6 +926,8 @@
       <w:r>
         <w:rPr>
           <w:rFonts w:ascii="Times New Roman" w:hAnsi="Times New Roman"/>
+          <w:i/>
+          <w:iCs/>
           <w:sz w:val="18"/>
           <w:szCs w:val="18"/>
           <w:lang w:val="es-EC"/>
@@ -1104,11 +1108,24 @@
           <w:szCs w:val="18"/>
           <w:lang w:val="es-EC"/>
         </w:rPr>
-        <w:t xml:space="preserve">Nombre: </w:t>
-      </w:r>
-      <w:r>
-        <w:rPr>
-          <w:rFonts w:ascii="Times New Roman" w:hAnsi="Times New Roman"/>
+        <w:t>Nombre:</w:t>
+      </w:r>
+      <w:r>
+        <w:rPr>
+          <w:rFonts w:ascii="Times New Roman" w:hAnsi="Times New Roman"/>
+          <w:i/>
+          <w:iCs/>
+          <w:sz w:val="18"/>
+          <w:szCs w:val="18"/>
+          <w:lang w:val="es-EC"/>
+        </w:rPr>
+        <w:t xml:space="preserve"> </w:t>
+      </w:r>
+      <w:r>
+        <w:rPr>
+          <w:rFonts w:ascii="Times New Roman" w:hAnsi="Times New Roman"/>
+          <w:i/>
+          <w:iCs/>
           <w:sz w:val="18"/>
           <w:szCs w:val="18"/>
           <w:lang w:val="es-EC"/>
@@ -1119,6 +1136,8 @@
       <w:r>
         <w:rPr>
           <w:rFonts w:ascii="Times New Roman" w:hAnsi="Times New Roman"/>
+          <w:i/>
+          <w:iCs/>
           <w:sz w:val="18"/>
           <w:szCs w:val="18"/>
         </w:rPr>
@@ -1128,6 +1147,8 @@
       <w:r>
         <w:rPr>
           <w:rFonts w:ascii="Times New Roman" w:hAnsi="Times New Roman"/>
+          <w:i/>
+          <w:iCs/>
           <w:sz w:val="18"/>
           <w:szCs w:val="18"/>
         </w:rPr>
@@ -1169,6 +1190,8 @@
       <w:r>
         <w:rPr>
           <w:rFonts w:ascii="Times New Roman" w:hAnsi="Times New Roman"/>
+          <w:i/>
+          <w:iCs/>
           <w:sz w:val="18"/>
           <w:szCs w:val="18"/>
           <w:lang w:val="es-EC"/>
@@ -1382,6 +1405,8 @@
       <w:r>
         <w:rPr>
           <w:rFonts w:ascii="Times New Roman" w:hAnsi="Times New Roman"/>
+          <w:i/>
+          <w:iCs/>
           <w:sz w:val="18"/>
           <w:szCs w:val="18"/>
           <w:lang w:val="es-EC"/>
@@ -1424,6 +1449,8 @@
       <w:r>
         <w:rPr>
           <w:rFonts w:ascii="Times New Roman" w:hAnsi="Times New Roman"/>
+          <w:i/>
+          <w:iCs/>
           <w:sz w:val="18"/>
           <w:szCs w:val="18"/>
           <w:lang w:val="pt-PT"/>
@@ -1442,6 +1469,15 @@
       <w:r>
         <w:rPr>
           <w:rFonts w:ascii="Times New Roman" w:hAnsi="Times New Roman"/>
+          <w:sz w:val="18"/>
+          <w:szCs w:val="18"/>
+          <w:lang w:val="pt-PT"/>
+        </w:rPr>
+        <w:t xml:space="preserve"> </w:t>
+      </w:r>
+      <w:r>
+        <w:rPr>
+          <w:rFonts w:ascii="Times New Roman" w:hAnsi="Times New Roman"/>
           <w:i/>
           <w:sz w:val="18"/>
           <w:szCs w:val="18"/>
@@ -1456,7 +1492,18 @@
           <w:szCs w:val="18"/>
           <w:lang w:val="pt-PT"/>
         </w:rPr>
-        <w:t xml:space="preserve"> L00418806</w:t>
+        <w:t xml:space="preserve"> </w:t>
+      </w:r>
+      <w:r>
+        <w:rPr>
+          <w:rFonts w:ascii="Times New Roman" w:hAnsi="Times New Roman"/>
+          <w:i/>
+          <w:iCs/>
+          <w:sz w:val="18"/>
+          <w:szCs w:val="18"/>
+          <w:lang w:val="pt-PT"/>
+        </w:rPr>
+        <w:t>L00418806</w:t>
       </w:r>
     </w:p>
     <w:p>
@@ -1495,6 +1542,8 @@
       <w:r>
         <w:rPr>
           <w:rFonts w:ascii="Times New Roman" w:hAnsi="Times New Roman"/>
+          <w:i/>
+          <w:iCs/>
           <w:sz w:val="18"/>
           <w:szCs w:val="18"/>
           <w:lang w:val="pt-PT"/>
@@ -1596,6 +1645,8 @@
       <w:r>
         <w:rPr>
           <w:rFonts w:ascii="Times New Roman" w:hAnsi="Times New Roman"/>
+          <w:i/>
+          <w:iCs/>
           <w:sz w:val="18"/>
           <w:szCs w:val="18"/>
           <w:lang w:val="es-EC"/>
@@ -1609,7 +1660,7 @@
           <w:szCs w:val="18"/>
           <w:lang w:val="es-EC"/>
         </w:rPr>
-        <w:t xml:space="preserve">           </w:t>
+        <w:t xml:space="preserve">       </w:t>
       </w:r>
       <w:r>
         <w:rPr>
@@ -1762,6 +1813,8 @@
       <w:r>
         <w:rPr>
           <w:rFonts w:ascii="Times New Roman" w:hAnsi="Times New Roman"/>
+          <w:i/>
+          <w:iCs/>
           <w:sz w:val="18"/>
           <w:szCs w:val="18"/>
           <w:lang w:val="es-EC"/>
@@ -1771,20 +1824,13 @@
       <w:r>
         <w:rPr>
           <w:rFonts w:ascii="Times New Roman" w:hAnsi="Times New Roman"/>
-          <w:sz w:val="18"/>
-          <w:szCs w:val="18"/>
-          <w:lang w:val="es-EC"/>
-        </w:rPr>
-        <w:t xml:space="preserve"> </w:t>
-      </w:r>
-      <w:r>
-        <w:rPr>
-          <w:rFonts w:ascii="Times New Roman" w:hAnsi="Times New Roman"/>
-          <w:sz w:val="18"/>
-          <w:szCs w:val="18"/>
-          <w:lang w:val="es-EC"/>
-        </w:rPr>
-        <w:t>Robalino</w:t>
+          <w:i/>
+          <w:iCs/>
+          <w:sz w:val="18"/>
+          <w:szCs w:val="18"/>
+          <w:lang w:val="es-EC"/>
+        </w:rPr>
+        <w:t xml:space="preserve"> Robalino</w:t>
       </w:r>
     </w:p>
     <w:p>
@@ -1822,6 +1868,8 @@
       <w:r>
         <w:rPr>
           <w:rFonts w:ascii="Times New Roman" w:hAnsi="Times New Roman"/>
+          <w:i/>
+          <w:iCs/>
           <w:sz w:val="18"/>
           <w:szCs w:val="18"/>
           <w:lang w:val="pt-PT"/>
@@ -1854,7 +1902,18 @@
           <w:szCs w:val="18"/>
           <w:lang w:val="pt-PT"/>
         </w:rPr>
-        <w:t xml:space="preserve"> L00007077</w:t>
+        <w:t xml:space="preserve"> </w:t>
+      </w:r>
+      <w:r>
+        <w:rPr>
+          <w:rFonts w:ascii="Times New Roman" w:hAnsi="Times New Roman"/>
+          <w:i/>
+          <w:iCs/>
+          <w:sz w:val="18"/>
+          <w:szCs w:val="18"/>
+          <w:lang w:val="pt-PT"/>
+        </w:rPr>
+        <w:t>L00007077</w:t>
       </w:r>
     </w:p>
     <w:p>
@@ -1893,6 +1952,8 @@
       <w:r>
         <w:rPr>
           <w:rFonts w:ascii="Times New Roman" w:hAnsi="Times New Roman"/>
+          <w:i/>
+          <w:iCs/>
           <w:sz w:val="18"/>
           <w:szCs w:val="18"/>
           <w:lang w:val="pt-PT"/>
@@ -1930,7 +1991,7 @@
       <w:r>
         <w:rPr>
           <w:rFonts w:ascii="Times New Roman" w:hAnsi="Times New Roman"/>
-          <w:iCs/>
+          <w:i/>
           <w:sz w:val="18"/>
           <w:szCs w:val="18"/>
           <w:lang w:val="pt-PT"/>
@@ -6994,6 +7055,21 @@
     <w:p>
       <w:pPr>
         <w:pStyle w:val="Textoindependiente"/>
+        <w:spacing w:line="360" w:lineRule="auto"/>
+        <w:ind w:left="360"/>
+        <w:jc w:val="left"/>
+        <w:rPr>
+          <w:rFonts w:ascii="Times New Roman" w:hAnsi="Times New Roman"/>
+          <w:b/>
+          <w:sz w:val="20"/>
+          <w:szCs w:val="20"/>
+          <w:lang w:val="es-EC"/>
+        </w:rPr>
+      </w:pPr>
+    </w:p>
+    <w:p>
+      <w:pPr>
+        <w:pStyle w:val="Textoindependiente"/>
         <w:numPr>
           <w:ilvl w:val="0"/>
           <w:numId w:val="1"/>
@@ -7017,6 +7093,7 @@
           <w:u w:val="single"/>
           <w:lang w:val="es-EC"/>
         </w:rPr>
+        <w:lastRenderedPageBreak/>
         <w:t>INDICADORES DE RESULTADOS ESPERADOS</w:t>
       </w:r>
       <w:r>
@@ -7084,34 +7161,6 @@
         </w:rPr>
         <w:t xml:space="preserve"> Seleccione la opción que considere correcta:</w:t>
       </w:r>
-    </w:p>
-    <w:p>
-      <w:pPr>
-        <w:pStyle w:val="Textoindependiente"/>
-        <w:spacing w:line="360" w:lineRule="auto"/>
-        <w:jc w:val="left"/>
-        <w:rPr>
-          <w:rFonts w:ascii="Times New Roman" w:hAnsi="Times New Roman"/>
-          <w:b/>
-          <w:sz w:val="20"/>
-          <w:szCs w:val="20"/>
-          <w:lang w:val="es-EC"/>
-        </w:rPr>
-      </w:pPr>
-    </w:p>
-    <w:p>
-      <w:pPr>
-        <w:pStyle w:val="Textoindependiente"/>
-        <w:spacing w:line="360" w:lineRule="auto"/>
-        <w:jc w:val="left"/>
-        <w:rPr>
-          <w:rFonts w:ascii="Times New Roman" w:hAnsi="Times New Roman"/>
-          <w:b/>
-          <w:sz w:val="20"/>
-          <w:szCs w:val="20"/>
-          <w:lang w:val="es-EC"/>
-        </w:rPr>
-      </w:pPr>
     </w:p>
     <w:tbl>
       <w:tblPr>
@@ -7149,8 +7198,8 @@
               <w:rPr>
                 <w:rFonts w:ascii="Times New Roman" w:hAnsi="Times New Roman"/>
                 <w:b/>
-                <w:sz w:val="20"/>
-                <w:szCs w:val="20"/>
+                <w:sz w:val="18"/>
+                <w:szCs w:val="18"/>
                 <w:lang w:val="es-EC"/>
               </w:rPr>
             </w:pPr>
@@ -7158,8 +7207,8 @@
               <w:rPr>
                 <w:rFonts w:ascii="Times New Roman" w:hAnsi="Times New Roman"/>
                 <w:b/>
-                <w:sz w:val="20"/>
-                <w:szCs w:val="20"/>
+                <w:sz w:val="18"/>
+                <w:szCs w:val="18"/>
                 <w:lang w:val="es-EC"/>
               </w:rPr>
               <w:t>RESULTADO</w:t>
@@ -7168,8 +7217,8 @@
               <w:rPr>
                 <w:rFonts w:ascii="Times New Roman" w:hAnsi="Times New Roman"/>
                 <w:b/>
-                <w:sz w:val="20"/>
-                <w:szCs w:val="20"/>
+                <w:sz w:val="18"/>
+                <w:szCs w:val="18"/>
                 <w:lang w:val="es-EC"/>
               </w:rPr>
               <w:t>S</w:t>
@@ -7178,8 +7227,8 @@
               <w:rPr>
                 <w:rFonts w:ascii="Times New Roman" w:hAnsi="Times New Roman"/>
                 <w:b/>
-                <w:sz w:val="20"/>
-                <w:szCs w:val="20"/>
+                <w:sz w:val="18"/>
+                <w:szCs w:val="18"/>
                 <w:lang w:val="es-EC"/>
               </w:rPr>
               <w:t xml:space="preserve"> DEL APRENDIZAJE</w:t>
@@ -7198,8 +7247,8 @@
               <w:rPr>
                 <w:rFonts w:ascii="Times New Roman" w:hAnsi="Times New Roman"/>
                 <w:b/>
-                <w:sz w:val="20"/>
-                <w:szCs w:val="20"/>
+                <w:sz w:val="18"/>
+                <w:szCs w:val="18"/>
                 <w:lang w:val="es-EC"/>
               </w:rPr>
             </w:pPr>
@@ -7207,8 +7256,8 @@
               <w:rPr>
                 <w:rFonts w:ascii="Times New Roman" w:hAnsi="Times New Roman"/>
                 <w:b/>
-                <w:sz w:val="20"/>
-                <w:szCs w:val="20"/>
+                <w:sz w:val="18"/>
+                <w:szCs w:val="18"/>
                 <w:lang w:val="es-EC"/>
               </w:rPr>
               <w:t>ALTO</w:t>
@@ -7227,8 +7276,8 @@
               <w:rPr>
                 <w:rFonts w:ascii="Times New Roman" w:hAnsi="Times New Roman"/>
                 <w:b/>
-                <w:sz w:val="20"/>
-                <w:szCs w:val="20"/>
+                <w:sz w:val="18"/>
+                <w:szCs w:val="18"/>
                 <w:lang w:val="es-EC"/>
               </w:rPr>
             </w:pPr>
@@ -7236,8 +7285,8 @@
               <w:rPr>
                 <w:rFonts w:ascii="Times New Roman" w:hAnsi="Times New Roman"/>
                 <w:b/>
-                <w:sz w:val="20"/>
-                <w:szCs w:val="20"/>
+                <w:sz w:val="18"/>
+                <w:szCs w:val="18"/>
                 <w:lang w:val="es-EC"/>
               </w:rPr>
               <w:t>MEDIO</w:t>
@@ -7256,8 +7305,8 @@
               <w:rPr>
                 <w:rFonts w:ascii="Times New Roman" w:hAnsi="Times New Roman"/>
                 <w:b/>
-                <w:sz w:val="20"/>
-                <w:szCs w:val="20"/>
+                <w:sz w:val="18"/>
+                <w:szCs w:val="18"/>
                 <w:lang w:val="es-EC"/>
               </w:rPr>
             </w:pPr>
@@ -7265,8 +7314,8 @@
               <w:rPr>
                 <w:rFonts w:ascii="Times New Roman" w:hAnsi="Times New Roman"/>
                 <w:b/>
-                <w:sz w:val="20"/>
-                <w:szCs w:val="20"/>
+                <w:sz w:val="18"/>
+                <w:szCs w:val="18"/>
                 <w:lang w:val="es-EC"/>
               </w:rPr>
               <w:t>BAJO</w:t>
@@ -7287,15 +7336,16 @@
                 <w:b/>
                 <w:i/>
                 <w:color w:val="auto"/>
-                <w:sz w:val="20"/>
-                <w:szCs w:val="20"/>
-                <w:lang w:val="es-EC"/>
-              </w:rPr>
-            </w:pPr>
-            <w:r>
-              <w:rPr>
-                <w:rFonts w:ascii="Arial" w:hAnsi="Arial" w:cs="Arial"/>
+                <w:sz w:val="18"/>
+                <w:szCs w:val="18"/>
+                <w:lang w:val="es-EC"/>
+              </w:rPr>
+            </w:pPr>
+            <w:r>
+              <w:rPr>
                 <w:color w:val="222222"/>
+                <w:sz w:val="18"/>
+                <w:szCs w:val="18"/>
               </w:rPr>
               <w:t>Conoce y comprende la ingeniería de software</w:t>
             </w:r>
@@ -7313,8 +7363,8 @@
               <w:rPr>
                 <w:rFonts w:ascii="Times New Roman" w:hAnsi="Times New Roman"/>
                 <w:b/>
-                <w:sz w:val="20"/>
-                <w:szCs w:val="20"/>
+                <w:sz w:val="18"/>
+                <w:szCs w:val="18"/>
                 <w:lang w:val="es-EC"/>
               </w:rPr>
             </w:pPr>
@@ -7322,8 +7372,8 @@
               <w:rPr>
                 <w:rFonts w:ascii="Times New Roman" w:hAnsi="Times New Roman"/>
                 <w:b/>
-                <w:sz w:val="20"/>
-                <w:szCs w:val="20"/>
+                <w:sz w:val="18"/>
+                <w:szCs w:val="18"/>
                 <w:lang w:val="es-EC"/>
               </w:rPr>
               <w:t>X</w:t>
@@ -7342,8 +7392,8 @@
               <w:rPr>
                 <w:rFonts w:ascii="Times New Roman" w:hAnsi="Times New Roman"/>
                 <w:b/>
-                <w:sz w:val="20"/>
-                <w:szCs w:val="20"/>
+                <w:sz w:val="18"/>
+                <w:szCs w:val="18"/>
                 <w:lang w:val="es-EC"/>
               </w:rPr>
             </w:pPr>
@@ -7361,8 +7411,8 @@
               <w:rPr>
                 <w:rFonts w:ascii="Times New Roman" w:hAnsi="Times New Roman"/>
                 <w:b/>
-                <w:sz w:val="20"/>
-                <w:szCs w:val="20"/>
+                <w:sz w:val="18"/>
+                <w:szCs w:val="18"/>
                 <w:lang w:val="es-EC"/>
               </w:rPr>
             </w:pPr>
@@ -7380,15 +7430,16 @@
               <w:jc w:val="both"/>
               <w:rPr>
                 <w:color w:val="auto"/>
-                <w:sz w:val="20"/>
-                <w:szCs w:val="20"/>
-                <w:lang w:val="es-EC"/>
-              </w:rPr>
-            </w:pPr>
-            <w:r>
-              <w:rPr>
-                <w:rFonts w:ascii="Arial" w:hAnsi="Arial" w:cs="Arial"/>
+                <w:sz w:val="18"/>
+                <w:szCs w:val="18"/>
+                <w:lang w:val="es-EC"/>
+              </w:rPr>
+            </w:pPr>
+            <w:r>
+              <w:rPr>
                 <w:color w:val="222222"/>
+                <w:sz w:val="18"/>
+                <w:szCs w:val="18"/>
               </w:rPr>
               <w:t>Realiza Análisis de ingeniería</w:t>
             </w:r>
@@ -7406,8 +7457,8 @@
               <w:rPr>
                 <w:rFonts w:ascii="Times New Roman" w:hAnsi="Times New Roman"/>
                 <w:b/>
-                <w:sz w:val="20"/>
-                <w:szCs w:val="20"/>
+                <w:sz w:val="18"/>
+                <w:szCs w:val="18"/>
                 <w:lang w:val="es-EC"/>
               </w:rPr>
             </w:pPr>
@@ -7415,8 +7466,8 @@
               <w:rPr>
                 <w:rFonts w:ascii="Times New Roman" w:hAnsi="Times New Roman"/>
                 <w:b/>
-                <w:sz w:val="20"/>
-                <w:szCs w:val="20"/>
+                <w:sz w:val="18"/>
+                <w:szCs w:val="18"/>
                 <w:lang w:val="es-EC"/>
               </w:rPr>
               <w:t>X</w:t>
@@ -7435,8 +7486,8 @@
               <w:rPr>
                 <w:rFonts w:ascii="Times New Roman" w:hAnsi="Times New Roman"/>
                 <w:b/>
-                <w:sz w:val="20"/>
-                <w:szCs w:val="20"/>
+                <w:sz w:val="18"/>
+                <w:szCs w:val="18"/>
                 <w:lang w:val="es-EC"/>
               </w:rPr>
             </w:pPr>
@@ -7454,8 +7505,8 @@
               <w:rPr>
                 <w:rFonts w:ascii="Times New Roman" w:hAnsi="Times New Roman"/>
                 <w:b/>
-                <w:sz w:val="20"/>
-                <w:szCs w:val="20"/>
+                <w:sz w:val="18"/>
+                <w:szCs w:val="18"/>
                 <w:lang w:val="es-EC"/>
               </w:rPr>
             </w:pPr>
@@ -7473,15 +7524,16 @@
               <w:jc w:val="both"/>
               <w:rPr>
                 <w:color w:val="auto"/>
-                <w:sz w:val="20"/>
-                <w:szCs w:val="20"/>
-                <w:lang w:val="es-EC"/>
-              </w:rPr>
-            </w:pPr>
-            <w:r>
-              <w:rPr>
-                <w:rFonts w:ascii="Arial" w:hAnsi="Arial" w:cs="Arial"/>
+                <w:sz w:val="18"/>
+                <w:szCs w:val="18"/>
+                <w:lang w:val="es-EC"/>
+              </w:rPr>
+            </w:pPr>
+            <w:r>
+              <w:rPr>
                 <w:color w:val="222222"/>
+                <w:sz w:val="18"/>
+                <w:szCs w:val="18"/>
               </w:rPr>
               <w:t>Desarrolla o participa en Proyectos de Ingeniería de software</w:t>
             </w:r>
@@ -7499,8 +7551,8 @@
               <w:rPr>
                 <w:rFonts w:ascii="Times New Roman" w:hAnsi="Times New Roman"/>
                 <w:b/>
-                <w:sz w:val="20"/>
-                <w:szCs w:val="20"/>
+                <w:sz w:val="18"/>
+                <w:szCs w:val="18"/>
                 <w:lang w:val="es-EC"/>
               </w:rPr>
             </w:pPr>
@@ -7508,8 +7560,8 @@
               <w:rPr>
                 <w:rFonts w:ascii="Times New Roman" w:hAnsi="Times New Roman"/>
                 <w:b/>
-                <w:sz w:val="20"/>
-                <w:szCs w:val="20"/>
+                <w:sz w:val="18"/>
+                <w:szCs w:val="18"/>
                 <w:lang w:val="es-EC"/>
               </w:rPr>
               <w:t>X</w:t>
@@ -7528,8 +7580,8 @@
               <w:rPr>
                 <w:rFonts w:ascii="Times New Roman" w:hAnsi="Times New Roman"/>
                 <w:b/>
-                <w:sz w:val="20"/>
-                <w:szCs w:val="20"/>
+                <w:sz w:val="18"/>
+                <w:szCs w:val="18"/>
                 <w:lang w:val="es-EC"/>
               </w:rPr>
             </w:pPr>
@@ -7547,8 +7599,8 @@
               <w:rPr>
                 <w:rFonts w:ascii="Times New Roman" w:hAnsi="Times New Roman"/>
                 <w:b/>
-                <w:sz w:val="20"/>
-                <w:szCs w:val="20"/>
+                <w:sz w:val="18"/>
+                <w:szCs w:val="18"/>
                 <w:lang w:val="es-EC"/>
               </w:rPr>
             </w:pPr>
@@ -7566,15 +7618,16 @@
               <w:jc w:val="both"/>
               <w:rPr>
                 <w:color w:val="auto"/>
-                <w:sz w:val="20"/>
-                <w:szCs w:val="20"/>
-                <w:lang w:val="es-EC"/>
-              </w:rPr>
-            </w:pPr>
-            <w:r>
-              <w:rPr>
-                <w:rFonts w:ascii="Arial" w:hAnsi="Arial" w:cs="Arial"/>
+                <w:sz w:val="18"/>
+                <w:szCs w:val="18"/>
+                <w:lang w:val="es-EC"/>
+              </w:rPr>
+            </w:pPr>
+            <w:r>
+              <w:rPr>
                 <w:color w:val="222222"/>
+                <w:sz w:val="18"/>
+                <w:szCs w:val="18"/>
               </w:rPr>
               <w:t>Investiga e Innova</w:t>
             </w:r>
@@ -7592,8 +7645,8 @@
               <w:rPr>
                 <w:rFonts w:ascii="Times New Roman" w:hAnsi="Times New Roman"/>
                 <w:b/>
-                <w:sz w:val="20"/>
-                <w:szCs w:val="20"/>
+                <w:sz w:val="18"/>
+                <w:szCs w:val="18"/>
                 <w:lang w:val="es-EC"/>
               </w:rPr>
             </w:pPr>
@@ -7611,8 +7664,8 @@
               <w:rPr>
                 <w:rFonts w:ascii="Times New Roman" w:hAnsi="Times New Roman"/>
                 <w:b/>
-                <w:sz w:val="20"/>
-                <w:szCs w:val="20"/>
+                <w:sz w:val="18"/>
+                <w:szCs w:val="18"/>
                 <w:lang w:val="es-EC"/>
               </w:rPr>
             </w:pPr>
@@ -7620,8 +7673,8 @@
               <w:rPr>
                 <w:rFonts w:ascii="Times New Roman" w:hAnsi="Times New Roman"/>
                 <w:b/>
-                <w:sz w:val="20"/>
-                <w:szCs w:val="20"/>
+                <w:sz w:val="18"/>
+                <w:szCs w:val="18"/>
                 <w:lang w:val="es-EC"/>
               </w:rPr>
               <w:t>X</w:t>
@@ -7640,8 +7693,8 @@
               <w:rPr>
                 <w:rFonts w:ascii="Times New Roman" w:hAnsi="Times New Roman"/>
                 <w:b/>
-                <w:sz w:val="20"/>
-                <w:szCs w:val="20"/>
+                <w:sz w:val="18"/>
+                <w:szCs w:val="18"/>
                 <w:lang w:val="es-EC"/>
               </w:rPr>
             </w:pPr>
@@ -7659,15 +7712,16 @@
               <w:jc w:val="both"/>
               <w:rPr>
                 <w:color w:val="auto"/>
-                <w:sz w:val="20"/>
-                <w:szCs w:val="20"/>
-                <w:lang w:val="es-EC"/>
-              </w:rPr>
-            </w:pPr>
-            <w:r>
-              <w:rPr>
-                <w:rFonts w:ascii="Arial" w:hAnsi="Arial" w:cs="Arial"/>
+                <w:sz w:val="18"/>
+                <w:szCs w:val="18"/>
+                <w:lang w:val="es-EC"/>
+              </w:rPr>
+            </w:pPr>
+            <w:r>
+              <w:rPr>
                 <w:color w:val="222222"/>
+                <w:sz w:val="18"/>
+                <w:szCs w:val="18"/>
               </w:rPr>
               <w:t>Aplica la ingeniería de software de manera práctica</w:t>
             </w:r>
@@ -7685,8 +7739,8 @@
               <w:rPr>
                 <w:rFonts w:ascii="Times New Roman" w:hAnsi="Times New Roman"/>
                 <w:b/>
-                <w:sz w:val="20"/>
-                <w:szCs w:val="20"/>
+                <w:sz w:val="18"/>
+                <w:szCs w:val="18"/>
                 <w:lang w:val="es-EC"/>
               </w:rPr>
             </w:pPr>
@@ -7694,8 +7748,8 @@
               <w:rPr>
                 <w:rFonts w:ascii="Times New Roman" w:hAnsi="Times New Roman"/>
                 <w:b/>
-                <w:sz w:val="20"/>
-                <w:szCs w:val="20"/>
+                <w:sz w:val="18"/>
+                <w:szCs w:val="18"/>
                 <w:lang w:val="es-EC"/>
               </w:rPr>
               <w:t>X</w:t>
@@ -7714,8 +7768,8 @@
               <w:rPr>
                 <w:rFonts w:ascii="Times New Roman" w:hAnsi="Times New Roman"/>
                 <w:b/>
-                <w:sz w:val="20"/>
-                <w:szCs w:val="20"/>
+                <w:sz w:val="18"/>
+                <w:szCs w:val="18"/>
                 <w:lang w:val="es-EC"/>
               </w:rPr>
             </w:pPr>
@@ -7733,8 +7787,8 @@
               <w:rPr>
                 <w:rFonts w:ascii="Times New Roman" w:hAnsi="Times New Roman"/>
                 <w:b/>
-                <w:sz w:val="20"/>
-                <w:szCs w:val="20"/>
+                <w:sz w:val="18"/>
+                <w:szCs w:val="18"/>
                 <w:lang w:val="es-EC"/>
               </w:rPr>
             </w:pPr>
@@ -7752,15 +7806,16 @@
               <w:jc w:val="both"/>
               <w:rPr>
                 <w:color w:val="auto"/>
-                <w:sz w:val="20"/>
-                <w:szCs w:val="20"/>
-                <w:lang w:val="es-EC"/>
-              </w:rPr>
-            </w:pPr>
-            <w:r>
-              <w:rPr>
-                <w:rFonts w:ascii="Arial" w:hAnsi="Arial" w:cs="Arial"/>
+                <w:sz w:val="18"/>
+                <w:szCs w:val="18"/>
+                <w:lang w:val="es-EC"/>
+              </w:rPr>
+            </w:pPr>
+            <w:r>
+              <w:rPr>
                 <w:color w:val="222222"/>
+                <w:sz w:val="18"/>
+                <w:szCs w:val="18"/>
               </w:rPr>
               <w:t>Elabora juicios para toma de decisiones</w:t>
             </w:r>
@@ -7778,8 +7833,8 @@
               <w:rPr>
                 <w:rFonts w:ascii="Times New Roman" w:hAnsi="Times New Roman"/>
                 <w:b/>
-                <w:sz w:val="20"/>
-                <w:szCs w:val="20"/>
+                <w:sz w:val="18"/>
+                <w:szCs w:val="18"/>
                 <w:lang w:val="es-EC"/>
               </w:rPr>
             </w:pPr>
@@ -7787,8 +7842,8 @@
               <w:rPr>
                 <w:rFonts w:ascii="Times New Roman" w:hAnsi="Times New Roman"/>
                 <w:b/>
-                <w:sz w:val="20"/>
-                <w:szCs w:val="20"/>
+                <w:sz w:val="18"/>
+                <w:szCs w:val="18"/>
                 <w:lang w:val="es-EC"/>
               </w:rPr>
               <w:t>X</w:t>
@@ -7807,8 +7862,8 @@
               <w:rPr>
                 <w:rFonts w:ascii="Times New Roman" w:hAnsi="Times New Roman"/>
                 <w:b/>
-                <w:sz w:val="20"/>
-                <w:szCs w:val="20"/>
+                <w:sz w:val="18"/>
+                <w:szCs w:val="18"/>
                 <w:lang w:val="es-EC"/>
               </w:rPr>
             </w:pPr>
@@ -7826,8 +7881,8 @@
               <w:rPr>
                 <w:rFonts w:ascii="Times New Roman" w:hAnsi="Times New Roman"/>
                 <w:b/>
-                <w:sz w:val="20"/>
-                <w:szCs w:val="20"/>
+                <w:sz w:val="18"/>
+                <w:szCs w:val="18"/>
                 <w:lang w:val="es-EC"/>
               </w:rPr>
             </w:pPr>
@@ -7845,15 +7900,16 @@
               <w:jc w:val="both"/>
               <w:rPr>
                 <w:color w:val="auto"/>
-                <w:sz w:val="20"/>
-                <w:szCs w:val="20"/>
-                <w:lang w:val="es-EC"/>
-              </w:rPr>
-            </w:pPr>
-            <w:r>
-              <w:rPr>
-                <w:rFonts w:ascii="Arial" w:hAnsi="Arial" w:cs="Arial"/>
+                <w:sz w:val="18"/>
+                <w:szCs w:val="18"/>
+                <w:lang w:val="es-EC"/>
+              </w:rPr>
+            </w:pPr>
+            <w:r>
+              <w:rPr>
                 <w:color w:val="222222"/>
+                <w:sz w:val="18"/>
+                <w:szCs w:val="18"/>
               </w:rPr>
               <w:t>Trabaja en equipo</w:t>
             </w:r>
@@ -7871,8 +7927,8 @@
               <w:rPr>
                 <w:rFonts w:ascii="Times New Roman" w:hAnsi="Times New Roman"/>
                 <w:b/>
-                <w:sz w:val="20"/>
-                <w:szCs w:val="20"/>
+                <w:sz w:val="18"/>
+                <w:szCs w:val="18"/>
                 <w:lang w:val="es-EC"/>
               </w:rPr>
             </w:pPr>
@@ -7880,8 +7936,8 @@
               <w:rPr>
                 <w:rFonts w:ascii="Times New Roman" w:hAnsi="Times New Roman"/>
                 <w:b/>
-                <w:sz w:val="20"/>
-                <w:szCs w:val="20"/>
+                <w:sz w:val="18"/>
+                <w:szCs w:val="18"/>
                 <w:lang w:val="es-EC"/>
               </w:rPr>
               <w:t>X</w:t>
@@ -7900,8 +7956,8 @@
               <w:rPr>
                 <w:rFonts w:ascii="Times New Roman" w:hAnsi="Times New Roman"/>
                 <w:b/>
-                <w:sz w:val="20"/>
-                <w:szCs w:val="20"/>
+                <w:sz w:val="18"/>
+                <w:szCs w:val="18"/>
                 <w:lang w:val="es-EC"/>
               </w:rPr>
             </w:pPr>
@@ -7919,8 +7975,8 @@
               <w:rPr>
                 <w:rFonts w:ascii="Times New Roman" w:hAnsi="Times New Roman"/>
                 <w:b/>
-                <w:sz w:val="20"/>
-                <w:szCs w:val="20"/>
+                <w:sz w:val="18"/>
+                <w:szCs w:val="18"/>
                 <w:lang w:val="es-EC"/>
               </w:rPr>
             </w:pPr>
@@ -7938,15 +7994,16 @@
               <w:jc w:val="both"/>
               <w:rPr>
                 <w:color w:val="auto"/>
-                <w:sz w:val="20"/>
-                <w:szCs w:val="20"/>
-                <w:lang w:val="es-EC"/>
-              </w:rPr>
-            </w:pPr>
-            <w:r>
-              <w:rPr>
-                <w:rFonts w:ascii="Arial" w:hAnsi="Arial" w:cs="Arial"/>
+                <w:sz w:val="18"/>
+                <w:szCs w:val="18"/>
+                <w:lang w:val="es-EC"/>
+              </w:rPr>
+            </w:pPr>
+            <w:r>
+              <w:rPr>
                 <w:color w:val="222222"/>
+                <w:sz w:val="18"/>
+                <w:szCs w:val="18"/>
               </w:rPr>
               <w:t>Se Capacita continuamente</w:t>
             </w:r>
@@ -7964,8 +8021,8 @@
               <w:rPr>
                 <w:rFonts w:ascii="Times New Roman" w:hAnsi="Times New Roman"/>
                 <w:b/>
-                <w:sz w:val="20"/>
-                <w:szCs w:val="20"/>
+                <w:sz w:val="18"/>
+                <w:szCs w:val="18"/>
                 <w:lang w:val="es-EC"/>
               </w:rPr>
             </w:pPr>
@@ -7973,8 +8030,8 @@
               <w:rPr>
                 <w:rFonts w:ascii="Times New Roman" w:hAnsi="Times New Roman"/>
                 <w:b/>
-                <w:sz w:val="20"/>
-                <w:szCs w:val="20"/>
+                <w:sz w:val="18"/>
+                <w:szCs w:val="18"/>
                 <w:lang w:val="es-EC"/>
               </w:rPr>
               <w:t>X</w:t>
@@ -7993,8 +8050,8 @@
               <w:rPr>
                 <w:rFonts w:ascii="Times New Roman" w:hAnsi="Times New Roman"/>
                 <w:b/>
-                <w:sz w:val="20"/>
-                <w:szCs w:val="20"/>
+                <w:sz w:val="18"/>
+                <w:szCs w:val="18"/>
                 <w:lang w:val="es-EC"/>
               </w:rPr>
             </w:pPr>
@@ -8012,8 +8069,8 @@
               <w:rPr>
                 <w:rFonts w:ascii="Times New Roman" w:hAnsi="Times New Roman"/>
                 <w:b/>
-                <w:sz w:val="20"/>
-                <w:szCs w:val="20"/>
+                <w:sz w:val="18"/>
+                <w:szCs w:val="18"/>
                 <w:lang w:val="es-EC"/>
               </w:rPr>
             </w:pPr>
